--- a/downloads/nayton-dokumentointipohjat.docx
+++ b/downloads/nayton-dokumentointipohjat.docx
@@ -10,11 +10,11 @@
         <w:rPr>
           <w:b/>
           <w:bCs/>
-          <w:color w:val="1B5E20"/>
+          <w:color w:val="1b5e20"/>
           <w:sz w:val="48"/>
           <w:szCs w:val="48"/>
         </w:rPr>
-        <w:t xml:space="preserve">Näytön dokumentointipohjat</w:t>
+        <w:t xml:space="preserve">Projektin dokumentointipohjat</w:t>
       </w:r>
     </w:p>
     <w:p>
@@ -39,7 +39,7 @@
         <w:rPr>
           <w:b/>
           <w:bCs/>
-          <w:color w:val="1B5E20"/>
+          <w:color w:val="1b5e20"/>
         </w:rPr>
         <w:t xml:space="preserve">1 · Aloituskeskustelun muistiinpanot (vko 34)</w:t>
       </w:r>
@@ -69,9 +69,9 @@
         </w:tblBorders>
       </w:tblPr>
       <w:tblGrid>
-        <w:gridCol w:w="600"/>
-        <w:gridCol w:w="4300"/>
-        <w:gridCol w:w="4738"/>
+        <w:gridCol w:w="578"/>
+        <w:gridCol w:w="4337"/>
+        <w:gridCol w:w="4723"/>
       </w:tblGrid>
       <w:tr>
         <w:trPr>
@@ -79,8 +79,8 @@
         </w:trPr>
         <w:tc>
           <w:tcPr>
-            <w:tcW w:type="dxa" w:w="600"/>
-            <w:shd w:fill="E8F5E9" w:val="clear"/>
+            <w:tcW w:type="dxa" w:w="578"/>
+            <w:shd w:fill="e8f5e9" w:val="clear"/>
             <w:tcMar>
               <w:top w:type="dxa" w:w="60"/>
               <w:left w:type="dxa" w:w="100"/>
@@ -105,8 +105,8 @@
         </w:tc>
         <w:tc>
           <w:tcPr>
-            <w:tcW w:type="dxa" w:w="4300"/>
-            <w:shd w:fill="E8F5E9" w:val="clear"/>
+            <w:tcW w:type="dxa" w:w="4337"/>
+            <w:shd w:fill="e8f5e9" w:val="clear"/>
             <w:tcMar>
               <w:top w:type="dxa" w:w="60"/>
               <w:left w:type="dxa" w:w="100"/>
@@ -131,8 +131,8 @@
         </w:tc>
         <w:tc>
           <w:tcPr>
-            <w:tcW w:type="dxa" w:w="4738"/>
-            <w:shd w:fill="E8F5E9" w:val="clear"/>
+            <w:tcW w:type="dxa" w:w="4723"/>
+            <w:shd w:fill="e8f5e9" w:val="clear"/>
             <w:tcMar>
               <w:top w:type="dxa" w:w="60"/>
               <w:left w:type="dxa" w:w="100"/>
@@ -159,7 +159,7 @@
       <w:tr>
         <w:tc>
           <w:tcPr>
-            <w:tcW w:type="dxa" w:w="600"/>
+            <w:tcW w:type="dxa" w:w="578"/>
             <w:tcMar>
               <w:top w:type="dxa" w:w="60"/>
               <w:left w:type="dxa" w:w="100"/>
@@ -182,30 +182,30 @@
         </w:tc>
         <w:tc>
           <w:tcPr>
-            <w:tcW w:type="dxa" w:w="4300"/>
-            <w:tcMar>
-              <w:top w:type="dxa" w:w="60"/>
-              <w:left w:type="dxa" w:w="100"/>
-              <w:bottom w:type="dxa" w:w="60"/>
-              <w:right w:type="dxa" w:w="100"/>
-            </w:tcMar>
-          </w:tcPr>
-          <w:p>
-            <w:pPr>
-              <w:spacing w:after="0"/>
-            </w:pPr>
-            <w:r>
-              <w:rPr>
-                <w:sz w:val="19"/>
-                <w:szCs w:val="19"/>
-              </w:rPr>
-              <w:t xml:space="preserve"/>
-            </w:r>
-          </w:p>
-        </w:tc>
-        <w:tc>
-          <w:tcPr>
-            <w:tcW w:type="dxa" w:w="4738"/>
+            <w:tcW w:type="dxa" w:w="4337"/>
+            <w:tcMar>
+              <w:top w:type="dxa" w:w="60"/>
+              <w:left w:type="dxa" w:w="100"/>
+              <w:bottom w:type="dxa" w:w="60"/>
+              <w:right w:type="dxa" w:w="100"/>
+            </w:tcMar>
+          </w:tcPr>
+          <w:p>
+            <w:pPr>
+              <w:spacing w:after="0"/>
+            </w:pPr>
+            <w:r>
+              <w:rPr>
+                <w:sz w:val="19"/>
+                <w:szCs w:val="19"/>
+              </w:rPr>
+              <w:t xml:space="preserve"/>
+            </w:r>
+          </w:p>
+        </w:tc>
+        <w:tc>
+          <w:tcPr>
+            <w:tcW w:type="dxa" w:w="4723"/>
             <w:tcMar>
               <w:top w:type="dxa" w:w="60"/>
               <w:left w:type="dxa" w:w="100"/>
@@ -230,7 +230,7 @@
       <w:tr>
         <w:tc>
           <w:tcPr>
-            <w:tcW w:type="dxa" w:w="600"/>
+            <w:tcW w:type="dxa" w:w="578"/>
             <w:tcMar>
               <w:top w:type="dxa" w:w="60"/>
               <w:left w:type="dxa" w:w="100"/>
@@ -253,30 +253,30 @@
         </w:tc>
         <w:tc>
           <w:tcPr>
-            <w:tcW w:type="dxa" w:w="4300"/>
-            <w:tcMar>
-              <w:top w:type="dxa" w:w="60"/>
-              <w:left w:type="dxa" w:w="100"/>
-              <w:bottom w:type="dxa" w:w="60"/>
-              <w:right w:type="dxa" w:w="100"/>
-            </w:tcMar>
-          </w:tcPr>
-          <w:p>
-            <w:pPr>
-              <w:spacing w:after="0"/>
-            </w:pPr>
-            <w:r>
-              <w:rPr>
-                <w:sz w:val="19"/>
-                <w:szCs w:val="19"/>
-              </w:rPr>
-              <w:t xml:space="preserve"/>
-            </w:r>
-          </w:p>
-        </w:tc>
-        <w:tc>
-          <w:tcPr>
-            <w:tcW w:type="dxa" w:w="4738"/>
+            <w:tcW w:type="dxa" w:w="4337"/>
+            <w:tcMar>
+              <w:top w:type="dxa" w:w="60"/>
+              <w:left w:type="dxa" w:w="100"/>
+              <w:bottom w:type="dxa" w:w="60"/>
+              <w:right w:type="dxa" w:w="100"/>
+            </w:tcMar>
+          </w:tcPr>
+          <w:p>
+            <w:pPr>
+              <w:spacing w:after="0"/>
+            </w:pPr>
+            <w:r>
+              <w:rPr>
+                <w:sz w:val="19"/>
+                <w:szCs w:val="19"/>
+              </w:rPr>
+              <w:t xml:space="preserve"/>
+            </w:r>
+          </w:p>
+        </w:tc>
+        <w:tc>
+          <w:tcPr>
+            <w:tcW w:type="dxa" w:w="4723"/>
             <w:tcMar>
               <w:top w:type="dxa" w:w="60"/>
               <w:left w:type="dxa" w:w="100"/>
@@ -301,7 +301,7 @@
       <w:tr>
         <w:tc>
           <w:tcPr>
-            <w:tcW w:type="dxa" w:w="600"/>
+            <w:tcW w:type="dxa" w:w="578"/>
             <w:tcMar>
               <w:top w:type="dxa" w:w="60"/>
               <w:left w:type="dxa" w:w="100"/>
@@ -324,30 +324,30 @@
         </w:tc>
         <w:tc>
           <w:tcPr>
-            <w:tcW w:type="dxa" w:w="4300"/>
-            <w:tcMar>
-              <w:top w:type="dxa" w:w="60"/>
-              <w:left w:type="dxa" w:w="100"/>
-              <w:bottom w:type="dxa" w:w="60"/>
-              <w:right w:type="dxa" w:w="100"/>
-            </w:tcMar>
-          </w:tcPr>
-          <w:p>
-            <w:pPr>
-              <w:spacing w:after="0"/>
-            </w:pPr>
-            <w:r>
-              <w:rPr>
-                <w:sz w:val="19"/>
-                <w:szCs w:val="19"/>
-              </w:rPr>
-              <w:t xml:space="preserve"/>
-            </w:r>
-          </w:p>
-        </w:tc>
-        <w:tc>
-          <w:tcPr>
-            <w:tcW w:type="dxa" w:w="4738"/>
+            <w:tcW w:type="dxa" w:w="4337"/>
+            <w:tcMar>
+              <w:top w:type="dxa" w:w="60"/>
+              <w:left w:type="dxa" w:w="100"/>
+              <w:bottom w:type="dxa" w:w="60"/>
+              <w:right w:type="dxa" w:w="100"/>
+            </w:tcMar>
+          </w:tcPr>
+          <w:p>
+            <w:pPr>
+              <w:spacing w:after="0"/>
+            </w:pPr>
+            <w:r>
+              <w:rPr>
+                <w:sz w:val="19"/>
+                <w:szCs w:val="19"/>
+              </w:rPr>
+              <w:t xml:space="preserve"/>
+            </w:r>
+          </w:p>
+        </w:tc>
+        <w:tc>
+          <w:tcPr>
+            <w:tcW w:type="dxa" w:w="4723"/>
             <w:tcMar>
               <w:top w:type="dxa" w:w="60"/>
               <w:left w:type="dxa" w:w="100"/>
@@ -372,7 +372,7 @@
       <w:tr>
         <w:tc>
           <w:tcPr>
-            <w:tcW w:type="dxa" w:w="600"/>
+            <w:tcW w:type="dxa" w:w="578"/>
             <w:tcMar>
               <w:top w:type="dxa" w:w="60"/>
               <w:left w:type="dxa" w:w="100"/>
@@ -395,30 +395,30 @@
         </w:tc>
         <w:tc>
           <w:tcPr>
-            <w:tcW w:type="dxa" w:w="4300"/>
-            <w:tcMar>
-              <w:top w:type="dxa" w:w="60"/>
-              <w:left w:type="dxa" w:w="100"/>
-              <w:bottom w:type="dxa" w:w="60"/>
-              <w:right w:type="dxa" w:w="100"/>
-            </w:tcMar>
-          </w:tcPr>
-          <w:p>
-            <w:pPr>
-              <w:spacing w:after="0"/>
-            </w:pPr>
-            <w:r>
-              <w:rPr>
-                <w:sz w:val="19"/>
-                <w:szCs w:val="19"/>
-              </w:rPr>
-              <w:t xml:space="preserve"/>
-            </w:r>
-          </w:p>
-        </w:tc>
-        <w:tc>
-          <w:tcPr>
-            <w:tcW w:type="dxa" w:w="4738"/>
+            <w:tcW w:type="dxa" w:w="4337"/>
+            <w:tcMar>
+              <w:top w:type="dxa" w:w="60"/>
+              <w:left w:type="dxa" w:w="100"/>
+              <w:bottom w:type="dxa" w:w="60"/>
+              <w:right w:type="dxa" w:w="100"/>
+            </w:tcMar>
+          </w:tcPr>
+          <w:p>
+            <w:pPr>
+              <w:spacing w:after="0"/>
+            </w:pPr>
+            <w:r>
+              <w:rPr>
+                <w:sz w:val="19"/>
+                <w:szCs w:val="19"/>
+              </w:rPr>
+              <w:t xml:space="preserve"/>
+            </w:r>
+          </w:p>
+        </w:tc>
+        <w:tc>
+          <w:tcPr>
+            <w:tcW w:type="dxa" w:w="4723"/>
             <w:tcMar>
               <w:top w:type="dxa" w:w="60"/>
               <w:left w:type="dxa" w:w="100"/>
@@ -443,7 +443,7 @@
       <w:tr>
         <w:tc>
           <w:tcPr>
-            <w:tcW w:type="dxa" w:w="600"/>
+            <w:tcW w:type="dxa" w:w="578"/>
             <w:tcMar>
               <w:top w:type="dxa" w:w="60"/>
               <w:left w:type="dxa" w:w="100"/>
@@ -466,30 +466,30 @@
         </w:tc>
         <w:tc>
           <w:tcPr>
-            <w:tcW w:type="dxa" w:w="4300"/>
-            <w:tcMar>
-              <w:top w:type="dxa" w:w="60"/>
-              <w:left w:type="dxa" w:w="100"/>
-              <w:bottom w:type="dxa" w:w="60"/>
-              <w:right w:type="dxa" w:w="100"/>
-            </w:tcMar>
-          </w:tcPr>
-          <w:p>
-            <w:pPr>
-              <w:spacing w:after="0"/>
-            </w:pPr>
-            <w:r>
-              <w:rPr>
-                <w:sz w:val="19"/>
-                <w:szCs w:val="19"/>
-              </w:rPr>
-              <w:t xml:space="preserve"/>
-            </w:r>
-          </w:p>
-        </w:tc>
-        <w:tc>
-          <w:tcPr>
-            <w:tcW w:type="dxa" w:w="4738"/>
+            <w:tcW w:type="dxa" w:w="4337"/>
+            <w:tcMar>
+              <w:top w:type="dxa" w:w="60"/>
+              <w:left w:type="dxa" w:w="100"/>
+              <w:bottom w:type="dxa" w:w="60"/>
+              <w:right w:type="dxa" w:w="100"/>
+            </w:tcMar>
+          </w:tcPr>
+          <w:p>
+            <w:pPr>
+              <w:spacing w:after="0"/>
+            </w:pPr>
+            <w:r>
+              <w:rPr>
+                <w:sz w:val="19"/>
+                <w:szCs w:val="19"/>
+              </w:rPr>
+              <w:t xml:space="preserve"/>
+            </w:r>
+          </w:p>
+        </w:tc>
+        <w:tc>
+          <w:tcPr>
+            <w:tcW w:type="dxa" w:w="4723"/>
             <w:tcMar>
               <w:top w:type="dxa" w:w="60"/>
               <w:left w:type="dxa" w:w="100"/>
@@ -514,7 +514,7 @@
       <w:tr>
         <w:tc>
           <w:tcPr>
-            <w:tcW w:type="dxa" w:w="600"/>
+            <w:tcW w:type="dxa" w:w="578"/>
             <w:tcMar>
               <w:top w:type="dxa" w:w="60"/>
               <w:left w:type="dxa" w:w="100"/>
@@ -537,30 +537,30 @@
         </w:tc>
         <w:tc>
           <w:tcPr>
-            <w:tcW w:type="dxa" w:w="4300"/>
-            <w:tcMar>
-              <w:top w:type="dxa" w:w="60"/>
-              <w:left w:type="dxa" w:w="100"/>
-              <w:bottom w:type="dxa" w:w="60"/>
-              <w:right w:type="dxa" w:w="100"/>
-            </w:tcMar>
-          </w:tcPr>
-          <w:p>
-            <w:pPr>
-              <w:spacing w:after="0"/>
-            </w:pPr>
-            <w:r>
-              <w:rPr>
-                <w:sz w:val="19"/>
-                <w:szCs w:val="19"/>
-              </w:rPr>
-              <w:t xml:space="preserve"/>
-            </w:r>
-          </w:p>
-        </w:tc>
-        <w:tc>
-          <w:tcPr>
-            <w:tcW w:type="dxa" w:w="4738"/>
+            <w:tcW w:type="dxa" w:w="4337"/>
+            <w:tcMar>
+              <w:top w:type="dxa" w:w="60"/>
+              <w:left w:type="dxa" w:w="100"/>
+              <w:bottom w:type="dxa" w:w="60"/>
+              <w:right w:type="dxa" w:w="100"/>
+            </w:tcMar>
+          </w:tcPr>
+          <w:p>
+            <w:pPr>
+              <w:spacing w:after="0"/>
+            </w:pPr>
+            <w:r>
+              <w:rPr>
+                <w:sz w:val="19"/>
+                <w:szCs w:val="19"/>
+              </w:rPr>
+              <w:t xml:space="preserve"/>
+            </w:r>
+          </w:p>
+        </w:tc>
+        <w:tc>
+          <w:tcPr>
+            <w:tcW w:type="dxa" w:w="4723"/>
             <w:tcMar>
               <w:top w:type="dxa" w:w="60"/>
               <w:left w:type="dxa" w:w="100"/>
@@ -585,7 +585,7 @@
       <w:tr>
         <w:tc>
           <w:tcPr>
-            <w:tcW w:type="dxa" w:w="600"/>
+            <w:tcW w:type="dxa" w:w="578"/>
             <w:tcMar>
               <w:top w:type="dxa" w:w="60"/>
               <w:left w:type="dxa" w:w="100"/>
@@ -608,30 +608,30 @@
         </w:tc>
         <w:tc>
           <w:tcPr>
-            <w:tcW w:type="dxa" w:w="4300"/>
-            <w:tcMar>
-              <w:top w:type="dxa" w:w="60"/>
-              <w:left w:type="dxa" w:w="100"/>
-              <w:bottom w:type="dxa" w:w="60"/>
-              <w:right w:type="dxa" w:w="100"/>
-            </w:tcMar>
-          </w:tcPr>
-          <w:p>
-            <w:pPr>
-              <w:spacing w:after="0"/>
-            </w:pPr>
-            <w:r>
-              <w:rPr>
-                <w:sz w:val="19"/>
-                <w:szCs w:val="19"/>
-              </w:rPr>
-              <w:t xml:space="preserve"/>
-            </w:r>
-          </w:p>
-        </w:tc>
-        <w:tc>
-          <w:tcPr>
-            <w:tcW w:type="dxa" w:w="4738"/>
+            <w:tcW w:type="dxa" w:w="4337"/>
+            <w:tcMar>
+              <w:top w:type="dxa" w:w="60"/>
+              <w:left w:type="dxa" w:w="100"/>
+              <w:bottom w:type="dxa" w:w="60"/>
+              <w:right w:type="dxa" w:w="100"/>
+            </w:tcMar>
+          </w:tcPr>
+          <w:p>
+            <w:pPr>
+              <w:spacing w:after="0"/>
+            </w:pPr>
+            <w:r>
+              <w:rPr>
+                <w:sz w:val="19"/>
+                <w:szCs w:val="19"/>
+              </w:rPr>
+              <w:t xml:space="preserve"/>
+            </w:r>
+          </w:p>
+        </w:tc>
+        <w:tc>
+          <w:tcPr>
+            <w:tcW w:type="dxa" w:w="4723"/>
             <w:tcMar>
               <w:top w:type="dxa" w:w="60"/>
               <w:left w:type="dxa" w:w="100"/>
@@ -656,7 +656,7 @@
       <w:tr>
         <w:tc>
           <w:tcPr>
-            <w:tcW w:type="dxa" w:w="600"/>
+            <w:tcW w:type="dxa" w:w="578"/>
             <w:tcMar>
               <w:top w:type="dxa" w:w="60"/>
               <w:left w:type="dxa" w:w="100"/>
@@ -679,30 +679,30 @@
         </w:tc>
         <w:tc>
           <w:tcPr>
-            <w:tcW w:type="dxa" w:w="4300"/>
-            <w:tcMar>
-              <w:top w:type="dxa" w:w="60"/>
-              <w:left w:type="dxa" w:w="100"/>
-              <w:bottom w:type="dxa" w:w="60"/>
-              <w:right w:type="dxa" w:w="100"/>
-            </w:tcMar>
-          </w:tcPr>
-          <w:p>
-            <w:pPr>
-              <w:spacing w:after="0"/>
-            </w:pPr>
-            <w:r>
-              <w:rPr>
-                <w:sz w:val="19"/>
-                <w:szCs w:val="19"/>
-              </w:rPr>
-              <w:t xml:space="preserve"/>
-            </w:r>
-          </w:p>
-        </w:tc>
-        <w:tc>
-          <w:tcPr>
-            <w:tcW w:type="dxa" w:w="4738"/>
+            <w:tcW w:type="dxa" w:w="4337"/>
+            <w:tcMar>
+              <w:top w:type="dxa" w:w="60"/>
+              <w:left w:type="dxa" w:w="100"/>
+              <w:bottom w:type="dxa" w:w="60"/>
+              <w:right w:type="dxa" w:w="100"/>
+            </w:tcMar>
+          </w:tcPr>
+          <w:p>
+            <w:pPr>
+              <w:spacing w:after="0"/>
+            </w:pPr>
+            <w:r>
+              <w:rPr>
+                <w:sz w:val="19"/>
+                <w:szCs w:val="19"/>
+              </w:rPr>
+              <w:t xml:space="preserve"/>
+            </w:r>
+          </w:p>
+        </w:tc>
+        <w:tc>
+          <w:tcPr>
+            <w:tcW w:type="dxa" w:w="4723"/>
             <w:tcMar>
               <w:top w:type="dxa" w:w="60"/>
               <w:left w:type="dxa" w:w="100"/>
@@ -739,7 +739,7 @@
         <w:rPr>
           <w:b/>
           <w:bCs/>
-          <w:color w:val="1B5E20"/>
+          <w:color w:val="1b5e20"/>
         </w:rPr>
         <w:t xml:space="preserve">2 · Vaihtoehtojen vertailumuistio (vko 39)</w:t>
       </w:r>
@@ -836,7 +836,7 @@
           <w:sz w:val="21"/>
           <w:szCs w:val="21"/>
         </w:rPr>
-        <w:t xml:space="preserve">Näkyvyys pelissä: A / B:</w:t>
+        <w:t xml:space="preserve">Vaikutus lopputulokseen: A / B:</w:t>
       </w:r>
     </w:p>
     <w:p>
@@ -947,7 +947,7 @@
         <w:rPr>
           <w:b/>
           <w:bCs/>
-          <w:color w:val="1B5E20"/>
+          <w:color w:val="1b5e20"/>
         </w:rPr>
         <w:t xml:space="preserve">3 · Katselmointiloki (vkot 41 ja 47)</w:t>
       </w:r>
@@ -965,14 +965,14 @@
         </w:tblBorders>
       </w:tblPr>
       <w:tblGrid>
-        <w:gridCol w:w="3400"/>
-        <w:gridCol w:w="6238"/>
+        <w:gridCol w:w="3373"/>
+        <w:gridCol w:w="6265"/>
       </w:tblGrid>
       <w:tr>
         <w:tc>
           <w:tcPr>
-            <w:tcW w:type="dxa" w:w="3400"/>
-            <w:shd w:fill="F1F8E9" w:val="clear"/>
+            <w:tcW w:type="dxa" w:w="3373"/>
+            <w:shd w:fill="f1f8e9" w:val="clear"/>
             <w:tcMar>
               <w:top w:type="dxa" w:w="60"/>
               <w:left w:type="dxa" w:w="100"/>
@@ -997,7 +997,7 @@
         </w:tc>
         <w:tc>
           <w:tcPr>
-            <w:tcW w:type="dxa" w:w="6238"/>
+            <w:tcW w:type="dxa" w:w="6265"/>
             <w:tcMar>
               <w:top w:type="dxa" w:w="60"/>
               <w:left w:type="dxa" w:w="100"/>
@@ -1022,8 +1022,8 @@
       <w:tr>
         <w:tc>
           <w:tcPr>
-            <w:tcW w:type="dxa" w:w="3400"/>
-            <w:shd w:fill="F1F8E9" w:val="clear"/>
+            <w:tcW w:type="dxa" w:w="3373"/>
+            <w:shd w:fill="f1f8e9" w:val="clear"/>
             <w:tcMar>
               <w:top w:type="dxa" w:w="60"/>
               <w:left w:type="dxa" w:w="100"/>
@@ -1048,7 +1048,7 @@
         </w:tc>
         <w:tc>
           <w:tcPr>
-            <w:tcW w:type="dxa" w:w="6238"/>
+            <w:tcW w:type="dxa" w:w="6265"/>
             <w:tcMar>
               <w:top w:type="dxa" w:w="60"/>
               <w:left w:type="dxa" w:w="100"/>
@@ -1073,8 +1073,8 @@
       <w:tr>
         <w:tc>
           <w:tcPr>
-            <w:tcW w:type="dxa" w:w="3400"/>
-            <w:shd w:fill="F1F8E9" w:val="clear"/>
+            <w:tcW w:type="dxa" w:w="3373"/>
+            <w:shd w:fill="f1f8e9" w:val="clear"/>
             <w:tcMar>
               <w:top w:type="dxa" w:w="60"/>
               <w:left w:type="dxa" w:w="100"/>
@@ -1099,7 +1099,7 @@
         </w:tc>
         <w:tc>
           <w:tcPr>
-            <w:tcW w:type="dxa" w:w="6238"/>
+            <w:tcW w:type="dxa" w:w="6265"/>
             <w:tcMar>
               <w:top w:type="dxa" w:w="60"/>
               <w:left w:type="dxa" w:w="100"/>
@@ -1124,8 +1124,8 @@
       <w:tr>
         <w:tc>
           <w:tcPr>
-            <w:tcW w:type="dxa" w:w="3400"/>
-            <w:shd w:fill="F1F8E9" w:val="clear"/>
+            <w:tcW w:type="dxa" w:w="3373"/>
+            <w:shd w:fill="f1f8e9" w:val="clear"/>
             <w:tcMar>
               <w:top w:type="dxa" w:w="60"/>
               <w:left w:type="dxa" w:w="100"/>
@@ -1150,7 +1150,7 @@
         </w:tc>
         <w:tc>
           <w:tcPr>
-            <w:tcW w:type="dxa" w:w="6238"/>
+            <w:tcW w:type="dxa" w:w="6265"/>
             <w:tcMar>
               <w:top w:type="dxa" w:w="60"/>
               <w:left w:type="dxa" w:w="100"/>
@@ -1175,8 +1175,8 @@
       <w:tr>
         <w:tc>
           <w:tcPr>
-            <w:tcW w:type="dxa" w:w="3400"/>
-            <w:shd w:fill="F1F8E9" w:val="clear"/>
+            <w:tcW w:type="dxa" w:w="3373"/>
+            <w:shd w:fill="f1f8e9" w:val="clear"/>
             <w:tcMar>
               <w:top w:type="dxa" w:w="60"/>
               <w:left w:type="dxa" w:w="100"/>
@@ -1201,7 +1201,7 @@
         </w:tc>
         <w:tc>
           <w:tcPr>
-            <w:tcW w:type="dxa" w:w="6238"/>
+            <w:tcW w:type="dxa" w:w="6265"/>
             <w:tcMar>
               <w:top w:type="dxa" w:w="60"/>
               <w:left w:type="dxa" w:w="100"/>
@@ -1226,8 +1226,8 @@
       <w:tr>
         <w:tc>
           <w:tcPr>
-            <w:tcW w:type="dxa" w:w="3400"/>
-            <w:shd w:fill="F1F8E9" w:val="clear"/>
+            <w:tcW w:type="dxa" w:w="3373"/>
+            <w:shd w:fill="f1f8e9" w:val="clear"/>
             <w:tcMar>
               <w:top w:type="dxa" w:w="60"/>
               <w:left w:type="dxa" w:w="100"/>
@@ -1252,7 +1252,7 @@
         </w:tc>
         <w:tc>
           <w:tcPr>
-            <w:tcW w:type="dxa" w:w="6238"/>
+            <w:tcW w:type="dxa" w:w="6265"/>
             <w:tcMar>
               <w:top w:type="dxa" w:w="60"/>
               <w:left w:type="dxa" w:w="100"/>
@@ -1287,7 +1287,7 @@
           <w:sz w:val="21"/>
           <w:szCs w:val="21"/>
         </w:rPr>
-        <w:t xml:space="preserve">Testaajat ovat ohjaaja ja vertaistestaaja. Erota aina testaajan sanat omasta tulkinnastasi.</w:t>
+        <w:t xml:space="preserve">Erota aina testaajan sanat omasta tulkinnastasi.</w:t>
       </w:r>
     </w:p>
     <w:p>
@@ -1304,7 +1304,7 @@
         <w:rPr>
           <w:b/>
           <w:bCs/>
-          <w:color w:val="1B5E20"/>
+          <w:color w:val="1b5e20"/>
         </w:rPr>
         <w:t xml:space="preserve">4 · Testimatriisi (vko 45)</w:t>
       </w:r>
@@ -1322,12 +1322,12 @@
         </w:tblBorders>
       </w:tblPr>
       <w:tblGrid>
-        <w:gridCol w:w="700"/>
-        <w:gridCol w:w="2100"/>
-        <w:gridCol w:w="2400"/>
-        <w:gridCol w:w="2100"/>
-        <w:gridCol w:w="1600"/>
-        <w:gridCol w:w="738"/>
+        <w:gridCol w:w="675"/>
+        <w:gridCol w:w="2120"/>
+        <w:gridCol w:w="2410"/>
+        <w:gridCol w:w="2120"/>
+        <w:gridCol w:w="1638"/>
+        <w:gridCol w:w="675"/>
       </w:tblGrid>
       <w:tr>
         <w:trPr>
@@ -1335,8 +1335,8 @@
         </w:trPr>
         <w:tc>
           <w:tcPr>
-            <w:tcW w:type="dxa" w:w="700"/>
-            <w:shd w:fill="E8F5E9" w:val="clear"/>
+            <w:tcW w:type="dxa" w:w="675"/>
+            <w:shd w:fill="e8f5e9" w:val="clear"/>
             <w:tcMar>
               <w:top w:type="dxa" w:w="60"/>
               <w:left w:type="dxa" w:w="100"/>
@@ -1361,8 +1361,8 @@
         </w:tc>
         <w:tc>
           <w:tcPr>
-            <w:tcW w:type="dxa" w:w="2100"/>
-            <w:shd w:fill="E8F5E9" w:val="clear"/>
+            <w:tcW w:type="dxa" w:w="2120"/>
+            <w:shd w:fill="e8f5e9" w:val="clear"/>
             <w:tcMar>
               <w:top w:type="dxa" w:w="60"/>
               <w:left w:type="dxa" w:w="100"/>
@@ -1387,8 +1387,8 @@
         </w:tc>
         <w:tc>
           <w:tcPr>
-            <w:tcW w:type="dxa" w:w="2400"/>
-            <w:shd w:fill="E8F5E9" w:val="clear"/>
+            <w:tcW w:type="dxa" w:w="2410"/>
+            <w:shd w:fill="e8f5e9" w:val="clear"/>
             <w:tcMar>
               <w:top w:type="dxa" w:w="60"/>
               <w:left w:type="dxa" w:w="100"/>
@@ -1413,8 +1413,8 @@
         </w:tc>
         <w:tc>
           <w:tcPr>
-            <w:tcW w:type="dxa" w:w="2100"/>
-            <w:shd w:fill="E8F5E9" w:val="clear"/>
+            <w:tcW w:type="dxa" w:w="2120"/>
+            <w:shd w:fill="e8f5e9" w:val="clear"/>
             <w:tcMar>
               <w:top w:type="dxa" w:w="60"/>
               <w:left w:type="dxa" w:w="100"/>
@@ -1439,8 +1439,8 @@
         </w:tc>
         <w:tc>
           <w:tcPr>
-            <w:tcW w:type="dxa" w:w="1600"/>
-            <w:shd w:fill="E8F5E9" w:val="clear"/>
+            <w:tcW w:type="dxa" w:w="1638"/>
+            <w:shd w:fill="e8f5e9" w:val="clear"/>
             <w:tcMar>
               <w:top w:type="dxa" w:w="60"/>
               <w:left w:type="dxa" w:w="100"/>
@@ -1465,8 +1465,8 @@
         </w:tc>
         <w:tc>
           <w:tcPr>
-            <w:tcW w:type="dxa" w:w="738"/>
-            <w:shd w:fill="E8F5E9" w:val="clear"/>
+            <w:tcW w:type="dxa" w:w="675"/>
+            <w:shd w:fill="e8f5e9" w:val="clear"/>
             <w:tcMar>
               <w:top w:type="dxa" w:w="60"/>
               <w:left w:type="dxa" w:w="100"/>
@@ -1493,7 +1493,7 @@
       <w:tr>
         <w:tc>
           <w:tcPr>
-            <w:tcW w:type="dxa" w:w="700"/>
+            <w:tcW w:type="dxa" w:w="675"/>
             <w:tcMar>
               <w:top w:type="dxa" w:w="60"/>
               <w:left w:type="dxa" w:w="100"/>
@@ -1516,99 +1516,99 @@
         </w:tc>
         <w:tc>
           <w:tcPr>
-            <w:tcW w:type="dxa" w:w="2100"/>
-            <w:tcMar>
-              <w:top w:type="dxa" w:w="60"/>
-              <w:left w:type="dxa" w:w="100"/>
-              <w:bottom w:type="dxa" w:w="60"/>
-              <w:right w:type="dxa" w:w="100"/>
-            </w:tcMar>
-          </w:tcPr>
-          <w:p>
-            <w:pPr>
-              <w:spacing w:after="0"/>
-            </w:pPr>
-            <w:r>
-              <w:rPr>
-                <w:sz w:val="19"/>
-                <w:szCs w:val="19"/>
-              </w:rPr>
-              <w:t xml:space="preserve"/>
-            </w:r>
-          </w:p>
-        </w:tc>
-        <w:tc>
-          <w:tcPr>
-            <w:tcW w:type="dxa" w:w="2400"/>
-            <w:tcMar>
-              <w:top w:type="dxa" w:w="60"/>
-              <w:left w:type="dxa" w:w="100"/>
-              <w:bottom w:type="dxa" w:w="60"/>
-              <w:right w:type="dxa" w:w="100"/>
-            </w:tcMar>
-          </w:tcPr>
-          <w:p>
-            <w:pPr>
-              <w:spacing w:after="0"/>
-            </w:pPr>
-            <w:r>
-              <w:rPr>
-                <w:sz w:val="19"/>
-                <w:szCs w:val="19"/>
-              </w:rPr>
-              <w:t xml:space="preserve"/>
-            </w:r>
-          </w:p>
-        </w:tc>
-        <w:tc>
-          <w:tcPr>
-            <w:tcW w:type="dxa" w:w="2100"/>
-            <w:tcMar>
-              <w:top w:type="dxa" w:w="60"/>
-              <w:left w:type="dxa" w:w="100"/>
-              <w:bottom w:type="dxa" w:w="60"/>
-              <w:right w:type="dxa" w:w="100"/>
-            </w:tcMar>
-          </w:tcPr>
-          <w:p>
-            <w:pPr>
-              <w:spacing w:after="0"/>
-            </w:pPr>
-            <w:r>
-              <w:rPr>
-                <w:sz w:val="19"/>
-                <w:szCs w:val="19"/>
-              </w:rPr>
-              <w:t xml:space="preserve"/>
-            </w:r>
-          </w:p>
-        </w:tc>
-        <w:tc>
-          <w:tcPr>
-            <w:tcW w:type="dxa" w:w="1600"/>
-            <w:tcMar>
-              <w:top w:type="dxa" w:w="60"/>
-              <w:left w:type="dxa" w:w="100"/>
-              <w:bottom w:type="dxa" w:w="60"/>
-              <w:right w:type="dxa" w:w="100"/>
-            </w:tcMar>
-          </w:tcPr>
-          <w:p>
-            <w:pPr>
-              <w:spacing w:after="0"/>
-            </w:pPr>
-            <w:r>
-              <w:rPr>
-                <w:sz w:val="19"/>
-                <w:szCs w:val="19"/>
-              </w:rPr>
-              <w:t xml:space="preserve"/>
-            </w:r>
-          </w:p>
-        </w:tc>
-        <w:tc>
-          <w:tcPr>
-            <w:tcW w:type="dxa" w:w="738"/>
+            <w:tcW w:type="dxa" w:w="2120"/>
+            <w:tcMar>
+              <w:top w:type="dxa" w:w="60"/>
+              <w:left w:type="dxa" w:w="100"/>
+              <w:bottom w:type="dxa" w:w="60"/>
+              <w:right w:type="dxa" w:w="100"/>
+            </w:tcMar>
+          </w:tcPr>
+          <w:p>
+            <w:pPr>
+              <w:spacing w:after="0"/>
+            </w:pPr>
+            <w:r>
+              <w:rPr>
+                <w:sz w:val="19"/>
+                <w:szCs w:val="19"/>
+              </w:rPr>
+              <w:t xml:space="preserve"/>
+            </w:r>
+          </w:p>
+        </w:tc>
+        <w:tc>
+          <w:tcPr>
+            <w:tcW w:type="dxa" w:w="2410"/>
+            <w:tcMar>
+              <w:top w:type="dxa" w:w="60"/>
+              <w:left w:type="dxa" w:w="100"/>
+              <w:bottom w:type="dxa" w:w="60"/>
+              <w:right w:type="dxa" w:w="100"/>
+            </w:tcMar>
+          </w:tcPr>
+          <w:p>
+            <w:pPr>
+              <w:spacing w:after="0"/>
+            </w:pPr>
+            <w:r>
+              <w:rPr>
+                <w:sz w:val="19"/>
+                <w:szCs w:val="19"/>
+              </w:rPr>
+              <w:t xml:space="preserve"/>
+            </w:r>
+          </w:p>
+        </w:tc>
+        <w:tc>
+          <w:tcPr>
+            <w:tcW w:type="dxa" w:w="2120"/>
+            <w:tcMar>
+              <w:top w:type="dxa" w:w="60"/>
+              <w:left w:type="dxa" w:w="100"/>
+              <w:bottom w:type="dxa" w:w="60"/>
+              <w:right w:type="dxa" w:w="100"/>
+            </w:tcMar>
+          </w:tcPr>
+          <w:p>
+            <w:pPr>
+              <w:spacing w:after="0"/>
+            </w:pPr>
+            <w:r>
+              <w:rPr>
+                <w:sz w:val="19"/>
+                <w:szCs w:val="19"/>
+              </w:rPr>
+              <w:t xml:space="preserve"/>
+            </w:r>
+          </w:p>
+        </w:tc>
+        <w:tc>
+          <w:tcPr>
+            <w:tcW w:type="dxa" w:w="1638"/>
+            <w:tcMar>
+              <w:top w:type="dxa" w:w="60"/>
+              <w:left w:type="dxa" w:w="100"/>
+              <w:bottom w:type="dxa" w:w="60"/>
+              <w:right w:type="dxa" w:w="100"/>
+            </w:tcMar>
+          </w:tcPr>
+          <w:p>
+            <w:pPr>
+              <w:spacing w:after="0"/>
+            </w:pPr>
+            <w:r>
+              <w:rPr>
+                <w:sz w:val="19"/>
+                <w:szCs w:val="19"/>
+              </w:rPr>
+              <w:t xml:space="preserve"/>
+            </w:r>
+          </w:p>
+        </w:tc>
+        <w:tc>
+          <w:tcPr>
+            <w:tcW w:type="dxa" w:w="675"/>
             <w:tcMar>
               <w:top w:type="dxa" w:w="60"/>
               <w:left w:type="dxa" w:w="100"/>
@@ -1633,7 +1633,7 @@
       <w:tr>
         <w:tc>
           <w:tcPr>
-            <w:tcW w:type="dxa" w:w="700"/>
+            <w:tcW w:type="dxa" w:w="675"/>
             <w:tcMar>
               <w:top w:type="dxa" w:w="60"/>
               <w:left w:type="dxa" w:w="100"/>
@@ -1656,99 +1656,99 @@
         </w:tc>
         <w:tc>
           <w:tcPr>
-            <w:tcW w:type="dxa" w:w="2100"/>
-            <w:tcMar>
-              <w:top w:type="dxa" w:w="60"/>
-              <w:left w:type="dxa" w:w="100"/>
-              <w:bottom w:type="dxa" w:w="60"/>
-              <w:right w:type="dxa" w:w="100"/>
-            </w:tcMar>
-          </w:tcPr>
-          <w:p>
-            <w:pPr>
-              <w:spacing w:after="0"/>
-            </w:pPr>
-            <w:r>
-              <w:rPr>
-                <w:sz w:val="19"/>
-                <w:szCs w:val="19"/>
-              </w:rPr>
-              <w:t xml:space="preserve"/>
-            </w:r>
-          </w:p>
-        </w:tc>
-        <w:tc>
-          <w:tcPr>
-            <w:tcW w:type="dxa" w:w="2400"/>
-            <w:tcMar>
-              <w:top w:type="dxa" w:w="60"/>
-              <w:left w:type="dxa" w:w="100"/>
-              <w:bottom w:type="dxa" w:w="60"/>
-              <w:right w:type="dxa" w:w="100"/>
-            </w:tcMar>
-          </w:tcPr>
-          <w:p>
-            <w:pPr>
-              <w:spacing w:after="0"/>
-            </w:pPr>
-            <w:r>
-              <w:rPr>
-                <w:sz w:val="19"/>
-                <w:szCs w:val="19"/>
-              </w:rPr>
-              <w:t xml:space="preserve"/>
-            </w:r>
-          </w:p>
-        </w:tc>
-        <w:tc>
-          <w:tcPr>
-            <w:tcW w:type="dxa" w:w="2100"/>
-            <w:tcMar>
-              <w:top w:type="dxa" w:w="60"/>
-              <w:left w:type="dxa" w:w="100"/>
-              <w:bottom w:type="dxa" w:w="60"/>
-              <w:right w:type="dxa" w:w="100"/>
-            </w:tcMar>
-          </w:tcPr>
-          <w:p>
-            <w:pPr>
-              <w:spacing w:after="0"/>
-            </w:pPr>
-            <w:r>
-              <w:rPr>
-                <w:sz w:val="19"/>
-                <w:szCs w:val="19"/>
-              </w:rPr>
-              <w:t xml:space="preserve"/>
-            </w:r>
-          </w:p>
-        </w:tc>
-        <w:tc>
-          <w:tcPr>
-            <w:tcW w:type="dxa" w:w="1600"/>
-            <w:tcMar>
-              <w:top w:type="dxa" w:w="60"/>
-              <w:left w:type="dxa" w:w="100"/>
-              <w:bottom w:type="dxa" w:w="60"/>
-              <w:right w:type="dxa" w:w="100"/>
-            </w:tcMar>
-          </w:tcPr>
-          <w:p>
-            <w:pPr>
-              <w:spacing w:after="0"/>
-            </w:pPr>
-            <w:r>
-              <w:rPr>
-                <w:sz w:val="19"/>
-                <w:szCs w:val="19"/>
-              </w:rPr>
-              <w:t xml:space="preserve"/>
-            </w:r>
-          </w:p>
-        </w:tc>
-        <w:tc>
-          <w:tcPr>
-            <w:tcW w:type="dxa" w:w="738"/>
+            <w:tcW w:type="dxa" w:w="2120"/>
+            <w:tcMar>
+              <w:top w:type="dxa" w:w="60"/>
+              <w:left w:type="dxa" w:w="100"/>
+              <w:bottom w:type="dxa" w:w="60"/>
+              <w:right w:type="dxa" w:w="100"/>
+            </w:tcMar>
+          </w:tcPr>
+          <w:p>
+            <w:pPr>
+              <w:spacing w:after="0"/>
+            </w:pPr>
+            <w:r>
+              <w:rPr>
+                <w:sz w:val="19"/>
+                <w:szCs w:val="19"/>
+              </w:rPr>
+              <w:t xml:space="preserve"/>
+            </w:r>
+          </w:p>
+        </w:tc>
+        <w:tc>
+          <w:tcPr>
+            <w:tcW w:type="dxa" w:w="2410"/>
+            <w:tcMar>
+              <w:top w:type="dxa" w:w="60"/>
+              <w:left w:type="dxa" w:w="100"/>
+              <w:bottom w:type="dxa" w:w="60"/>
+              <w:right w:type="dxa" w:w="100"/>
+            </w:tcMar>
+          </w:tcPr>
+          <w:p>
+            <w:pPr>
+              <w:spacing w:after="0"/>
+            </w:pPr>
+            <w:r>
+              <w:rPr>
+                <w:sz w:val="19"/>
+                <w:szCs w:val="19"/>
+              </w:rPr>
+              <w:t xml:space="preserve"/>
+            </w:r>
+          </w:p>
+        </w:tc>
+        <w:tc>
+          <w:tcPr>
+            <w:tcW w:type="dxa" w:w="2120"/>
+            <w:tcMar>
+              <w:top w:type="dxa" w:w="60"/>
+              <w:left w:type="dxa" w:w="100"/>
+              <w:bottom w:type="dxa" w:w="60"/>
+              <w:right w:type="dxa" w:w="100"/>
+            </w:tcMar>
+          </w:tcPr>
+          <w:p>
+            <w:pPr>
+              <w:spacing w:after="0"/>
+            </w:pPr>
+            <w:r>
+              <w:rPr>
+                <w:sz w:val="19"/>
+                <w:szCs w:val="19"/>
+              </w:rPr>
+              <w:t xml:space="preserve"/>
+            </w:r>
+          </w:p>
+        </w:tc>
+        <w:tc>
+          <w:tcPr>
+            <w:tcW w:type="dxa" w:w="1638"/>
+            <w:tcMar>
+              <w:top w:type="dxa" w:w="60"/>
+              <w:left w:type="dxa" w:w="100"/>
+              <w:bottom w:type="dxa" w:w="60"/>
+              <w:right w:type="dxa" w:w="100"/>
+            </w:tcMar>
+          </w:tcPr>
+          <w:p>
+            <w:pPr>
+              <w:spacing w:after="0"/>
+            </w:pPr>
+            <w:r>
+              <w:rPr>
+                <w:sz w:val="19"/>
+                <w:szCs w:val="19"/>
+              </w:rPr>
+              <w:t xml:space="preserve"/>
+            </w:r>
+          </w:p>
+        </w:tc>
+        <w:tc>
+          <w:tcPr>
+            <w:tcW w:type="dxa" w:w="675"/>
             <w:tcMar>
               <w:top w:type="dxa" w:w="60"/>
               <w:left w:type="dxa" w:w="100"/>
@@ -1773,7 +1773,7 @@
       <w:tr>
         <w:tc>
           <w:tcPr>
-            <w:tcW w:type="dxa" w:w="700"/>
+            <w:tcW w:type="dxa" w:w="675"/>
             <w:tcMar>
               <w:top w:type="dxa" w:w="60"/>
               <w:left w:type="dxa" w:w="100"/>
@@ -1796,99 +1796,99 @@
         </w:tc>
         <w:tc>
           <w:tcPr>
-            <w:tcW w:type="dxa" w:w="2100"/>
-            <w:tcMar>
-              <w:top w:type="dxa" w:w="60"/>
-              <w:left w:type="dxa" w:w="100"/>
-              <w:bottom w:type="dxa" w:w="60"/>
-              <w:right w:type="dxa" w:w="100"/>
-            </w:tcMar>
-          </w:tcPr>
-          <w:p>
-            <w:pPr>
-              <w:spacing w:after="0"/>
-            </w:pPr>
-            <w:r>
-              <w:rPr>
-                <w:sz w:val="19"/>
-                <w:szCs w:val="19"/>
-              </w:rPr>
-              <w:t xml:space="preserve"/>
-            </w:r>
-          </w:p>
-        </w:tc>
-        <w:tc>
-          <w:tcPr>
-            <w:tcW w:type="dxa" w:w="2400"/>
-            <w:tcMar>
-              <w:top w:type="dxa" w:w="60"/>
-              <w:left w:type="dxa" w:w="100"/>
-              <w:bottom w:type="dxa" w:w="60"/>
-              <w:right w:type="dxa" w:w="100"/>
-            </w:tcMar>
-          </w:tcPr>
-          <w:p>
-            <w:pPr>
-              <w:spacing w:after="0"/>
-            </w:pPr>
-            <w:r>
-              <w:rPr>
-                <w:sz w:val="19"/>
-                <w:szCs w:val="19"/>
-              </w:rPr>
-              <w:t xml:space="preserve"/>
-            </w:r>
-          </w:p>
-        </w:tc>
-        <w:tc>
-          <w:tcPr>
-            <w:tcW w:type="dxa" w:w="2100"/>
-            <w:tcMar>
-              <w:top w:type="dxa" w:w="60"/>
-              <w:left w:type="dxa" w:w="100"/>
-              <w:bottom w:type="dxa" w:w="60"/>
-              <w:right w:type="dxa" w:w="100"/>
-            </w:tcMar>
-          </w:tcPr>
-          <w:p>
-            <w:pPr>
-              <w:spacing w:after="0"/>
-            </w:pPr>
-            <w:r>
-              <w:rPr>
-                <w:sz w:val="19"/>
-                <w:szCs w:val="19"/>
-              </w:rPr>
-              <w:t xml:space="preserve"/>
-            </w:r>
-          </w:p>
-        </w:tc>
-        <w:tc>
-          <w:tcPr>
-            <w:tcW w:type="dxa" w:w="1600"/>
-            <w:tcMar>
-              <w:top w:type="dxa" w:w="60"/>
-              <w:left w:type="dxa" w:w="100"/>
-              <w:bottom w:type="dxa" w:w="60"/>
-              <w:right w:type="dxa" w:w="100"/>
-            </w:tcMar>
-          </w:tcPr>
-          <w:p>
-            <w:pPr>
-              <w:spacing w:after="0"/>
-            </w:pPr>
-            <w:r>
-              <w:rPr>
-                <w:sz w:val="19"/>
-                <w:szCs w:val="19"/>
-              </w:rPr>
-              <w:t xml:space="preserve"/>
-            </w:r>
-          </w:p>
-        </w:tc>
-        <w:tc>
-          <w:tcPr>
-            <w:tcW w:type="dxa" w:w="738"/>
+            <w:tcW w:type="dxa" w:w="2120"/>
+            <w:tcMar>
+              <w:top w:type="dxa" w:w="60"/>
+              <w:left w:type="dxa" w:w="100"/>
+              <w:bottom w:type="dxa" w:w="60"/>
+              <w:right w:type="dxa" w:w="100"/>
+            </w:tcMar>
+          </w:tcPr>
+          <w:p>
+            <w:pPr>
+              <w:spacing w:after="0"/>
+            </w:pPr>
+            <w:r>
+              <w:rPr>
+                <w:sz w:val="19"/>
+                <w:szCs w:val="19"/>
+              </w:rPr>
+              <w:t xml:space="preserve"/>
+            </w:r>
+          </w:p>
+        </w:tc>
+        <w:tc>
+          <w:tcPr>
+            <w:tcW w:type="dxa" w:w="2410"/>
+            <w:tcMar>
+              <w:top w:type="dxa" w:w="60"/>
+              <w:left w:type="dxa" w:w="100"/>
+              <w:bottom w:type="dxa" w:w="60"/>
+              <w:right w:type="dxa" w:w="100"/>
+            </w:tcMar>
+          </w:tcPr>
+          <w:p>
+            <w:pPr>
+              <w:spacing w:after="0"/>
+            </w:pPr>
+            <w:r>
+              <w:rPr>
+                <w:sz w:val="19"/>
+                <w:szCs w:val="19"/>
+              </w:rPr>
+              <w:t xml:space="preserve"/>
+            </w:r>
+          </w:p>
+        </w:tc>
+        <w:tc>
+          <w:tcPr>
+            <w:tcW w:type="dxa" w:w="2120"/>
+            <w:tcMar>
+              <w:top w:type="dxa" w:w="60"/>
+              <w:left w:type="dxa" w:w="100"/>
+              <w:bottom w:type="dxa" w:w="60"/>
+              <w:right w:type="dxa" w:w="100"/>
+            </w:tcMar>
+          </w:tcPr>
+          <w:p>
+            <w:pPr>
+              <w:spacing w:after="0"/>
+            </w:pPr>
+            <w:r>
+              <w:rPr>
+                <w:sz w:val="19"/>
+                <w:szCs w:val="19"/>
+              </w:rPr>
+              <w:t xml:space="preserve"/>
+            </w:r>
+          </w:p>
+        </w:tc>
+        <w:tc>
+          <w:tcPr>
+            <w:tcW w:type="dxa" w:w="1638"/>
+            <w:tcMar>
+              <w:top w:type="dxa" w:w="60"/>
+              <w:left w:type="dxa" w:w="100"/>
+              <w:bottom w:type="dxa" w:w="60"/>
+              <w:right w:type="dxa" w:w="100"/>
+            </w:tcMar>
+          </w:tcPr>
+          <w:p>
+            <w:pPr>
+              <w:spacing w:after="0"/>
+            </w:pPr>
+            <w:r>
+              <w:rPr>
+                <w:sz w:val="19"/>
+                <w:szCs w:val="19"/>
+              </w:rPr>
+              <w:t xml:space="preserve"/>
+            </w:r>
+          </w:p>
+        </w:tc>
+        <w:tc>
+          <w:tcPr>
+            <w:tcW w:type="dxa" w:w="675"/>
             <w:tcMar>
               <w:top w:type="dxa" w:w="60"/>
               <w:left w:type="dxa" w:w="100"/>
@@ -1913,7 +1913,7 @@
       <w:tr>
         <w:tc>
           <w:tcPr>
-            <w:tcW w:type="dxa" w:w="700"/>
+            <w:tcW w:type="dxa" w:w="675"/>
             <w:tcMar>
               <w:top w:type="dxa" w:w="60"/>
               <w:left w:type="dxa" w:w="100"/>
@@ -1936,99 +1936,99 @@
         </w:tc>
         <w:tc>
           <w:tcPr>
-            <w:tcW w:type="dxa" w:w="2100"/>
-            <w:tcMar>
-              <w:top w:type="dxa" w:w="60"/>
-              <w:left w:type="dxa" w:w="100"/>
-              <w:bottom w:type="dxa" w:w="60"/>
-              <w:right w:type="dxa" w:w="100"/>
-            </w:tcMar>
-          </w:tcPr>
-          <w:p>
-            <w:pPr>
-              <w:spacing w:after="0"/>
-            </w:pPr>
-            <w:r>
-              <w:rPr>
-                <w:sz w:val="19"/>
-                <w:szCs w:val="19"/>
-              </w:rPr>
-              <w:t xml:space="preserve"/>
-            </w:r>
-          </w:p>
-        </w:tc>
-        <w:tc>
-          <w:tcPr>
-            <w:tcW w:type="dxa" w:w="2400"/>
-            <w:tcMar>
-              <w:top w:type="dxa" w:w="60"/>
-              <w:left w:type="dxa" w:w="100"/>
-              <w:bottom w:type="dxa" w:w="60"/>
-              <w:right w:type="dxa" w:w="100"/>
-            </w:tcMar>
-          </w:tcPr>
-          <w:p>
-            <w:pPr>
-              <w:spacing w:after="0"/>
-            </w:pPr>
-            <w:r>
-              <w:rPr>
-                <w:sz w:val="19"/>
-                <w:szCs w:val="19"/>
-              </w:rPr>
-              <w:t xml:space="preserve"/>
-            </w:r>
-          </w:p>
-        </w:tc>
-        <w:tc>
-          <w:tcPr>
-            <w:tcW w:type="dxa" w:w="2100"/>
-            <w:tcMar>
-              <w:top w:type="dxa" w:w="60"/>
-              <w:left w:type="dxa" w:w="100"/>
-              <w:bottom w:type="dxa" w:w="60"/>
-              <w:right w:type="dxa" w:w="100"/>
-            </w:tcMar>
-          </w:tcPr>
-          <w:p>
-            <w:pPr>
-              <w:spacing w:after="0"/>
-            </w:pPr>
-            <w:r>
-              <w:rPr>
-                <w:sz w:val="19"/>
-                <w:szCs w:val="19"/>
-              </w:rPr>
-              <w:t xml:space="preserve"/>
-            </w:r>
-          </w:p>
-        </w:tc>
-        <w:tc>
-          <w:tcPr>
-            <w:tcW w:type="dxa" w:w="1600"/>
-            <w:tcMar>
-              <w:top w:type="dxa" w:w="60"/>
-              <w:left w:type="dxa" w:w="100"/>
-              <w:bottom w:type="dxa" w:w="60"/>
-              <w:right w:type="dxa" w:w="100"/>
-            </w:tcMar>
-          </w:tcPr>
-          <w:p>
-            <w:pPr>
-              <w:spacing w:after="0"/>
-            </w:pPr>
-            <w:r>
-              <w:rPr>
-                <w:sz w:val="19"/>
-                <w:szCs w:val="19"/>
-              </w:rPr>
-              <w:t xml:space="preserve"/>
-            </w:r>
-          </w:p>
-        </w:tc>
-        <w:tc>
-          <w:tcPr>
-            <w:tcW w:type="dxa" w:w="738"/>
+            <w:tcW w:type="dxa" w:w="2120"/>
+            <w:tcMar>
+              <w:top w:type="dxa" w:w="60"/>
+              <w:left w:type="dxa" w:w="100"/>
+              <w:bottom w:type="dxa" w:w="60"/>
+              <w:right w:type="dxa" w:w="100"/>
+            </w:tcMar>
+          </w:tcPr>
+          <w:p>
+            <w:pPr>
+              <w:spacing w:after="0"/>
+            </w:pPr>
+            <w:r>
+              <w:rPr>
+                <w:sz w:val="19"/>
+                <w:szCs w:val="19"/>
+              </w:rPr>
+              <w:t xml:space="preserve"/>
+            </w:r>
+          </w:p>
+        </w:tc>
+        <w:tc>
+          <w:tcPr>
+            <w:tcW w:type="dxa" w:w="2410"/>
+            <w:tcMar>
+              <w:top w:type="dxa" w:w="60"/>
+              <w:left w:type="dxa" w:w="100"/>
+              <w:bottom w:type="dxa" w:w="60"/>
+              <w:right w:type="dxa" w:w="100"/>
+            </w:tcMar>
+          </w:tcPr>
+          <w:p>
+            <w:pPr>
+              <w:spacing w:after="0"/>
+            </w:pPr>
+            <w:r>
+              <w:rPr>
+                <w:sz w:val="19"/>
+                <w:szCs w:val="19"/>
+              </w:rPr>
+              <w:t xml:space="preserve"/>
+            </w:r>
+          </w:p>
+        </w:tc>
+        <w:tc>
+          <w:tcPr>
+            <w:tcW w:type="dxa" w:w="2120"/>
+            <w:tcMar>
+              <w:top w:type="dxa" w:w="60"/>
+              <w:left w:type="dxa" w:w="100"/>
+              <w:bottom w:type="dxa" w:w="60"/>
+              <w:right w:type="dxa" w:w="100"/>
+            </w:tcMar>
+          </w:tcPr>
+          <w:p>
+            <w:pPr>
+              <w:spacing w:after="0"/>
+            </w:pPr>
+            <w:r>
+              <w:rPr>
+                <w:sz w:val="19"/>
+                <w:szCs w:val="19"/>
+              </w:rPr>
+              <w:t xml:space="preserve"/>
+            </w:r>
+          </w:p>
+        </w:tc>
+        <w:tc>
+          <w:tcPr>
+            <w:tcW w:type="dxa" w:w="1638"/>
+            <w:tcMar>
+              <w:top w:type="dxa" w:w="60"/>
+              <w:left w:type="dxa" w:w="100"/>
+              <w:bottom w:type="dxa" w:w="60"/>
+              <w:right w:type="dxa" w:w="100"/>
+            </w:tcMar>
+          </w:tcPr>
+          <w:p>
+            <w:pPr>
+              <w:spacing w:after="0"/>
+            </w:pPr>
+            <w:r>
+              <w:rPr>
+                <w:sz w:val="19"/>
+                <w:szCs w:val="19"/>
+              </w:rPr>
+              <w:t xml:space="preserve"/>
+            </w:r>
+          </w:p>
+        </w:tc>
+        <w:tc>
+          <w:tcPr>
+            <w:tcW w:type="dxa" w:w="675"/>
             <w:tcMar>
               <w:top w:type="dxa" w:w="60"/>
               <w:left w:type="dxa" w:w="100"/>
@@ -2053,7 +2053,7 @@
       <w:tr>
         <w:tc>
           <w:tcPr>
-            <w:tcW w:type="dxa" w:w="700"/>
+            <w:tcW w:type="dxa" w:w="675"/>
             <w:tcMar>
               <w:top w:type="dxa" w:w="60"/>
               <w:left w:type="dxa" w:w="100"/>
@@ -2076,99 +2076,99 @@
         </w:tc>
         <w:tc>
           <w:tcPr>
-            <w:tcW w:type="dxa" w:w="2100"/>
-            <w:tcMar>
-              <w:top w:type="dxa" w:w="60"/>
-              <w:left w:type="dxa" w:w="100"/>
-              <w:bottom w:type="dxa" w:w="60"/>
-              <w:right w:type="dxa" w:w="100"/>
-            </w:tcMar>
-          </w:tcPr>
-          <w:p>
-            <w:pPr>
-              <w:spacing w:after="0"/>
-            </w:pPr>
-            <w:r>
-              <w:rPr>
-                <w:sz w:val="19"/>
-                <w:szCs w:val="19"/>
-              </w:rPr>
-              <w:t xml:space="preserve"/>
-            </w:r>
-          </w:p>
-        </w:tc>
-        <w:tc>
-          <w:tcPr>
-            <w:tcW w:type="dxa" w:w="2400"/>
-            <w:tcMar>
-              <w:top w:type="dxa" w:w="60"/>
-              <w:left w:type="dxa" w:w="100"/>
-              <w:bottom w:type="dxa" w:w="60"/>
-              <w:right w:type="dxa" w:w="100"/>
-            </w:tcMar>
-          </w:tcPr>
-          <w:p>
-            <w:pPr>
-              <w:spacing w:after="0"/>
-            </w:pPr>
-            <w:r>
-              <w:rPr>
-                <w:sz w:val="19"/>
-                <w:szCs w:val="19"/>
-              </w:rPr>
-              <w:t xml:space="preserve"/>
-            </w:r>
-          </w:p>
-        </w:tc>
-        <w:tc>
-          <w:tcPr>
-            <w:tcW w:type="dxa" w:w="2100"/>
-            <w:tcMar>
-              <w:top w:type="dxa" w:w="60"/>
-              <w:left w:type="dxa" w:w="100"/>
-              <w:bottom w:type="dxa" w:w="60"/>
-              <w:right w:type="dxa" w:w="100"/>
-            </w:tcMar>
-          </w:tcPr>
-          <w:p>
-            <w:pPr>
-              <w:spacing w:after="0"/>
-            </w:pPr>
-            <w:r>
-              <w:rPr>
-                <w:sz w:val="19"/>
-                <w:szCs w:val="19"/>
-              </w:rPr>
-              <w:t xml:space="preserve"/>
-            </w:r>
-          </w:p>
-        </w:tc>
-        <w:tc>
-          <w:tcPr>
-            <w:tcW w:type="dxa" w:w="1600"/>
-            <w:tcMar>
-              <w:top w:type="dxa" w:w="60"/>
-              <w:left w:type="dxa" w:w="100"/>
-              <w:bottom w:type="dxa" w:w="60"/>
-              <w:right w:type="dxa" w:w="100"/>
-            </w:tcMar>
-          </w:tcPr>
-          <w:p>
-            <w:pPr>
-              <w:spacing w:after="0"/>
-            </w:pPr>
-            <w:r>
-              <w:rPr>
-                <w:sz w:val="19"/>
-                <w:szCs w:val="19"/>
-              </w:rPr>
-              <w:t xml:space="preserve"/>
-            </w:r>
-          </w:p>
-        </w:tc>
-        <w:tc>
-          <w:tcPr>
-            <w:tcW w:type="dxa" w:w="738"/>
+            <w:tcW w:type="dxa" w:w="2120"/>
+            <w:tcMar>
+              <w:top w:type="dxa" w:w="60"/>
+              <w:left w:type="dxa" w:w="100"/>
+              <w:bottom w:type="dxa" w:w="60"/>
+              <w:right w:type="dxa" w:w="100"/>
+            </w:tcMar>
+          </w:tcPr>
+          <w:p>
+            <w:pPr>
+              <w:spacing w:after="0"/>
+            </w:pPr>
+            <w:r>
+              <w:rPr>
+                <w:sz w:val="19"/>
+                <w:szCs w:val="19"/>
+              </w:rPr>
+              <w:t xml:space="preserve"/>
+            </w:r>
+          </w:p>
+        </w:tc>
+        <w:tc>
+          <w:tcPr>
+            <w:tcW w:type="dxa" w:w="2410"/>
+            <w:tcMar>
+              <w:top w:type="dxa" w:w="60"/>
+              <w:left w:type="dxa" w:w="100"/>
+              <w:bottom w:type="dxa" w:w="60"/>
+              <w:right w:type="dxa" w:w="100"/>
+            </w:tcMar>
+          </w:tcPr>
+          <w:p>
+            <w:pPr>
+              <w:spacing w:after="0"/>
+            </w:pPr>
+            <w:r>
+              <w:rPr>
+                <w:sz w:val="19"/>
+                <w:szCs w:val="19"/>
+              </w:rPr>
+              <w:t xml:space="preserve"/>
+            </w:r>
+          </w:p>
+        </w:tc>
+        <w:tc>
+          <w:tcPr>
+            <w:tcW w:type="dxa" w:w="2120"/>
+            <w:tcMar>
+              <w:top w:type="dxa" w:w="60"/>
+              <w:left w:type="dxa" w:w="100"/>
+              <w:bottom w:type="dxa" w:w="60"/>
+              <w:right w:type="dxa" w:w="100"/>
+            </w:tcMar>
+          </w:tcPr>
+          <w:p>
+            <w:pPr>
+              <w:spacing w:after="0"/>
+            </w:pPr>
+            <w:r>
+              <w:rPr>
+                <w:sz w:val="19"/>
+                <w:szCs w:val="19"/>
+              </w:rPr>
+              <w:t xml:space="preserve"/>
+            </w:r>
+          </w:p>
+        </w:tc>
+        <w:tc>
+          <w:tcPr>
+            <w:tcW w:type="dxa" w:w="1638"/>
+            <w:tcMar>
+              <w:top w:type="dxa" w:w="60"/>
+              <w:left w:type="dxa" w:w="100"/>
+              <w:bottom w:type="dxa" w:w="60"/>
+              <w:right w:type="dxa" w:w="100"/>
+            </w:tcMar>
+          </w:tcPr>
+          <w:p>
+            <w:pPr>
+              <w:spacing w:after="0"/>
+            </w:pPr>
+            <w:r>
+              <w:rPr>
+                <w:sz w:val="19"/>
+                <w:szCs w:val="19"/>
+              </w:rPr>
+              <w:t xml:space="preserve"/>
+            </w:r>
+          </w:p>
+        </w:tc>
+        <w:tc>
+          <w:tcPr>
+            <w:tcW w:type="dxa" w:w="675"/>
             <w:tcMar>
               <w:top w:type="dxa" w:w="60"/>
               <w:left w:type="dxa" w:w="100"/>
@@ -2193,7 +2193,7 @@
       <w:tr>
         <w:tc>
           <w:tcPr>
-            <w:tcW w:type="dxa" w:w="700"/>
+            <w:tcW w:type="dxa" w:w="675"/>
             <w:tcMar>
               <w:top w:type="dxa" w:w="60"/>
               <w:left w:type="dxa" w:w="100"/>
@@ -2216,99 +2216,99 @@
         </w:tc>
         <w:tc>
           <w:tcPr>
-            <w:tcW w:type="dxa" w:w="2100"/>
-            <w:tcMar>
-              <w:top w:type="dxa" w:w="60"/>
-              <w:left w:type="dxa" w:w="100"/>
-              <w:bottom w:type="dxa" w:w="60"/>
-              <w:right w:type="dxa" w:w="100"/>
-            </w:tcMar>
-          </w:tcPr>
-          <w:p>
-            <w:pPr>
-              <w:spacing w:after="0"/>
-            </w:pPr>
-            <w:r>
-              <w:rPr>
-                <w:sz w:val="19"/>
-                <w:szCs w:val="19"/>
-              </w:rPr>
-              <w:t xml:space="preserve"/>
-            </w:r>
-          </w:p>
-        </w:tc>
-        <w:tc>
-          <w:tcPr>
-            <w:tcW w:type="dxa" w:w="2400"/>
-            <w:tcMar>
-              <w:top w:type="dxa" w:w="60"/>
-              <w:left w:type="dxa" w:w="100"/>
-              <w:bottom w:type="dxa" w:w="60"/>
-              <w:right w:type="dxa" w:w="100"/>
-            </w:tcMar>
-          </w:tcPr>
-          <w:p>
-            <w:pPr>
-              <w:spacing w:after="0"/>
-            </w:pPr>
-            <w:r>
-              <w:rPr>
-                <w:sz w:val="19"/>
-                <w:szCs w:val="19"/>
-              </w:rPr>
-              <w:t xml:space="preserve"/>
-            </w:r>
-          </w:p>
-        </w:tc>
-        <w:tc>
-          <w:tcPr>
-            <w:tcW w:type="dxa" w:w="2100"/>
-            <w:tcMar>
-              <w:top w:type="dxa" w:w="60"/>
-              <w:left w:type="dxa" w:w="100"/>
-              <w:bottom w:type="dxa" w:w="60"/>
-              <w:right w:type="dxa" w:w="100"/>
-            </w:tcMar>
-          </w:tcPr>
-          <w:p>
-            <w:pPr>
-              <w:spacing w:after="0"/>
-            </w:pPr>
-            <w:r>
-              <w:rPr>
-                <w:sz w:val="19"/>
-                <w:szCs w:val="19"/>
-              </w:rPr>
-              <w:t xml:space="preserve"/>
-            </w:r>
-          </w:p>
-        </w:tc>
-        <w:tc>
-          <w:tcPr>
-            <w:tcW w:type="dxa" w:w="1600"/>
-            <w:tcMar>
-              <w:top w:type="dxa" w:w="60"/>
-              <w:left w:type="dxa" w:w="100"/>
-              <w:bottom w:type="dxa" w:w="60"/>
-              <w:right w:type="dxa" w:w="100"/>
-            </w:tcMar>
-          </w:tcPr>
-          <w:p>
-            <w:pPr>
-              <w:spacing w:after="0"/>
-            </w:pPr>
-            <w:r>
-              <w:rPr>
-                <w:sz w:val="19"/>
-                <w:szCs w:val="19"/>
-              </w:rPr>
-              <w:t xml:space="preserve"/>
-            </w:r>
-          </w:p>
-        </w:tc>
-        <w:tc>
-          <w:tcPr>
-            <w:tcW w:type="dxa" w:w="738"/>
+            <w:tcW w:type="dxa" w:w="2120"/>
+            <w:tcMar>
+              <w:top w:type="dxa" w:w="60"/>
+              <w:left w:type="dxa" w:w="100"/>
+              <w:bottom w:type="dxa" w:w="60"/>
+              <w:right w:type="dxa" w:w="100"/>
+            </w:tcMar>
+          </w:tcPr>
+          <w:p>
+            <w:pPr>
+              <w:spacing w:after="0"/>
+            </w:pPr>
+            <w:r>
+              <w:rPr>
+                <w:sz w:val="19"/>
+                <w:szCs w:val="19"/>
+              </w:rPr>
+              <w:t xml:space="preserve"/>
+            </w:r>
+          </w:p>
+        </w:tc>
+        <w:tc>
+          <w:tcPr>
+            <w:tcW w:type="dxa" w:w="2410"/>
+            <w:tcMar>
+              <w:top w:type="dxa" w:w="60"/>
+              <w:left w:type="dxa" w:w="100"/>
+              <w:bottom w:type="dxa" w:w="60"/>
+              <w:right w:type="dxa" w:w="100"/>
+            </w:tcMar>
+          </w:tcPr>
+          <w:p>
+            <w:pPr>
+              <w:spacing w:after="0"/>
+            </w:pPr>
+            <w:r>
+              <w:rPr>
+                <w:sz w:val="19"/>
+                <w:szCs w:val="19"/>
+              </w:rPr>
+              <w:t xml:space="preserve"/>
+            </w:r>
+          </w:p>
+        </w:tc>
+        <w:tc>
+          <w:tcPr>
+            <w:tcW w:type="dxa" w:w="2120"/>
+            <w:tcMar>
+              <w:top w:type="dxa" w:w="60"/>
+              <w:left w:type="dxa" w:w="100"/>
+              <w:bottom w:type="dxa" w:w="60"/>
+              <w:right w:type="dxa" w:w="100"/>
+            </w:tcMar>
+          </w:tcPr>
+          <w:p>
+            <w:pPr>
+              <w:spacing w:after="0"/>
+            </w:pPr>
+            <w:r>
+              <w:rPr>
+                <w:sz w:val="19"/>
+                <w:szCs w:val="19"/>
+              </w:rPr>
+              <w:t xml:space="preserve"/>
+            </w:r>
+          </w:p>
+        </w:tc>
+        <w:tc>
+          <w:tcPr>
+            <w:tcW w:type="dxa" w:w="1638"/>
+            <w:tcMar>
+              <w:top w:type="dxa" w:w="60"/>
+              <w:left w:type="dxa" w:w="100"/>
+              <w:bottom w:type="dxa" w:w="60"/>
+              <w:right w:type="dxa" w:w="100"/>
+            </w:tcMar>
+          </w:tcPr>
+          <w:p>
+            <w:pPr>
+              <w:spacing w:after="0"/>
+            </w:pPr>
+            <w:r>
+              <w:rPr>
+                <w:sz w:val="19"/>
+                <w:szCs w:val="19"/>
+              </w:rPr>
+              <w:t xml:space="preserve"/>
+            </w:r>
+          </w:p>
+        </w:tc>
+        <w:tc>
+          <w:tcPr>
+            <w:tcW w:type="dxa" w:w="675"/>
             <w:tcMar>
               <w:top w:type="dxa" w:w="60"/>
               <w:left w:type="dxa" w:w="100"/>
@@ -2333,7 +2333,7 @@
       <w:tr>
         <w:tc>
           <w:tcPr>
-            <w:tcW w:type="dxa" w:w="700"/>
+            <w:tcW w:type="dxa" w:w="675"/>
             <w:tcMar>
               <w:top w:type="dxa" w:w="60"/>
               <w:left w:type="dxa" w:w="100"/>
@@ -2356,99 +2356,99 @@
         </w:tc>
         <w:tc>
           <w:tcPr>
-            <w:tcW w:type="dxa" w:w="2100"/>
-            <w:tcMar>
-              <w:top w:type="dxa" w:w="60"/>
-              <w:left w:type="dxa" w:w="100"/>
-              <w:bottom w:type="dxa" w:w="60"/>
-              <w:right w:type="dxa" w:w="100"/>
-            </w:tcMar>
-          </w:tcPr>
-          <w:p>
-            <w:pPr>
-              <w:spacing w:after="0"/>
-            </w:pPr>
-            <w:r>
-              <w:rPr>
-                <w:sz w:val="19"/>
-                <w:szCs w:val="19"/>
-              </w:rPr>
-              <w:t xml:space="preserve"/>
-            </w:r>
-          </w:p>
-        </w:tc>
-        <w:tc>
-          <w:tcPr>
-            <w:tcW w:type="dxa" w:w="2400"/>
-            <w:tcMar>
-              <w:top w:type="dxa" w:w="60"/>
-              <w:left w:type="dxa" w:w="100"/>
-              <w:bottom w:type="dxa" w:w="60"/>
-              <w:right w:type="dxa" w:w="100"/>
-            </w:tcMar>
-          </w:tcPr>
-          <w:p>
-            <w:pPr>
-              <w:spacing w:after="0"/>
-            </w:pPr>
-            <w:r>
-              <w:rPr>
-                <w:sz w:val="19"/>
-                <w:szCs w:val="19"/>
-              </w:rPr>
-              <w:t xml:space="preserve"/>
-            </w:r>
-          </w:p>
-        </w:tc>
-        <w:tc>
-          <w:tcPr>
-            <w:tcW w:type="dxa" w:w="2100"/>
-            <w:tcMar>
-              <w:top w:type="dxa" w:w="60"/>
-              <w:left w:type="dxa" w:w="100"/>
-              <w:bottom w:type="dxa" w:w="60"/>
-              <w:right w:type="dxa" w:w="100"/>
-            </w:tcMar>
-          </w:tcPr>
-          <w:p>
-            <w:pPr>
-              <w:spacing w:after="0"/>
-            </w:pPr>
-            <w:r>
-              <w:rPr>
-                <w:sz w:val="19"/>
-                <w:szCs w:val="19"/>
-              </w:rPr>
-              <w:t xml:space="preserve"/>
-            </w:r>
-          </w:p>
-        </w:tc>
-        <w:tc>
-          <w:tcPr>
-            <w:tcW w:type="dxa" w:w="1600"/>
-            <w:tcMar>
-              <w:top w:type="dxa" w:w="60"/>
-              <w:left w:type="dxa" w:w="100"/>
-              <w:bottom w:type="dxa" w:w="60"/>
-              <w:right w:type="dxa" w:w="100"/>
-            </w:tcMar>
-          </w:tcPr>
-          <w:p>
-            <w:pPr>
-              <w:spacing w:after="0"/>
-            </w:pPr>
-            <w:r>
-              <w:rPr>
-                <w:sz w:val="19"/>
-                <w:szCs w:val="19"/>
-              </w:rPr>
-              <w:t xml:space="preserve"/>
-            </w:r>
-          </w:p>
-        </w:tc>
-        <w:tc>
-          <w:tcPr>
-            <w:tcW w:type="dxa" w:w="738"/>
+            <w:tcW w:type="dxa" w:w="2120"/>
+            <w:tcMar>
+              <w:top w:type="dxa" w:w="60"/>
+              <w:left w:type="dxa" w:w="100"/>
+              <w:bottom w:type="dxa" w:w="60"/>
+              <w:right w:type="dxa" w:w="100"/>
+            </w:tcMar>
+          </w:tcPr>
+          <w:p>
+            <w:pPr>
+              <w:spacing w:after="0"/>
+            </w:pPr>
+            <w:r>
+              <w:rPr>
+                <w:sz w:val="19"/>
+                <w:szCs w:val="19"/>
+              </w:rPr>
+              <w:t xml:space="preserve"/>
+            </w:r>
+          </w:p>
+        </w:tc>
+        <w:tc>
+          <w:tcPr>
+            <w:tcW w:type="dxa" w:w="2410"/>
+            <w:tcMar>
+              <w:top w:type="dxa" w:w="60"/>
+              <w:left w:type="dxa" w:w="100"/>
+              <w:bottom w:type="dxa" w:w="60"/>
+              <w:right w:type="dxa" w:w="100"/>
+            </w:tcMar>
+          </w:tcPr>
+          <w:p>
+            <w:pPr>
+              <w:spacing w:after="0"/>
+            </w:pPr>
+            <w:r>
+              <w:rPr>
+                <w:sz w:val="19"/>
+                <w:szCs w:val="19"/>
+              </w:rPr>
+              <w:t xml:space="preserve"/>
+            </w:r>
+          </w:p>
+        </w:tc>
+        <w:tc>
+          <w:tcPr>
+            <w:tcW w:type="dxa" w:w="2120"/>
+            <w:tcMar>
+              <w:top w:type="dxa" w:w="60"/>
+              <w:left w:type="dxa" w:w="100"/>
+              <w:bottom w:type="dxa" w:w="60"/>
+              <w:right w:type="dxa" w:w="100"/>
+            </w:tcMar>
+          </w:tcPr>
+          <w:p>
+            <w:pPr>
+              <w:spacing w:after="0"/>
+            </w:pPr>
+            <w:r>
+              <w:rPr>
+                <w:sz w:val="19"/>
+                <w:szCs w:val="19"/>
+              </w:rPr>
+              <w:t xml:space="preserve"/>
+            </w:r>
+          </w:p>
+        </w:tc>
+        <w:tc>
+          <w:tcPr>
+            <w:tcW w:type="dxa" w:w="1638"/>
+            <w:tcMar>
+              <w:top w:type="dxa" w:w="60"/>
+              <w:left w:type="dxa" w:w="100"/>
+              <w:bottom w:type="dxa" w:w="60"/>
+              <w:right w:type="dxa" w:w="100"/>
+            </w:tcMar>
+          </w:tcPr>
+          <w:p>
+            <w:pPr>
+              <w:spacing w:after="0"/>
+            </w:pPr>
+            <w:r>
+              <w:rPr>
+                <w:sz w:val="19"/>
+                <w:szCs w:val="19"/>
+              </w:rPr>
+              <w:t xml:space="preserve"/>
+            </w:r>
+          </w:p>
+        </w:tc>
+        <w:tc>
+          <w:tcPr>
+            <w:tcW w:type="dxa" w:w="675"/>
             <w:tcMar>
               <w:top w:type="dxa" w:w="60"/>
               <w:left w:type="dxa" w:w="100"/>
@@ -2473,7 +2473,7 @@
       <w:tr>
         <w:tc>
           <w:tcPr>
-            <w:tcW w:type="dxa" w:w="700"/>
+            <w:tcW w:type="dxa" w:w="675"/>
             <w:tcMar>
               <w:top w:type="dxa" w:w="60"/>
               <w:left w:type="dxa" w:w="100"/>
@@ -2496,99 +2496,99 @@
         </w:tc>
         <w:tc>
           <w:tcPr>
-            <w:tcW w:type="dxa" w:w="2100"/>
-            <w:tcMar>
-              <w:top w:type="dxa" w:w="60"/>
-              <w:left w:type="dxa" w:w="100"/>
-              <w:bottom w:type="dxa" w:w="60"/>
-              <w:right w:type="dxa" w:w="100"/>
-            </w:tcMar>
-          </w:tcPr>
-          <w:p>
-            <w:pPr>
-              <w:spacing w:after="0"/>
-            </w:pPr>
-            <w:r>
-              <w:rPr>
-                <w:sz w:val="19"/>
-                <w:szCs w:val="19"/>
-              </w:rPr>
-              <w:t xml:space="preserve"/>
-            </w:r>
-          </w:p>
-        </w:tc>
-        <w:tc>
-          <w:tcPr>
-            <w:tcW w:type="dxa" w:w="2400"/>
-            <w:tcMar>
-              <w:top w:type="dxa" w:w="60"/>
-              <w:left w:type="dxa" w:w="100"/>
-              <w:bottom w:type="dxa" w:w="60"/>
-              <w:right w:type="dxa" w:w="100"/>
-            </w:tcMar>
-          </w:tcPr>
-          <w:p>
-            <w:pPr>
-              <w:spacing w:after="0"/>
-            </w:pPr>
-            <w:r>
-              <w:rPr>
-                <w:sz w:val="19"/>
-                <w:szCs w:val="19"/>
-              </w:rPr>
-              <w:t xml:space="preserve"/>
-            </w:r>
-          </w:p>
-        </w:tc>
-        <w:tc>
-          <w:tcPr>
-            <w:tcW w:type="dxa" w:w="2100"/>
-            <w:tcMar>
-              <w:top w:type="dxa" w:w="60"/>
-              <w:left w:type="dxa" w:w="100"/>
-              <w:bottom w:type="dxa" w:w="60"/>
-              <w:right w:type="dxa" w:w="100"/>
-            </w:tcMar>
-          </w:tcPr>
-          <w:p>
-            <w:pPr>
-              <w:spacing w:after="0"/>
-            </w:pPr>
-            <w:r>
-              <w:rPr>
-                <w:sz w:val="19"/>
-                <w:szCs w:val="19"/>
-              </w:rPr>
-              <w:t xml:space="preserve"/>
-            </w:r>
-          </w:p>
-        </w:tc>
-        <w:tc>
-          <w:tcPr>
-            <w:tcW w:type="dxa" w:w="1600"/>
-            <w:tcMar>
-              <w:top w:type="dxa" w:w="60"/>
-              <w:left w:type="dxa" w:w="100"/>
-              <w:bottom w:type="dxa" w:w="60"/>
-              <w:right w:type="dxa" w:w="100"/>
-            </w:tcMar>
-          </w:tcPr>
-          <w:p>
-            <w:pPr>
-              <w:spacing w:after="0"/>
-            </w:pPr>
-            <w:r>
-              <w:rPr>
-                <w:sz w:val="19"/>
-                <w:szCs w:val="19"/>
-              </w:rPr>
-              <w:t xml:space="preserve"/>
-            </w:r>
-          </w:p>
-        </w:tc>
-        <w:tc>
-          <w:tcPr>
-            <w:tcW w:type="dxa" w:w="738"/>
+            <w:tcW w:type="dxa" w:w="2120"/>
+            <w:tcMar>
+              <w:top w:type="dxa" w:w="60"/>
+              <w:left w:type="dxa" w:w="100"/>
+              <w:bottom w:type="dxa" w:w="60"/>
+              <w:right w:type="dxa" w:w="100"/>
+            </w:tcMar>
+          </w:tcPr>
+          <w:p>
+            <w:pPr>
+              <w:spacing w:after="0"/>
+            </w:pPr>
+            <w:r>
+              <w:rPr>
+                <w:sz w:val="19"/>
+                <w:szCs w:val="19"/>
+              </w:rPr>
+              <w:t xml:space="preserve"/>
+            </w:r>
+          </w:p>
+        </w:tc>
+        <w:tc>
+          <w:tcPr>
+            <w:tcW w:type="dxa" w:w="2410"/>
+            <w:tcMar>
+              <w:top w:type="dxa" w:w="60"/>
+              <w:left w:type="dxa" w:w="100"/>
+              <w:bottom w:type="dxa" w:w="60"/>
+              <w:right w:type="dxa" w:w="100"/>
+            </w:tcMar>
+          </w:tcPr>
+          <w:p>
+            <w:pPr>
+              <w:spacing w:after="0"/>
+            </w:pPr>
+            <w:r>
+              <w:rPr>
+                <w:sz w:val="19"/>
+                <w:szCs w:val="19"/>
+              </w:rPr>
+              <w:t xml:space="preserve"/>
+            </w:r>
+          </w:p>
+        </w:tc>
+        <w:tc>
+          <w:tcPr>
+            <w:tcW w:type="dxa" w:w="2120"/>
+            <w:tcMar>
+              <w:top w:type="dxa" w:w="60"/>
+              <w:left w:type="dxa" w:w="100"/>
+              <w:bottom w:type="dxa" w:w="60"/>
+              <w:right w:type="dxa" w:w="100"/>
+            </w:tcMar>
+          </w:tcPr>
+          <w:p>
+            <w:pPr>
+              <w:spacing w:after="0"/>
+            </w:pPr>
+            <w:r>
+              <w:rPr>
+                <w:sz w:val="19"/>
+                <w:szCs w:val="19"/>
+              </w:rPr>
+              <w:t xml:space="preserve"/>
+            </w:r>
+          </w:p>
+        </w:tc>
+        <w:tc>
+          <w:tcPr>
+            <w:tcW w:type="dxa" w:w="1638"/>
+            <w:tcMar>
+              <w:top w:type="dxa" w:w="60"/>
+              <w:left w:type="dxa" w:w="100"/>
+              <w:bottom w:type="dxa" w:w="60"/>
+              <w:right w:type="dxa" w:w="100"/>
+            </w:tcMar>
+          </w:tcPr>
+          <w:p>
+            <w:pPr>
+              <w:spacing w:after="0"/>
+            </w:pPr>
+            <w:r>
+              <w:rPr>
+                <w:sz w:val="19"/>
+                <w:szCs w:val="19"/>
+              </w:rPr>
+              <w:t xml:space="preserve"/>
+            </w:r>
+          </w:p>
+        </w:tc>
+        <w:tc>
+          <w:tcPr>
+            <w:tcW w:type="dxa" w:w="675"/>
             <w:tcMar>
               <w:top w:type="dxa" w:w="60"/>
               <w:left w:type="dxa" w:w="100"/>
@@ -2613,7 +2613,7 @@
       <w:tr>
         <w:tc>
           <w:tcPr>
-            <w:tcW w:type="dxa" w:w="700"/>
+            <w:tcW w:type="dxa" w:w="675"/>
             <w:tcMar>
               <w:top w:type="dxa" w:w="60"/>
               <w:left w:type="dxa" w:w="100"/>
@@ -2636,99 +2636,99 @@
         </w:tc>
         <w:tc>
           <w:tcPr>
-            <w:tcW w:type="dxa" w:w="2100"/>
-            <w:tcMar>
-              <w:top w:type="dxa" w:w="60"/>
-              <w:left w:type="dxa" w:w="100"/>
-              <w:bottom w:type="dxa" w:w="60"/>
-              <w:right w:type="dxa" w:w="100"/>
-            </w:tcMar>
-          </w:tcPr>
-          <w:p>
-            <w:pPr>
-              <w:spacing w:after="0"/>
-            </w:pPr>
-            <w:r>
-              <w:rPr>
-                <w:sz w:val="19"/>
-                <w:szCs w:val="19"/>
-              </w:rPr>
-              <w:t xml:space="preserve"/>
-            </w:r>
-          </w:p>
-        </w:tc>
-        <w:tc>
-          <w:tcPr>
-            <w:tcW w:type="dxa" w:w="2400"/>
-            <w:tcMar>
-              <w:top w:type="dxa" w:w="60"/>
-              <w:left w:type="dxa" w:w="100"/>
-              <w:bottom w:type="dxa" w:w="60"/>
-              <w:right w:type="dxa" w:w="100"/>
-            </w:tcMar>
-          </w:tcPr>
-          <w:p>
-            <w:pPr>
-              <w:spacing w:after="0"/>
-            </w:pPr>
-            <w:r>
-              <w:rPr>
-                <w:sz w:val="19"/>
-                <w:szCs w:val="19"/>
-              </w:rPr>
-              <w:t xml:space="preserve"/>
-            </w:r>
-          </w:p>
-        </w:tc>
-        <w:tc>
-          <w:tcPr>
-            <w:tcW w:type="dxa" w:w="2100"/>
-            <w:tcMar>
-              <w:top w:type="dxa" w:w="60"/>
-              <w:left w:type="dxa" w:w="100"/>
-              <w:bottom w:type="dxa" w:w="60"/>
-              <w:right w:type="dxa" w:w="100"/>
-            </w:tcMar>
-          </w:tcPr>
-          <w:p>
-            <w:pPr>
-              <w:spacing w:after="0"/>
-            </w:pPr>
-            <w:r>
-              <w:rPr>
-                <w:sz w:val="19"/>
-                <w:szCs w:val="19"/>
-              </w:rPr>
-              <w:t xml:space="preserve"/>
-            </w:r>
-          </w:p>
-        </w:tc>
-        <w:tc>
-          <w:tcPr>
-            <w:tcW w:type="dxa" w:w="1600"/>
-            <w:tcMar>
-              <w:top w:type="dxa" w:w="60"/>
-              <w:left w:type="dxa" w:w="100"/>
-              <w:bottom w:type="dxa" w:w="60"/>
-              <w:right w:type="dxa" w:w="100"/>
-            </w:tcMar>
-          </w:tcPr>
-          <w:p>
-            <w:pPr>
-              <w:spacing w:after="0"/>
-            </w:pPr>
-            <w:r>
-              <w:rPr>
-                <w:sz w:val="19"/>
-                <w:szCs w:val="19"/>
-              </w:rPr>
-              <w:t xml:space="preserve"/>
-            </w:r>
-          </w:p>
-        </w:tc>
-        <w:tc>
-          <w:tcPr>
-            <w:tcW w:type="dxa" w:w="738"/>
+            <w:tcW w:type="dxa" w:w="2120"/>
+            <w:tcMar>
+              <w:top w:type="dxa" w:w="60"/>
+              <w:left w:type="dxa" w:w="100"/>
+              <w:bottom w:type="dxa" w:w="60"/>
+              <w:right w:type="dxa" w:w="100"/>
+            </w:tcMar>
+          </w:tcPr>
+          <w:p>
+            <w:pPr>
+              <w:spacing w:after="0"/>
+            </w:pPr>
+            <w:r>
+              <w:rPr>
+                <w:sz w:val="19"/>
+                <w:szCs w:val="19"/>
+              </w:rPr>
+              <w:t xml:space="preserve"/>
+            </w:r>
+          </w:p>
+        </w:tc>
+        <w:tc>
+          <w:tcPr>
+            <w:tcW w:type="dxa" w:w="2410"/>
+            <w:tcMar>
+              <w:top w:type="dxa" w:w="60"/>
+              <w:left w:type="dxa" w:w="100"/>
+              <w:bottom w:type="dxa" w:w="60"/>
+              <w:right w:type="dxa" w:w="100"/>
+            </w:tcMar>
+          </w:tcPr>
+          <w:p>
+            <w:pPr>
+              <w:spacing w:after="0"/>
+            </w:pPr>
+            <w:r>
+              <w:rPr>
+                <w:sz w:val="19"/>
+                <w:szCs w:val="19"/>
+              </w:rPr>
+              <w:t xml:space="preserve"/>
+            </w:r>
+          </w:p>
+        </w:tc>
+        <w:tc>
+          <w:tcPr>
+            <w:tcW w:type="dxa" w:w="2120"/>
+            <w:tcMar>
+              <w:top w:type="dxa" w:w="60"/>
+              <w:left w:type="dxa" w:w="100"/>
+              <w:bottom w:type="dxa" w:w="60"/>
+              <w:right w:type="dxa" w:w="100"/>
+            </w:tcMar>
+          </w:tcPr>
+          <w:p>
+            <w:pPr>
+              <w:spacing w:after="0"/>
+            </w:pPr>
+            <w:r>
+              <w:rPr>
+                <w:sz w:val="19"/>
+                <w:szCs w:val="19"/>
+              </w:rPr>
+              <w:t xml:space="preserve"/>
+            </w:r>
+          </w:p>
+        </w:tc>
+        <w:tc>
+          <w:tcPr>
+            <w:tcW w:type="dxa" w:w="1638"/>
+            <w:tcMar>
+              <w:top w:type="dxa" w:w="60"/>
+              <w:left w:type="dxa" w:w="100"/>
+              <w:bottom w:type="dxa" w:w="60"/>
+              <w:right w:type="dxa" w:w="100"/>
+            </w:tcMar>
+          </w:tcPr>
+          <w:p>
+            <w:pPr>
+              <w:spacing w:after="0"/>
+            </w:pPr>
+            <w:r>
+              <w:rPr>
+                <w:sz w:val="19"/>
+                <w:szCs w:val="19"/>
+              </w:rPr>
+              <w:t xml:space="preserve"/>
+            </w:r>
+          </w:p>
+        </w:tc>
+        <w:tc>
+          <w:tcPr>
+            <w:tcW w:type="dxa" w:w="675"/>
             <w:tcMar>
               <w:top w:type="dxa" w:w="60"/>
               <w:left w:type="dxa" w:w="100"/>
@@ -2753,7 +2753,7 @@
       <w:tr>
         <w:tc>
           <w:tcPr>
-            <w:tcW w:type="dxa" w:w="700"/>
+            <w:tcW w:type="dxa" w:w="675"/>
             <w:tcMar>
               <w:top w:type="dxa" w:w="60"/>
               <w:left w:type="dxa" w:w="100"/>
@@ -2776,99 +2776,99 @@
         </w:tc>
         <w:tc>
           <w:tcPr>
-            <w:tcW w:type="dxa" w:w="2100"/>
-            <w:tcMar>
-              <w:top w:type="dxa" w:w="60"/>
-              <w:left w:type="dxa" w:w="100"/>
-              <w:bottom w:type="dxa" w:w="60"/>
-              <w:right w:type="dxa" w:w="100"/>
-            </w:tcMar>
-          </w:tcPr>
-          <w:p>
-            <w:pPr>
-              <w:spacing w:after="0"/>
-            </w:pPr>
-            <w:r>
-              <w:rPr>
-                <w:sz w:val="19"/>
-                <w:szCs w:val="19"/>
-              </w:rPr>
-              <w:t xml:space="preserve"/>
-            </w:r>
-          </w:p>
-        </w:tc>
-        <w:tc>
-          <w:tcPr>
-            <w:tcW w:type="dxa" w:w="2400"/>
-            <w:tcMar>
-              <w:top w:type="dxa" w:w="60"/>
-              <w:left w:type="dxa" w:w="100"/>
-              <w:bottom w:type="dxa" w:w="60"/>
-              <w:right w:type="dxa" w:w="100"/>
-            </w:tcMar>
-          </w:tcPr>
-          <w:p>
-            <w:pPr>
-              <w:spacing w:after="0"/>
-            </w:pPr>
-            <w:r>
-              <w:rPr>
-                <w:sz w:val="19"/>
-                <w:szCs w:val="19"/>
-              </w:rPr>
-              <w:t xml:space="preserve"/>
-            </w:r>
-          </w:p>
-        </w:tc>
-        <w:tc>
-          <w:tcPr>
-            <w:tcW w:type="dxa" w:w="2100"/>
-            <w:tcMar>
-              <w:top w:type="dxa" w:w="60"/>
-              <w:left w:type="dxa" w:w="100"/>
-              <w:bottom w:type="dxa" w:w="60"/>
-              <w:right w:type="dxa" w:w="100"/>
-            </w:tcMar>
-          </w:tcPr>
-          <w:p>
-            <w:pPr>
-              <w:spacing w:after="0"/>
-            </w:pPr>
-            <w:r>
-              <w:rPr>
-                <w:sz w:val="19"/>
-                <w:szCs w:val="19"/>
-              </w:rPr>
-              <w:t xml:space="preserve"/>
-            </w:r>
-          </w:p>
-        </w:tc>
-        <w:tc>
-          <w:tcPr>
-            <w:tcW w:type="dxa" w:w="1600"/>
-            <w:tcMar>
-              <w:top w:type="dxa" w:w="60"/>
-              <w:left w:type="dxa" w:w="100"/>
-              <w:bottom w:type="dxa" w:w="60"/>
-              <w:right w:type="dxa" w:w="100"/>
-            </w:tcMar>
-          </w:tcPr>
-          <w:p>
-            <w:pPr>
-              <w:spacing w:after="0"/>
-            </w:pPr>
-            <w:r>
-              <w:rPr>
-                <w:sz w:val="19"/>
-                <w:szCs w:val="19"/>
-              </w:rPr>
-              <w:t xml:space="preserve"/>
-            </w:r>
-          </w:p>
-        </w:tc>
-        <w:tc>
-          <w:tcPr>
-            <w:tcW w:type="dxa" w:w="738"/>
+            <w:tcW w:type="dxa" w:w="2120"/>
+            <w:tcMar>
+              <w:top w:type="dxa" w:w="60"/>
+              <w:left w:type="dxa" w:w="100"/>
+              <w:bottom w:type="dxa" w:w="60"/>
+              <w:right w:type="dxa" w:w="100"/>
+            </w:tcMar>
+          </w:tcPr>
+          <w:p>
+            <w:pPr>
+              <w:spacing w:after="0"/>
+            </w:pPr>
+            <w:r>
+              <w:rPr>
+                <w:sz w:val="19"/>
+                <w:szCs w:val="19"/>
+              </w:rPr>
+              <w:t xml:space="preserve"/>
+            </w:r>
+          </w:p>
+        </w:tc>
+        <w:tc>
+          <w:tcPr>
+            <w:tcW w:type="dxa" w:w="2410"/>
+            <w:tcMar>
+              <w:top w:type="dxa" w:w="60"/>
+              <w:left w:type="dxa" w:w="100"/>
+              <w:bottom w:type="dxa" w:w="60"/>
+              <w:right w:type="dxa" w:w="100"/>
+            </w:tcMar>
+          </w:tcPr>
+          <w:p>
+            <w:pPr>
+              <w:spacing w:after="0"/>
+            </w:pPr>
+            <w:r>
+              <w:rPr>
+                <w:sz w:val="19"/>
+                <w:szCs w:val="19"/>
+              </w:rPr>
+              <w:t xml:space="preserve"/>
+            </w:r>
+          </w:p>
+        </w:tc>
+        <w:tc>
+          <w:tcPr>
+            <w:tcW w:type="dxa" w:w="2120"/>
+            <w:tcMar>
+              <w:top w:type="dxa" w:w="60"/>
+              <w:left w:type="dxa" w:w="100"/>
+              <w:bottom w:type="dxa" w:w="60"/>
+              <w:right w:type="dxa" w:w="100"/>
+            </w:tcMar>
+          </w:tcPr>
+          <w:p>
+            <w:pPr>
+              <w:spacing w:after="0"/>
+            </w:pPr>
+            <w:r>
+              <w:rPr>
+                <w:sz w:val="19"/>
+                <w:szCs w:val="19"/>
+              </w:rPr>
+              <w:t xml:space="preserve"/>
+            </w:r>
+          </w:p>
+        </w:tc>
+        <w:tc>
+          <w:tcPr>
+            <w:tcW w:type="dxa" w:w="1638"/>
+            <w:tcMar>
+              <w:top w:type="dxa" w:w="60"/>
+              <w:left w:type="dxa" w:w="100"/>
+              <w:bottom w:type="dxa" w:w="60"/>
+              <w:right w:type="dxa" w:w="100"/>
+            </w:tcMar>
+          </w:tcPr>
+          <w:p>
+            <w:pPr>
+              <w:spacing w:after="0"/>
+            </w:pPr>
+            <w:r>
+              <w:rPr>
+                <w:sz w:val="19"/>
+                <w:szCs w:val="19"/>
+              </w:rPr>
+              <w:t xml:space="preserve"/>
+            </w:r>
+          </w:p>
+        </w:tc>
+        <w:tc>
+          <w:tcPr>
+            <w:tcW w:type="dxa" w:w="675"/>
             <w:tcMar>
               <w:top w:type="dxa" w:w="60"/>
               <w:left w:type="dxa" w:w="100"/>
@@ -2893,7 +2893,7 @@
       <w:tr>
         <w:tc>
           <w:tcPr>
-            <w:tcW w:type="dxa" w:w="700"/>
+            <w:tcW w:type="dxa" w:w="675"/>
             <w:tcMar>
               <w:top w:type="dxa" w:w="60"/>
               <w:left w:type="dxa" w:w="100"/>
@@ -2916,99 +2916,99 @@
         </w:tc>
         <w:tc>
           <w:tcPr>
-            <w:tcW w:type="dxa" w:w="2100"/>
-            <w:tcMar>
-              <w:top w:type="dxa" w:w="60"/>
-              <w:left w:type="dxa" w:w="100"/>
-              <w:bottom w:type="dxa" w:w="60"/>
-              <w:right w:type="dxa" w:w="100"/>
-            </w:tcMar>
-          </w:tcPr>
-          <w:p>
-            <w:pPr>
-              <w:spacing w:after="0"/>
-            </w:pPr>
-            <w:r>
-              <w:rPr>
-                <w:sz w:val="19"/>
-                <w:szCs w:val="19"/>
-              </w:rPr>
-              <w:t xml:space="preserve"/>
-            </w:r>
-          </w:p>
-        </w:tc>
-        <w:tc>
-          <w:tcPr>
-            <w:tcW w:type="dxa" w:w="2400"/>
-            <w:tcMar>
-              <w:top w:type="dxa" w:w="60"/>
-              <w:left w:type="dxa" w:w="100"/>
-              <w:bottom w:type="dxa" w:w="60"/>
-              <w:right w:type="dxa" w:w="100"/>
-            </w:tcMar>
-          </w:tcPr>
-          <w:p>
-            <w:pPr>
-              <w:spacing w:after="0"/>
-            </w:pPr>
-            <w:r>
-              <w:rPr>
-                <w:sz w:val="19"/>
-                <w:szCs w:val="19"/>
-              </w:rPr>
-              <w:t xml:space="preserve"/>
-            </w:r>
-          </w:p>
-        </w:tc>
-        <w:tc>
-          <w:tcPr>
-            <w:tcW w:type="dxa" w:w="2100"/>
-            <w:tcMar>
-              <w:top w:type="dxa" w:w="60"/>
-              <w:left w:type="dxa" w:w="100"/>
-              <w:bottom w:type="dxa" w:w="60"/>
-              <w:right w:type="dxa" w:w="100"/>
-            </w:tcMar>
-          </w:tcPr>
-          <w:p>
-            <w:pPr>
-              <w:spacing w:after="0"/>
-            </w:pPr>
-            <w:r>
-              <w:rPr>
-                <w:sz w:val="19"/>
-                <w:szCs w:val="19"/>
-              </w:rPr>
-              <w:t xml:space="preserve"/>
-            </w:r>
-          </w:p>
-        </w:tc>
-        <w:tc>
-          <w:tcPr>
-            <w:tcW w:type="dxa" w:w="1600"/>
-            <w:tcMar>
-              <w:top w:type="dxa" w:w="60"/>
-              <w:left w:type="dxa" w:w="100"/>
-              <w:bottom w:type="dxa" w:w="60"/>
-              <w:right w:type="dxa" w:w="100"/>
-            </w:tcMar>
-          </w:tcPr>
-          <w:p>
-            <w:pPr>
-              <w:spacing w:after="0"/>
-            </w:pPr>
-            <w:r>
-              <w:rPr>
-                <w:sz w:val="19"/>
-                <w:szCs w:val="19"/>
-              </w:rPr>
-              <w:t xml:space="preserve"/>
-            </w:r>
-          </w:p>
-        </w:tc>
-        <w:tc>
-          <w:tcPr>
-            <w:tcW w:type="dxa" w:w="738"/>
+            <w:tcW w:type="dxa" w:w="2120"/>
+            <w:tcMar>
+              <w:top w:type="dxa" w:w="60"/>
+              <w:left w:type="dxa" w:w="100"/>
+              <w:bottom w:type="dxa" w:w="60"/>
+              <w:right w:type="dxa" w:w="100"/>
+            </w:tcMar>
+          </w:tcPr>
+          <w:p>
+            <w:pPr>
+              <w:spacing w:after="0"/>
+            </w:pPr>
+            <w:r>
+              <w:rPr>
+                <w:sz w:val="19"/>
+                <w:szCs w:val="19"/>
+              </w:rPr>
+              <w:t xml:space="preserve"/>
+            </w:r>
+          </w:p>
+        </w:tc>
+        <w:tc>
+          <w:tcPr>
+            <w:tcW w:type="dxa" w:w="2410"/>
+            <w:tcMar>
+              <w:top w:type="dxa" w:w="60"/>
+              <w:left w:type="dxa" w:w="100"/>
+              <w:bottom w:type="dxa" w:w="60"/>
+              <w:right w:type="dxa" w:w="100"/>
+            </w:tcMar>
+          </w:tcPr>
+          <w:p>
+            <w:pPr>
+              <w:spacing w:after="0"/>
+            </w:pPr>
+            <w:r>
+              <w:rPr>
+                <w:sz w:val="19"/>
+                <w:szCs w:val="19"/>
+              </w:rPr>
+              <w:t xml:space="preserve"/>
+            </w:r>
+          </w:p>
+        </w:tc>
+        <w:tc>
+          <w:tcPr>
+            <w:tcW w:type="dxa" w:w="2120"/>
+            <w:tcMar>
+              <w:top w:type="dxa" w:w="60"/>
+              <w:left w:type="dxa" w:w="100"/>
+              <w:bottom w:type="dxa" w:w="60"/>
+              <w:right w:type="dxa" w:w="100"/>
+            </w:tcMar>
+          </w:tcPr>
+          <w:p>
+            <w:pPr>
+              <w:spacing w:after="0"/>
+            </w:pPr>
+            <w:r>
+              <w:rPr>
+                <w:sz w:val="19"/>
+                <w:szCs w:val="19"/>
+              </w:rPr>
+              <w:t xml:space="preserve"/>
+            </w:r>
+          </w:p>
+        </w:tc>
+        <w:tc>
+          <w:tcPr>
+            <w:tcW w:type="dxa" w:w="1638"/>
+            <w:tcMar>
+              <w:top w:type="dxa" w:w="60"/>
+              <w:left w:type="dxa" w:w="100"/>
+              <w:bottom w:type="dxa" w:w="60"/>
+              <w:right w:type="dxa" w:w="100"/>
+            </w:tcMar>
+          </w:tcPr>
+          <w:p>
+            <w:pPr>
+              <w:spacing w:after="0"/>
+            </w:pPr>
+            <w:r>
+              <w:rPr>
+                <w:sz w:val="19"/>
+                <w:szCs w:val="19"/>
+              </w:rPr>
+              <w:t xml:space="preserve"/>
+            </w:r>
+          </w:p>
+        </w:tc>
+        <w:tc>
+          <w:tcPr>
+            <w:tcW w:type="dxa" w:w="675"/>
             <w:tcMar>
               <w:top w:type="dxa" w:w="60"/>
               <w:left w:type="dxa" w:w="100"/>
@@ -3033,7 +3033,7 @@
       <w:tr>
         <w:tc>
           <w:tcPr>
-            <w:tcW w:type="dxa" w:w="700"/>
+            <w:tcW w:type="dxa" w:w="675"/>
             <w:tcMar>
               <w:top w:type="dxa" w:w="60"/>
               <w:left w:type="dxa" w:w="100"/>
@@ -3056,99 +3056,99 @@
         </w:tc>
         <w:tc>
           <w:tcPr>
-            <w:tcW w:type="dxa" w:w="2100"/>
-            <w:tcMar>
-              <w:top w:type="dxa" w:w="60"/>
-              <w:left w:type="dxa" w:w="100"/>
-              <w:bottom w:type="dxa" w:w="60"/>
-              <w:right w:type="dxa" w:w="100"/>
-            </w:tcMar>
-          </w:tcPr>
-          <w:p>
-            <w:pPr>
-              <w:spacing w:after="0"/>
-            </w:pPr>
-            <w:r>
-              <w:rPr>
-                <w:sz w:val="19"/>
-                <w:szCs w:val="19"/>
-              </w:rPr>
-              <w:t xml:space="preserve"/>
-            </w:r>
-          </w:p>
-        </w:tc>
-        <w:tc>
-          <w:tcPr>
-            <w:tcW w:type="dxa" w:w="2400"/>
-            <w:tcMar>
-              <w:top w:type="dxa" w:w="60"/>
-              <w:left w:type="dxa" w:w="100"/>
-              <w:bottom w:type="dxa" w:w="60"/>
-              <w:right w:type="dxa" w:w="100"/>
-            </w:tcMar>
-          </w:tcPr>
-          <w:p>
-            <w:pPr>
-              <w:spacing w:after="0"/>
-            </w:pPr>
-            <w:r>
-              <w:rPr>
-                <w:sz w:val="19"/>
-                <w:szCs w:val="19"/>
-              </w:rPr>
-              <w:t xml:space="preserve"/>
-            </w:r>
-          </w:p>
-        </w:tc>
-        <w:tc>
-          <w:tcPr>
-            <w:tcW w:type="dxa" w:w="2100"/>
-            <w:tcMar>
-              <w:top w:type="dxa" w:w="60"/>
-              <w:left w:type="dxa" w:w="100"/>
-              <w:bottom w:type="dxa" w:w="60"/>
-              <w:right w:type="dxa" w:w="100"/>
-            </w:tcMar>
-          </w:tcPr>
-          <w:p>
-            <w:pPr>
-              <w:spacing w:after="0"/>
-            </w:pPr>
-            <w:r>
-              <w:rPr>
-                <w:sz w:val="19"/>
-                <w:szCs w:val="19"/>
-              </w:rPr>
-              <w:t xml:space="preserve"/>
-            </w:r>
-          </w:p>
-        </w:tc>
-        <w:tc>
-          <w:tcPr>
-            <w:tcW w:type="dxa" w:w="1600"/>
-            <w:tcMar>
-              <w:top w:type="dxa" w:w="60"/>
-              <w:left w:type="dxa" w:w="100"/>
-              <w:bottom w:type="dxa" w:w="60"/>
-              <w:right w:type="dxa" w:w="100"/>
-            </w:tcMar>
-          </w:tcPr>
-          <w:p>
-            <w:pPr>
-              <w:spacing w:after="0"/>
-            </w:pPr>
-            <w:r>
-              <w:rPr>
-                <w:sz w:val="19"/>
-                <w:szCs w:val="19"/>
-              </w:rPr>
-              <w:t xml:space="preserve"/>
-            </w:r>
-          </w:p>
-        </w:tc>
-        <w:tc>
-          <w:tcPr>
-            <w:tcW w:type="dxa" w:w="738"/>
+            <w:tcW w:type="dxa" w:w="2120"/>
+            <w:tcMar>
+              <w:top w:type="dxa" w:w="60"/>
+              <w:left w:type="dxa" w:w="100"/>
+              <w:bottom w:type="dxa" w:w="60"/>
+              <w:right w:type="dxa" w:w="100"/>
+            </w:tcMar>
+          </w:tcPr>
+          <w:p>
+            <w:pPr>
+              <w:spacing w:after="0"/>
+            </w:pPr>
+            <w:r>
+              <w:rPr>
+                <w:sz w:val="19"/>
+                <w:szCs w:val="19"/>
+              </w:rPr>
+              <w:t xml:space="preserve"/>
+            </w:r>
+          </w:p>
+        </w:tc>
+        <w:tc>
+          <w:tcPr>
+            <w:tcW w:type="dxa" w:w="2410"/>
+            <w:tcMar>
+              <w:top w:type="dxa" w:w="60"/>
+              <w:left w:type="dxa" w:w="100"/>
+              <w:bottom w:type="dxa" w:w="60"/>
+              <w:right w:type="dxa" w:w="100"/>
+            </w:tcMar>
+          </w:tcPr>
+          <w:p>
+            <w:pPr>
+              <w:spacing w:after="0"/>
+            </w:pPr>
+            <w:r>
+              <w:rPr>
+                <w:sz w:val="19"/>
+                <w:szCs w:val="19"/>
+              </w:rPr>
+              <w:t xml:space="preserve"/>
+            </w:r>
+          </w:p>
+        </w:tc>
+        <w:tc>
+          <w:tcPr>
+            <w:tcW w:type="dxa" w:w="2120"/>
+            <w:tcMar>
+              <w:top w:type="dxa" w:w="60"/>
+              <w:left w:type="dxa" w:w="100"/>
+              <w:bottom w:type="dxa" w:w="60"/>
+              <w:right w:type="dxa" w:w="100"/>
+            </w:tcMar>
+          </w:tcPr>
+          <w:p>
+            <w:pPr>
+              <w:spacing w:after="0"/>
+            </w:pPr>
+            <w:r>
+              <w:rPr>
+                <w:sz w:val="19"/>
+                <w:szCs w:val="19"/>
+              </w:rPr>
+              <w:t xml:space="preserve"/>
+            </w:r>
+          </w:p>
+        </w:tc>
+        <w:tc>
+          <w:tcPr>
+            <w:tcW w:type="dxa" w:w="1638"/>
+            <w:tcMar>
+              <w:top w:type="dxa" w:w="60"/>
+              <w:left w:type="dxa" w:w="100"/>
+              <w:bottom w:type="dxa" w:w="60"/>
+              <w:right w:type="dxa" w:w="100"/>
+            </w:tcMar>
+          </w:tcPr>
+          <w:p>
+            <w:pPr>
+              <w:spacing w:after="0"/>
+            </w:pPr>
+            <w:r>
+              <w:rPr>
+                <w:sz w:val="19"/>
+                <w:szCs w:val="19"/>
+              </w:rPr>
+              <w:t xml:space="preserve"/>
+            </w:r>
+          </w:p>
+        </w:tc>
+        <w:tc>
+          <w:tcPr>
+            <w:tcW w:type="dxa" w:w="675"/>
             <w:tcMar>
               <w:top w:type="dxa" w:w="60"/>
               <w:left w:type="dxa" w:w="100"/>
@@ -3183,7 +3183,7 @@
           <w:sz w:val="21"/>
           <w:szCs w:val="21"/>
         </w:rPr>
-        <w:t xml:space="preserve">Luokat: T01–T04 normaali käyttö · T05–T08 rajat · T09–T12 virhetilanteet. Kirjoita odotus ennen testiajoa.</w:t>
+        <w:t xml:space="preserve">Luokat: T01–T04 normaali käyttö · T05–T08 rajat · loput virhetilanteet. Kirjoita odotus ennen testiajoa.</w:t>
       </w:r>
     </w:p>
     <w:p>
@@ -3200,7 +3200,7 @@
         <w:rPr>
           <w:b/>
           <w:bCs/>
-          <w:color w:val="1B5E20"/>
+          <w:color w:val="1b5e20"/>
         </w:rPr>
         <w:t xml:space="preserve">5 · Virheenkorjausketju (vko 45, 3 kpl)</w:t>
       </w:r>
@@ -3381,7 +3381,7 @@
         <w:rPr>
           <w:b/>
           <w:bCs/>
-          <w:color w:val="1B5E20"/>
+          <w:color w:val="1b5e20"/>
         </w:rPr>
         <w:t xml:space="preserve">6 · Lisenssi- ja CREDITS-kirjaus (vko 46)</w:t>
       </w:r>
@@ -3395,7 +3395,7 @@
           <w:sz w:val="21"/>
           <w:szCs w:val="21"/>
         </w:rPr>
-        <w:t xml:space="preserve">Paketin oma lisenssi: ____________________  ·  sovittu ohjaajan kanssa (pvm): ____________</w:t>
+        <w:t xml:space="preserve">Työn oma lisenssi: ____________________  ·  sovittu ohjaajan kanssa (pvm): ____________</w:t>
       </w:r>
     </w:p>
     <w:tbl>
@@ -3411,9 +3411,9 @@
         </w:tblBorders>
       </w:tblPr>
       <w:tblGrid>
-        <w:gridCol w:w="3000"/>
-        <w:gridCol w:w="3400"/>
-        <w:gridCol w:w="3238"/>
+        <w:gridCol w:w="2988"/>
+        <w:gridCol w:w="3373"/>
+        <w:gridCol w:w="3277"/>
       </w:tblGrid>
       <w:tr>
         <w:trPr>
@@ -3421,8 +3421,8 @@
         </w:trPr>
         <w:tc>
           <w:tcPr>
-            <w:tcW w:type="dxa" w:w="3000"/>
-            <w:shd w:fill="E8F5E9" w:val="clear"/>
+            <w:tcW w:type="dxa" w:w="2988"/>
+            <w:shd w:fill="e8f5e9" w:val="clear"/>
             <w:tcMar>
               <w:top w:type="dxa" w:w="60"/>
               <w:left w:type="dxa" w:w="100"/>
@@ -3441,14 +3441,14 @@
                 <w:sz w:val="19"/>
                 <w:szCs w:val="19"/>
               </w:rPr>
-              <w:t xml:space="preserve">Tiedosto tai asset</w:t>
-            </w:r>
-          </w:p>
-        </w:tc>
-        <w:tc>
-          <w:tcPr>
-            <w:tcW w:type="dxa" w:w="3400"/>
-            <w:shd w:fill="E8F5E9" w:val="clear"/>
+              <w:t xml:space="preserve">Tiedosto tai aineisto</w:t>
+            </w:r>
+          </w:p>
+        </w:tc>
+        <w:tc>
+          <w:tcPr>
+            <w:tcW w:type="dxa" w:w="3373"/>
+            <w:shd w:fill="e8f5e9" w:val="clear"/>
             <w:tcMar>
               <w:top w:type="dxa" w:w="60"/>
               <w:left w:type="dxa" w:w="100"/>
@@ -3473,8 +3473,8 @@
         </w:tc>
         <w:tc>
           <w:tcPr>
-            <w:tcW w:type="dxa" w:w="3238"/>
-            <w:shd w:fill="E8F5E9" w:val="clear"/>
+            <w:tcW w:type="dxa" w:w="3277"/>
+            <w:shd w:fill="e8f5e9" w:val="clear"/>
             <w:tcMar>
               <w:top w:type="dxa" w:w="60"/>
               <w:left w:type="dxa" w:w="100"/>
@@ -3501,53 +3501,53 @@
       <w:tr>
         <w:tc>
           <w:tcPr>
-            <w:tcW w:type="dxa" w:w="3000"/>
-            <w:tcMar>
-              <w:top w:type="dxa" w:w="60"/>
-              <w:left w:type="dxa" w:w="100"/>
-              <w:bottom w:type="dxa" w:w="60"/>
-              <w:right w:type="dxa" w:w="100"/>
-            </w:tcMar>
-          </w:tcPr>
-          <w:p>
-            <w:pPr>
-              <w:spacing w:after="0"/>
-            </w:pPr>
-            <w:r>
-              <w:rPr>
-                <w:sz w:val="19"/>
-                <w:szCs w:val="19"/>
-              </w:rPr>
-              <w:t xml:space="preserve"/>
-            </w:r>
-          </w:p>
-        </w:tc>
-        <w:tc>
-          <w:tcPr>
-            <w:tcW w:type="dxa" w:w="3400"/>
-            <w:tcMar>
-              <w:top w:type="dxa" w:w="60"/>
-              <w:left w:type="dxa" w:w="100"/>
-              <w:bottom w:type="dxa" w:w="60"/>
-              <w:right w:type="dxa" w:w="100"/>
-            </w:tcMar>
-          </w:tcPr>
-          <w:p>
-            <w:pPr>
-              <w:spacing w:after="0"/>
-            </w:pPr>
-            <w:r>
-              <w:rPr>
-                <w:sz w:val="19"/>
-                <w:szCs w:val="19"/>
-              </w:rPr>
-              <w:t xml:space="preserve"/>
-            </w:r>
-          </w:p>
-        </w:tc>
-        <w:tc>
-          <w:tcPr>
-            <w:tcW w:type="dxa" w:w="3238"/>
+            <w:tcW w:type="dxa" w:w="2988"/>
+            <w:tcMar>
+              <w:top w:type="dxa" w:w="60"/>
+              <w:left w:type="dxa" w:w="100"/>
+              <w:bottom w:type="dxa" w:w="60"/>
+              <w:right w:type="dxa" w:w="100"/>
+            </w:tcMar>
+          </w:tcPr>
+          <w:p>
+            <w:pPr>
+              <w:spacing w:after="0"/>
+            </w:pPr>
+            <w:r>
+              <w:rPr>
+                <w:sz w:val="19"/>
+                <w:szCs w:val="19"/>
+              </w:rPr>
+              <w:t xml:space="preserve"/>
+            </w:r>
+          </w:p>
+        </w:tc>
+        <w:tc>
+          <w:tcPr>
+            <w:tcW w:type="dxa" w:w="3373"/>
+            <w:tcMar>
+              <w:top w:type="dxa" w:w="60"/>
+              <w:left w:type="dxa" w:w="100"/>
+              <w:bottom w:type="dxa" w:w="60"/>
+              <w:right w:type="dxa" w:w="100"/>
+            </w:tcMar>
+          </w:tcPr>
+          <w:p>
+            <w:pPr>
+              <w:spacing w:after="0"/>
+            </w:pPr>
+            <w:r>
+              <w:rPr>
+                <w:sz w:val="19"/>
+                <w:szCs w:val="19"/>
+              </w:rPr>
+              <w:t xml:space="preserve"/>
+            </w:r>
+          </w:p>
+        </w:tc>
+        <w:tc>
+          <w:tcPr>
+            <w:tcW w:type="dxa" w:w="3277"/>
             <w:tcMar>
               <w:top w:type="dxa" w:w="60"/>
               <w:left w:type="dxa" w:w="100"/>
@@ -3572,53 +3572,53 @@
       <w:tr>
         <w:tc>
           <w:tcPr>
-            <w:tcW w:type="dxa" w:w="3000"/>
-            <w:tcMar>
-              <w:top w:type="dxa" w:w="60"/>
-              <w:left w:type="dxa" w:w="100"/>
-              <w:bottom w:type="dxa" w:w="60"/>
-              <w:right w:type="dxa" w:w="100"/>
-            </w:tcMar>
-          </w:tcPr>
-          <w:p>
-            <w:pPr>
-              <w:spacing w:after="0"/>
-            </w:pPr>
-            <w:r>
-              <w:rPr>
-                <w:sz w:val="19"/>
-                <w:szCs w:val="19"/>
-              </w:rPr>
-              <w:t xml:space="preserve"/>
-            </w:r>
-          </w:p>
-        </w:tc>
-        <w:tc>
-          <w:tcPr>
-            <w:tcW w:type="dxa" w:w="3400"/>
-            <w:tcMar>
-              <w:top w:type="dxa" w:w="60"/>
-              <w:left w:type="dxa" w:w="100"/>
-              <w:bottom w:type="dxa" w:w="60"/>
-              <w:right w:type="dxa" w:w="100"/>
-            </w:tcMar>
-          </w:tcPr>
-          <w:p>
-            <w:pPr>
-              <w:spacing w:after="0"/>
-            </w:pPr>
-            <w:r>
-              <w:rPr>
-                <w:sz w:val="19"/>
-                <w:szCs w:val="19"/>
-              </w:rPr>
-              <w:t xml:space="preserve"/>
-            </w:r>
-          </w:p>
-        </w:tc>
-        <w:tc>
-          <w:tcPr>
-            <w:tcW w:type="dxa" w:w="3238"/>
+            <w:tcW w:type="dxa" w:w="2988"/>
+            <w:tcMar>
+              <w:top w:type="dxa" w:w="60"/>
+              <w:left w:type="dxa" w:w="100"/>
+              <w:bottom w:type="dxa" w:w="60"/>
+              <w:right w:type="dxa" w:w="100"/>
+            </w:tcMar>
+          </w:tcPr>
+          <w:p>
+            <w:pPr>
+              <w:spacing w:after="0"/>
+            </w:pPr>
+            <w:r>
+              <w:rPr>
+                <w:sz w:val="19"/>
+                <w:szCs w:val="19"/>
+              </w:rPr>
+              <w:t xml:space="preserve"/>
+            </w:r>
+          </w:p>
+        </w:tc>
+        <w:tc>
+          <w:tcPr>
+            <w:tcW w:type="dxa" w:w="3373"/>
+            <w:tcMar>
+              <w:top w:type="dxa" w:w="60"/>
+              <w:left w:type="dxa" w:w="100"/>
+              <w:bottom w:type="dxa" w:w="60"/>
+              <w:right w:type="dxa" w:w="100"/>
+            </w:tcMar>
+          </w:tcPr>
+          <w:p>
+            <w:pPr>
+              <w:spacing w:after="0"/>
+            </w:pPr>
+            <w:r>
+              <w:rPr>
+                <w:sz w:val="19"/>
+                <w:szCs w:val="19"/>
+              </w:rPr>
+              <w:t xml:space="preserve"/>
+            </w:r>
+          </w:p>
+        </w:tc>
+        <w:tc>
+          <w:tcPr>
+            <w:tcW w:type="dxa" w:w="3277"/>
             <w:tcMar>
               <w:top w:type="dxa" w:w="60"/>
               <w:left w:type="dxa" w:w="100"/>
@@ -3643,53 +3643,53 @@
       <w:tr>
         <w:tc>
           <w:tcPr>
-            <w:tcW w:type="dxa" w:w="3000"/>
-            <w:tcMar>
-              <w:top w:type="dxa" w:w="60"/>
-              <w:left w:type="dxa" w:w="100"/>
-              <w:bottom w:type="dxa" w:w="60"/>
-              <w:right w:type="dxa" w:w="100"/>
-            </w:tcMar>
-          </w:tcPr>
-          <w:p>
-            <w:pPr>
-              <w:spacing w:after="0"/>
-            </w:pPr>
-            <w:r>
-              <w:rPr>
-                <w:sz w:val="19"/>
-                <w:szCs w:val="19"/>
-              </w:rPr>
-              <w:t xml:space="preserve"/>
-            </w:r>
-          </w:p>
-        </w:tc>
-        <w:tc>
-          <w:tcPr>
-            <w:tcW w:type="dxa" w:w="3400"/>
-            <w:tcMar>
-              <w:top w:type="dxa" w:w="60"/>
-              <w:left w:type="dxa" w:w="100"/>
-              <w:bottom w:type="dxa" w:w="60"/>
-              <w:right w:type="dxa" w:w="100"/>
-            </w:tcMar>
-          </w:tcPr>
-          <w:p>
-            <w:pPr>
-              <w:spacing w:after="0"/>
-            </w:pPr>
-            <w:r>
-              <w:rPr>
-                <w:sz w:val="19"/>
-                <w:szCs w:val="19"/>
-              </w:rPr>
-              <w:t xml:space="preserve"/>
-            </w:r>
-          </w:p>
-        </w:tc>
-        <w:tc>
-          <w:tcPr>
-            <w:tcW w:type="dxa" w:w="3238"/>
+            <w:tcW w:type="dxa" w:w="2988"/>
+            <w:tcMar>
+              <w:top w:type="dxa" w:w="60"/>
+              <w:left w:type="dxa" w:w="100"/>
+              <w:bottom w:type="dxa" w:w="60"/>
+              <w:right w:type="dxa" w:w="100"/>
+            </w:tcMar>
+          </w:tcPr>
+          <w:p>
+            <w:pPr>
+              <w:spacing w:after="0"/>
+            </w:pPr>
+            <w:r>
+              <w:rPr>
+                <w:sz w:val="19"/>
+                <w:szCs w:val="19"/>
+              </w:rPr>
+              <w:t xml:space="preserve"/>
+            </w:r>
+          </w:p>
+        </w:tc>
+        <w:tc>
+          <w:tcPr>
+            <w:tcW w:type="dxa" w:w="3373"/>
+            <w:tcMar>
+              <w:top w:type="dxa" w:w="60"/>
+              <w:left w:type="dxa" w:w="100"/>
+              <w:bottom w:type="dxa" w:w="60"/>
+              <w:right w:type="dxa" w:w="100"/>
+            </w:tcMar>
+          </w:tcPr>
+          <w:p>
+            <w:pPr>
+              <w:spacing w:after="0"/>
+            </w:pPr>
+            <w:r>
+              <w:rPr>
+                <w:sz w:val="19"/>
+                <w:szCs w:val="19"/>
+              </w:rPr>
+              <w:t xml:space="preserve"/>
+            </w:r>
+          </w:p>
+        </w:tc>
+        <w:tc>
+          <w:tcPr>
+            <w:tcW w:type="dxa" w:w="3277"/>
             <w:tcMar>
               <w:top w:type="dxa" w:w="60"/>
               <w:left w:type="dxa" w:w="100"/>
@@ -3714,53 +3714,53 @@
       <w:tr>
         <w:tc>
           <w:tcPr>
-            <w:tcW w:type="dxa" w:w="3000"/>
-            <w:tcMar>
-              <w:top w:type="dxa" w:w="60"/>
-              <w:left w:type="dxa" w:w="100"/>
-              <w:bottom w:type="dxa" w:w="60"/>
-              <w:right w:type="dxa" w:w="100"/>
-            </w:tcMar>
-          </w:tcPr>
-          <w:p>
-            <w:pPr>
-              <w:spacing w:after="0"/>
-            </w:pPr>
-            <w:r>
-              <w:rPr>
-                <w:sz w:val="19"/>
-                <w:szCs w:val="19"/>
-              </w:rPr>
-              <w:t xml:space="preserve"/>
-            </w:r>
-          </w:p>
-        </w:tc>
-        <w:tc>
-          <w:tcPr>
-            <w:tcW w:type="dxa" w:w="3400"/>
-            <w:tcMar>
-              <w:top w:type="dxa" w:w="60"/>
-              <w:left w:type="dxa" w:w="100"/>
-              <w:bottom w:type="dxa" w:w="60"/>
-              <w:right w:type="dxa" w:w="100"/>
-            </w:tcMar>
-          </w:tcPr>
-          <w:p>
-            <w:pPr>
-              <w:spacing w:after="0"/>
-            </w:pPr>
-            <w:r>
-              <w:rPr>
-                <w:sz w:val="19"/>
-                <w:szCs w:val="19"/>
-              </w:rPr>
-              <w:t xml:space="preserve"/>
-            </w:r>
-          </w:p>
-        </w:tc>
-        <w:tc>
-          <w:tcPr>
-            <w:tcW w:type="dxa" w:w="3238"/>
+            <w:tcW w:type="dxa" w:w="2988"/>
+            <w:tcMar>
+              <w:top w:type="dxa" w:w="60"/>
+              <w:left w:type="dxa" w:w="100"/>
+              <w:bottom w:type="dxa" w:w="60"/>
+              <w:right w:type="dxa" w:w="100"/>
+            </w:tcMar>
+          </w:tcPr>
+          <w:p>
+            <w:pPr>
+              <w:spacing w:after="0"/>
+            </w:pPr>
+            <w:r>
+              <w:rPr>
+                <w:sz w:val="19"/>
+                <w:szCs w:val="19"/>
+              </w:rPr>
+              <w:t xml:space="preserve"/>
+            </w:r>
+          </w:p>
+        </w:tc>
+        <w:tc>
+          <w:tcPr>
+            <w:tcW w:type="dxa" w:w="3373"/>
+            <w:tcMar>
+              <w:top w:type="dxa" w:w="60"/>
+              <w:left w:type="dxa" w:w="100"/>
+              <w:bottom w:type="dxa" w:w="60"/>
+              <w:right w:type="dxa" w:w="100"/>
+            </w:tcMar>
+          </w:tcPr>
+          <w:p>
+            <w:pPr>
+              <w:spacing w:after="0"/>
+            </w:pPr>
+            <w:r>
+              <w:rPr>
+                <w:sz w:val="19"/>
+                <w:szCs w:val="19"/>
+              </w:rPr>
+              <w:t xml:space="preserve"/>
+            </w:r>
+          </w:p>
+        </w:tc>
+        <w:tc>
+          <w:tcPr>
+            <w:tcW w:type="dxa" w:w="3277"/>
             <w:tcMar>
               <w:top w:type="dxa" w:w="60"/>
               <w:left w:type="dxa" w:w="100"/>
@@ -3785,53 +3785,53 @@
       <w:tr>
         <w:tc>
           <w:tcPr>
-            <w:tcW w:type="dxa" w:w="3000"/>
-            <w:tcMar>
-              <w:top w:type="dxa" w:w="60"/>
-              <w:left w:type="dxa" w:w="100"/>
-              <w:bottom w:type="dxa" w:w="60"/>
-              <w:right w:type="dxa" w:w="100"/>
-            </w:tcMar>
-          </w:tcPr>
-          <w:p>
-            <w:pPr>
-              <w:spacing w:after="0"/>
-            </w:pPr>
-            <w:r>
-              <w:rPr>
-                <w:sz w:val="19"/>
-                <w:szCs w:val="19"/>
-              </w:rPr>
-              <w:t xml:space="preserve"/>
-            </w:r>
-          </w:p>
-        </w:tc>
-        <w:tc>
-          <w:tcPr>
-            <w:tcW w:type="dxa" w:w="3400"/>
-            <w:tcMar>
-              <w:top w:type="dxa" w:w="60"/>
-              <w:left w:type="dxa" w:w="100"/>
-              <w:bottom w:type="dxa" w:w="60"/>
-              <w:right w:type="dxa" w:w="100"/>
-            </w:tcMar>
-          </w:tcPr>
-          <w:p>
-            <w:pPr>
-              <w:spacing w:after="0"/>
-            </w:pPr>
-            <w:r>
-              <w:rPr>
-                <w:sz w:val="19"/>
-                <w:szCs w:val="19"/>
-              </w:rPr>
-              <w:t xml:space="preserve"/>
-            </w:r>
-          </w:p>
-        </w:tc>
-        <w:tc>
-          <w:tcPr>
-            <w:tcW w:type="dxa" w:w="3238"/>
+            <w:tcW w:type="dxa" w:w="2988"/>
+            <w:tcMar>
+              <w:top w:type="dxa" w:w="60"/>
+              <w:left w:type="dxa" w:w="100"/>
+              <w:bottom w:type="dxa" w:w="60"/>
+              <w:right w:type="dxa" w:w="100"/>
+            </w:tcMar>
+          </w:tcPr>
+          <w:p>
+            <w:pPr>
+              <w:spacing w:after="0"/>
+            </w:pPr>
+            <w:r>
+              <w:rPr>
+                <w:sz w:val="19"/>
+                <w:szCs w:val="19"/>
+              </w:rPr>
+              <w:t xml:space="preserve"/>
+            </w:r>
+          </w:p>
+        </w:tc>
+        <w:tc>
+          <w:tcPr>
+            <w:tcW w:type="dxa" w:w="3373"/>
+            <w:tcMar>
+              <w:top w:type="dxa" w:w="60"/>
+              <w:left w:type="dxa" w:w="100"/>
+              <w:bottom w:type="dxa" w:w="60"/>
+              <w:right w:type="dxa" w:w="100"/>
+            </w:tcMar>
+          </w:tcPr>
+          <w:p>
+            <w:pPr>
+              <w:spacing w:after="0"/>
+            </w:pPr>
+            <w:r>
+              <w:rPr>
+                <w:sz w:val="19"/>
+                <w:szCs w:val="19"/>
+              </w:rPr>
+              <w:t xml:space="preserve"/>
+            </w:r>
+          </w:p>
+        </w:tc>
+        <w:tc>
+          <w:tcPr>
+            <w:tcW w:type="dxa" w:w="3277"/>
             <w:tcMar>
               <w:top w:type="dxa" w:w="60"/>
               <w:left w:type="dxa" w:w="100"/>
@@ -3856,53 +3856,53 @@
       <w:tr>
         <w:tc>
           <w:tcPr>
-            <w:tcW w:type="dxa" w:w="3000"/>
-            <w:tcMar>
-              <w:top w:type="dxa" w:w="60"/>
-              <w:left w:type="dxa" w:w="100"/>
-              <w:bottom w:type="dxa" w:w="60"/>
-              <w:right w:type="dxa" w:w="100"/>
-            </w:tcMar>
-          </w:tcPr>
-          <w:p>
-            <w:pPr>
-              <w:spacing w:after="0"/>
-            </w:pPr>
-            <w:r>
-              <w:rPr>
-                <w:sz w:val="19"/>
-                <w:szCs w:val="19"/>
-              </w:rPr>
-              <w:t xml:space="preserve"/>
-            </w:r>
-          </w:p>
-        </w:tc>
-        <w:tc>
-          <w:tcPr>
-            <w:tcW w:type="dxa" w:w="3400"/>
-            <w:tcMar>
-              <w:top w:type="dxa" w:w="60"/>
-              <w:left w:type="dxa" w:w="100"/>
-              <w:bottom w:type="dxa" w:w="60"/>
-              <w:right w:type="dxa" w:w="100"/>
-            </w:tcMar>
-          </w:tcPr>
-          <w:p>
-            <w:pPr>
-              <w:spacing w:after="0"/>
-            </w:pPr>
-            <w:r>
-              <w:rPr>
-                <w:sz w:val="19"/>
-                <w:szCs w:val="19"/>
-              </w:rPr>
-              <w:t xml:space="preserve"/>
-            </w:r>
-          </w:p>
-        </w:tc>
-        <w:tc>
-          <w:tcPr>
-            <w:tcW w:type="dxa" w:w="3238"/>
+            <w:tcW w:type="dxa" w:w="2988"/>
+            <w:tcMar>
+              <w:top w:type="dxa" w:w="60"/>
+              <w:left w:type="dxa" w:w="100"/>
+              <w:bottom w:type="dxa" w:w="60"/>
+              <w:right w:type="dxa" w:w="100"/>
+            </w:tcMar>
+          </w:tcPr>
+          <w:p>
+            <w:pPr>
+              <w:spacing w:after="0"/>
+            </w:pPr>
+            <w:r>
+              <w:rPr>
+                <w:sz w:val="19"/>
+                <w:szCs w:val="19"/>
+              </w:rPr>
+              <w:t xml:space="preserve"/>
+            </w:r>
+          </w:p>
+        </w:tc>
+        <w:tc>
+          <w:tcPr>
+            <w:tcW w:type="dxa" w:w="3373"/>
+            <w:tcMar>
+              <w:top w:type="dxa" w:w="60"/>
+              <w:left w:type="dxa" w:w="100"/>
+              <w:bottom w:type="dxa" w:w="60"/>
+              <w:right w:type="dxa" w:w="100"/>
+            </w:tcMar>
+          </w:tcPr>
+          <w:p>
+            <w:pPr>
+              <w:spacing w:after="0"/>
+            </w:pPr>
+            <w:r>
+              <w:rPr>
+                <w:sz w:val="19"/>
+                <w:szCs w:val="19"/>
+              </w:rPr>
+              <w:t xml:space="preserve"/>
+            </w:r>
+          </w:p>
+        </w:tc>
+        <w:tc>
+          <w:tcPr>
+            <w:tcW w:type="dxa" w:w="3277"/>
             <w:tcMar>
               <w:top w:type="dxa" w:w="60"/>
               <w:left w:type="dxa" w:w="100"/>
@@ -3927,53 +3927,53 @@
       <w:tr>
         <w:tc>
           <w:tcPr>
-            <w:tcW w:type="dxa" w:w="3000"/>
-            <w:tcMar>
-              <w:top w:type="dxa" w:w="60"/>
-              <w:left w:type="dxa" w:w="100"/>
-              <w:bottom w:type="dxa" w:w="60"/>
-              <w:right w:type="dxa" w:w="100"/>
-            </w:tcMar>
-          </w:tcPr>
-          <w:p>
-            <w:pPr>
-              <w:spacing w:after="0"/>
-            </w:pPr>
-            <w:r>
-              <w:rPr>
-                <w:sz w:val="19"/>
-                <w:szCs w:val="19"/>
-              </w:rPr>
-              <w:t xml:space="preserve"/>
-            </w:r>
-          </w:p>
-        </w:tc>
-        <w:tc>
-          <w:tcPr>
-            <w:tcW w:type="dxa" w:w="3400"/>
-            <w:tcMar>
-              <w:top w:type="dxa" w:w="60"/>
-              <w:left w:type="dxa" w:w="100"/>
-              <w:bottom w:type="dxa" w:w="60"/>
-              <w:right w:type="dxa" w:w="100"/>
-            </w:tcMar>
-          </w:tcPr>
-          <w:p>
-            <w:pPr>
-              <w:spacing w:after="0"/>
-            </w:pPr>
-            <w:r>
-              <w:rPr>
-                <w:sz w:val="19"/>
-                <w:szCs w:val="19"/>
-              </w:rPr>
-              <w:t xml:space="preserve"/>
-            </w:r>
-          </w:p>
-        </w:tc>
-        <w:tc>
-          <w:tcPr>
-            <w:tcW w:type="dxa" w:w="3238"/>
+            <w:tcW w:type="dxa" w:w="2988"/>
+            <w:tcMar>
+              <w:top w:type="dxa" w:w="60"/>
+              <w:left w:type="dxa" w:w="100"/>
+              <w:bottom w:type="dxa" w:w="60"/>
+              <w:right w:type="dxa" w:w="100"/>
+            </w:tcMar>
+          </w:tcPr>
+          <w:p>
+            <w:pPr>
+              <w:spacing w:after="0"/>
+            </w:pPr>
+            <w:r>
+              <w:rPr>
+                <w:sz w:val="19"/>
+                <w:szCs w:val="19"/>
+              </w:rPr>
+              <w:t xml:space="preserve"/>
+            </w:r>
+          </w:p>
+        </w:tc>
+        <w:tc>
+          <w:tcPr>
+            <w:tcW w:type="dxa" w:w="3373"/>
+            <w:tcMar>
+              <w:top w:type="dxa" w:w="60"/>
+              <w:left w:type="dxa" w:w="100"/>
+              <w:bottom w:type="dxa" w:w="60"/>
+              <w:right w:type="dxa" w:w="100"/>
+            </w:tcMar>
+          </w:tcPr>
+          <w:p>
+            <w:pPr>
+              <w:spacing w:after="0"/>
+            </w:pPr>
+            <w:r>
+              <w:rPr>
+                <w:sz w:val="19"/>
+                <w:szCs w:val="19"/>
+              </w:rPr>
+              <w:t xml:space="preserve"/>
+            </w:r>
+          </w:p>
+        </w:tc>
+        <w:tc>
+          <w:tcPr>
+            <w:tcW w:type="dxa" w:w="3277"/>
             <w:tcMar>
               <w:top w:type="dxa" w:w="60"/>
               <w:left w:type="dxa" w:w="100"/>
@@ -3998,53 +3998,53 @@
       <w:tr>
         <w:tc>
           <w:tcPr>
-            <w:tcW w:type="dxa" w:w="3000"/>
-            <w:tcMar>
-              <w:top w:type="dxa" w:w="60"/>
-              <w:left w:type="dxa" w:w="100"/>
-              <w:bottom w:type="dxa" w:w="60"/>
-              <w:right w:type="dxa" w:w="100"/>
-            </w:tcMar>
-          </w:tcPr>
-          <w:p>
-            <w:pPr>
-              <w:spacing w:after="0"/>
-            </w:pPr>
-            <w:r>
-              <w:rPr>
-                <w:sz w:val="19"/>
-                <w:szCs w:val="19"/>
-              </w:rPr>
-              <w:t xml:space="preserve"/>
-            </w:r>
-          </w:p>
-        </w:tc>
-        <w:tc>
-          <w:tcPr>
-            <w:tcW w:type="dxa" w:w="3400"/>
-            <w:tcMar>
-              <w:top w:type="dxa" w:w="60"/>
-              <w:left w:type="dxa" w:w="100"/>
-              <w:bottom w:type="dxa" w:w="60"/>
-              <w:right w:type="dxa" w:w="100"/>
-            </w:tcMar>
-          </w:tcPr>
-          <w:p>
-            <w:pPr>
-              <w:spacing w:after="0"/>
-            </w:pPr>
-            <w:r>
-              <w:rPr>
-                <w:sz w:val="19"/>
-                <w:szCs w:val="19"/>
-              </w:rPr>
-              <w:t xml:space="preserve"/>
-            </w:r>
-          </w:p>
-        </w:tc>
-        <w:tc>
-          <w:tcPr>
-            <w:tcW w:type="dxa" w:w="3238"/>
+            <w:tcW w:type="dxa" w:w="2988"/>
+            <w:tcMar>
+              <w:top w:type="dxa" w:w="60"/>
+              <w:left w:type="dxa" w:w="100"/>
+              <w:bottom w:type="dxa" w:w="60"/>
+              <w:right w:type="dxa" w:w="100"/>
+            </w:tcMar>
+          </w:tcPr>
+          <w:p>
+            <w:pPr>
+              <w:spacing w:after="0"/>
+            </w:pPr>
+            <w:r>
+              <w:rPr>
+                <w:sz w:val="19"/>
+                <w:szCs w:val="19"/>
+              </w:rPr>
+              <w:t xml:space="preserve"/>
+            </w:r>
+          </w:p>
+        </w:tc>
+        <w:tc>
+          <w:tcPr>
+            <w:tcW w:type="dxa" w:w="3373"/>
+            <w:tcMar>
+              <w:top w:type="dxa" w:w="60"/>
+              <w:left w:type="dxa" w:w="100"/>
+              <w:bottom w:type="dxa" w:w="60"/>
+              <w:right w:type="dxa" w:w="100"/>
+            </w:tcMar>
+          </w:tcPr>
+          <w:p>
+            <w:pPr>
+              <w:spacing w:after="0"/>
+            </w:pPr>
+            <w:r>
+              <w:rPr>
+                <w:sz w:val="19"/>
+                <w:szCs w:val="19"/>
+              </w:rPr>
+              <w:t xml:space="preserve"/>
+            </w:r>
+          </w:p>
+        </w:tc>
+        <w:tc>
+          <w:tcPr>
+            <w:tcW w:type="dxa" w:w="3277"/>
             <w:tcMar>
               <w:top w:type="dxa" w:w="60"/>
               <w:left w:type="dxa" w:w="100"/>
@@ -4096,7 +4096,7 @@
         <w:rPr>
           <w:b/>
           <w:bCs/>
-          <w:color w:val="1B5E20"/>
+          <w:color w:val="1b5e20"/>
         </w:rPr>
         <w:t xml:space="preserve">7 · AI-lokin paperiversio</w:t>
       </w:r>
@@ -4111,7 +4111,7 @@
           <w:sz w:val="21"/>
           <w:szCs w:val="21"/>
         </w:rPr>
-        <w:t xml:space="preserve">Sivuston AI-loki on ensisijainen. Käytä tätä, jos kirjaat merkinnän ilman selainta — siirrä se sivustolle saman päivän aikana.</w:t>
+        <w:t xml:space="preserve">Sivuston AI-loki on ensisijainen. Käytä tätä, jos kirjaat merkinnän ilman selainta: siirrä se sivustolle saman päivän aikana.</w:t>
       </w:r>
     </w:p>
     <w:tbl>
@@ -4127,10 +4127,10 @@
         </w:tblBorders>
       </w:tblPr>
       <w:tblGrid>
-        <w:gridCol w:w="1900"/>
-        <w:gridCol w:w="2400"/>
-        <w:gridCol w:w="2700"/>
-        <w:gridCol w:w="2638"/>
+        <w:gridCol w:w="1928"/>
+        <w:gridCol w:w="2410"/>
+        <w:gridCol w:w="2699"/>
+        <w:gridCol w:w="2601"/>
       </w:tblGrid>
       <w:tr>
         <w:trPr>
@@ -4138,8 +4138,8 @@
         </w:trPr>
         <w:tc>
           <w:tcPr>
-            <w:tcW w:type="dxa" w:w="1900"/>
-            <w:shd w:fill="E8F5E9" w:val="clear"/>
+            <w:tcW w:type="dxa" w:w="1928"/>
+            <w:shd w:fill="e8f5e9" w:val="clear"/>
             <w:tcMar>
               <w:top w:type="dxa" w:w="60"/>
               <w:left w:type="dxa" w:w="100"/>
@@ -4164,8 +4164,8 @@
         </w:tc>
         <w:tc>
           <w:tcPr>
-            <w:tcW w:type="dxa" w:w="2400"/>
-            <w:shd w:fill="E8F5E9" w:val="clear"/>
+            <w:tcW w:type="dxa" w:w="2410"/>
+            <w:shd w:fill="e8f5e9" w:val="clear"/>
             <w:tcMar>
               <w:top w:type="dxa" w:w="60"/>
               <w:left w:type="dxa" w:w="100"/>
@@ -4190,8 +4190,8 @@
         </w:tc>
         <w:tc>
           <w:tcPr>
-            <w:tcW w:type="dxa" w:w="2700"/>
-            <w:shd w:fill="E8F5E9" w:val="clear"/>
+            <w:tcW w:type="dxa" w:w="2699"/>
+            <w:shd w:fill="e8f5e9" w:val="clear"/>
             <w:tcMar>
               <w:top w:type="dxa" w:w="60"/>
               <w:left w:type="dxa" w:w="100"/>
@@ -4216,8 +4216,8 @@
         </w:tc>
         <w:tc>
           <w:tcPr>
-            <w:tcW w:type="dxa" w:w="2638"/>
-            <w:shd w:fill="E8F5E9" w:val="clear"/>
+            <w:tcW w:type="dxa" w:w="2601"/>
+            <w:shd w:fill="e8f5e9" w:val="clear"/>
             <w:tcMar>
               <w:top w:type="dxa" w:w="60"/>
               <w:left w:type="dxa" w:w="100"/>
@@ -4244,76 +4244,76 @@
       <w:tr>
         <w:tc>
           <w:tcPr>
-            <w:tcW w:type="dxa" w:w="1900"/>
-            <w:tcMar>
-              <w:top w:type="dxa" w:w="60"/>
-              <w:left w:type="dxa" w:w="100"/>
-              <w:bottom w:type="dxa" w:w="60"/>
-              <w:right w:type="dxa" w:w="100"/>
-            </w:tcMar>
-          </w:tcPr>
-          <w:p>
-            <w:pPr>
-              <w:spacing w:after="0"/>
-            </w:pPr>
-            <w:r>
-              <w:rPr>
-                <w:sz w:val="19"/>
-                <w:szCs w:val="19"/>
-              </w:rPr>
-              <w:t xml:space="preserve"/>
-            </w:r>
-          </w:p>
-        </w:tc>
-        <w:tc>
-          <w:tcPr>
-            <w:tcW w:type="dxa" w:w="2400"/>
-            <w:tcMar>
-              <w:top w:type="dxa" w:w="60"/>
-              <w:left w:type="dxa" w:w="100"/>
-              <w:bottom w:type="dxa" w:w="60"/>
-              <w:right w:type="dxa" w:w="100"/>
-            </w:tcMar>
-          </w:tcPr>
-          <w:p>
-            <w:pPr>
-              <w:spacing w:after="0"/>
-            </w:pPr>
-            <w:r>
-              <w:rPr>
-                <w:sz w:val="19"/>
-                <w:szCs w:val="19"/>
-              </w:rPr>
-              <w:t xml:space="preserve"/>
-            </w:r>
-          </w:p>
-        </w:tc>
-        <w:tc>
-          <w:tcPr>
-            <w:tcW w:type="dxa" w:w="2700"/>
-            <w:tcMar>
-              <w:top w:type="dxa" w:w="60"/>
-              <w:left w:type="dxa" w:w="100"/>
-              <w:bottom w:type="dxa" w:w="60"/>
-              <w:right w:type="dxa" w:w="100"/>
-            </w:tcMar>
-          </w:tcPr>
-          <w:p>
-            <w:pPr>
-              <w:spacing w:after="0"/>
-            </w:pPr>
-            <w:r>
-              <w:rPr>
-                <w:sz w:val="19"/>
-                <w:szCs w:val="19"/>
-              </w:rPr>
-              <w:t xml:space="preserve"/>
-            </w:r>
-          </w:p>
-        </w:tc>
-        <w:tc>
-          <w:tcPr>
-            <w:tcW w:type="dxa" w:w="2638"/>
+            <w:tcW w:type="dxa" w:w="1928"/>
+            <w:tcMar>
+              <w:top w:type="dxa" w:w="60"/>
+              <w:left w:type="dxa" w:w="100"/>
+              <w:bottom w:type="dxa" w:w="60"/>
+              <w:right w:type="dxa" w:w="100"/>
+            </w:tcMar>
+          </w:tcPr>
+          <w:p>
+            <w:pPr>
+              <w:spacing w:after="0"/>
+            </w:pPr>
+            <w:r>
+              <w:rPr>
+                <w:sz w:val="19"/>
+                <w:szCs w:val="19"/>
+              </w:rPr>
+              <w:t xml:space="preserve"/>
+            </w:r>
+          </w:p>
+        </w:tc>
+        <w:tc>
+          <w:tcPr>
+            <w:tcW w:type="dxa" w:w="2410"/>
+            <w:tcMar>
+              <w:top w:type="dxa" w:w="60"/>
+              <w:left w:type="dxa" w:w="100"/>
+              <w:bottom w:type="dxa" w:w="60"/>
+              <w:right w:type="dxa" w:w="100"/>
+            </w:tcMar>
+          </w:tcPr>
+          <w:p>
+            <w:pPr>
+              <w:spacing w:after="0"/>
+            </w:pPr>
+            <w:r>
+              <w:rPr>
+                <w:sz w:val="19"/>
+                <w:szCs w:val="19"/>
+              </w:rPr>
+              <w:t xml:space="preserve"/>
+            </w:r>
+          </w:p>
+        </w:tc>
+        <w:tc>
+          <w:tcPr>
+            <w:tcW w:type="dxa" w:w="2699"/>
+            <w:tcMar>
+              <w:top w:type="dxa" w:w="60"/>
+              <w:left w:type="dxa" w:w="100"/>
+              <w:bottom w:type="dxa" w:w="60"/>
+              <w:right w:type="dxa" w:w="100"/>
+            </w:tcMar>
+          </w:tcPr>
+          <w:p>
+            <w:pPr>
+              <w:spacing w:after="0"/>
+            </w:pPr>
+            <w:r>
+              <w:rPr>
+                <w:sz w:val="19"/>
+                <w:szCs w:val="19"/>
+              </w:rPr>
+              <w:t xml:space="preserve"/>
+            </w:r>
+          </w:p>
+        </w:tc>
+        <w:tc>
+          <w:tcPr>
+            <w:tcW w:type="dxa" w:w="2601"/>
             <w:tcMar>
               <w:top w:type="dxa" w:w="60"/>
               <w:left w:type="dxa" w:w="100"/>
@@ -4338,76 +4338,76 @@
       <w:tr>
         <w:tc>
           <w:tcPr>
-            <w:tcW w:type="dxa" w:w="1900"/>
-            <w:tcMar>
-              <w:top w:type="dxa" w:w="60"/>
-              <w:left w:type="dxa" w:w="100"/>
-              <w:bottom w:type="dxa" w:w="60"/>
-              <w:right w:type="dxa" w:w="100"/>
-            </w:tcMar>
-          </w:tcPr>
-          <w:p>
-            <w:pPr>
-              <w:spacing w:after="0"/>
-            </w:pPr>
-            <w:r>
-              <w:rPr>
-                <w:sz w:val="19"/>
-                <w:szCs w:val="19"/>
-              </w:rPr>
-              <w:t xml:space="preserve"/>
-            </w:r>
-          </w:p>
-        </w:tc>
-        <w:tc>
-          <w:tcPr>
-            <w:tcW w:type="dxa" w:w="2400"/>
-            <w:tcMar>
-              <w:top w:type="dxa" w:w="60"/>
-              <w:left w:type="dxa" w:w="100"/>
-              <w:bottom w:type="dxa" w:w="60"/>
-              <w:right w:type="dxa" w:w="100"/>
-            </w:tcMar>
-          </w:tcPr>
-          <w:p>
-            <w:pPr>
-              <w:spacing w:after="0"/>
-            </w:pPr>
-            <w:r>
-              <w:rPr>
-                <w:sz w:val="19"/>
-                <w:szCs w:val="19"/>
-              </w:rPr>
-              <w:t xml:space="preserve"/>
-            </w:r>
-          </w:p>
-        </w:tc>
-        <w:tc>
-          <w:tcPr>
-            <w:tcW w:type="dxa" w:w="2700"/>
-            <w:tcMar>
-              <w:top w:type="dxa" w:w="60"/>
-              <w:left w:type="dxa" w:w="100"/>
-              <w:bottom w:type="dxa" w:w="60"/>
-              <w:right w:type="dxa" w:w="100"/>
-            </w:tcMar>
-          </w:tcPr>
-          <w:p>
-            <w:pPr>
-              <w:spacing w:after="0"/>
-            </w:pPr>
-            <w:r>
-              <w:rPr>
-                <w:sz w:val="19"/>
-                <w:szCs w:val="19"/>
-              </w:rPr>
-              <w:t xml:space="preserve"/>
-            </w:r>
-          </w:p>
-        </w:tc>
-        <w:tc>
-          <w:tcPr>
-            <w:tcW w:type="dxa" w:w="2638"/>
+            <w:tcW w:type="dxa" w:w="1928"/>
+            <w:tcMar>
+              <w:top w:type="dxa" w:w="60"/>
+              <w:left w:type="dxa" w:w="100"/>
+              <w:bottom w:type="dxa" w:w="60"/>
+              <w:right w:type="dxa" w:w="100"/>
+            </w:tcMar>
+          </w:tcPr>
+          <w:p>
+            <w:pPr>
+              <w:spacing w:after="0"/>
+            </w:pPr>
+            <w:r>
+              <w:rPr>
+                <w:sz w:val="19"/>
+                <w:szCs w:val="19"/>
+              </w:rPr>
+              <w:t xml:space="preserve"/>
+            </w:r>
+          </w:p>
+        </w:tc>
+        <w:tc>
+          <w:tcPr>
+            <w:tcW w:type="dxa" w:w="2410"/>
+            <w:tcMar>
+              <w:top w:type="dxa" w:w="60"/>
+              <w:left w:type="dxa" w:w="100"/>
+              <w:bottom w:type="dxa" w:w="60"/>
+              <w:right w:type="dxa" w:w="100"/>
+            </w:tcMar>
+          </w:tcPr>
+          <w:p>
+            <w:pPr>
+              <w:spacing w:after="0"/>
+            </w:pPr>
+            <w:r>
+              <w:rPr>
+                <w:sz w:val="19"/>
+                <w:szCs w:val="19"/>
+              </w:rPr>
+              <w:t xml:space="preserve"/>
+            </w:r>
+          </w:p>
+        </w:tc>
+        <w:tc>
+          <w:tcPr>
+            <w:tcW w:type="dxa" w:w="2699"/>
+            <w:tcMar>
+              <w:top w:type="dxa" w:w="60"/>
+              <w:left w:type="dxa" w:w="100"/>
+              <w:bottom w:type="dxa" w:w="60"/>
+              <w:right w:type="dxa" w:w="100"/>
+            </w:tcMar>
+          </w:tcPr>
+          <w:p>
+            <w:pPr>
+              <w:spacing w:after="0"/>
+            </w:pPr>
+            <w:r>
+              <w:rPr>
+                <w:sz w:val="19"/>
+                <w:szCs w:val="19"/>
+              </w:rPr>
+              <w:t xml:space="preserve"/>
+            </w:r>
+          </w:p>
+        </w:tc>
+        <w:tc>
+          <w:tcPr>
+            <w:tcW w:type="dxa" w:w="2601"/>
             <w:tcMar>
               <w:top w:type="dxa" w:w="60"/>
               <w:left w:type="dxa" w:w="100"/>
@@ -4432,76 +4432,76 @@
       <w:tr>
         <w:tc>
           <w:tcPr>
-            <w:tcW w:type="dxa" w:w="1900"/>
-            <w:tcMar>
-              <w:top w:type="dxa" w:w="60"/>
-              <w:left w:type="dxa" w:w="100"/>
-              <w:bottom w:type="dxa" w:w="60"/>
-              <w:right w:type="dxa" w:w="100"/>
-            </w:tcMar>
-          </w:tcPr>
-          <w:p>
-            <w:pPr>
-              <w:spacing w:after="0"/>
-            </w:pPr>
-            <w:r>
-              <w:rPr>
-                <w:sz w:val="19"/>
-                <w:szCs w:val="19"/>
-              </w:rPr>
-              <w:t xml:space="preserve"/>
-            </w:r>
-          </w:p>
-        </w:tc>
-        <w:tc>
-          <w:tcPr>
-            <w:tcW w:type="dxa" w:w="2400"/>
-            <w:tcMar>
-              <w:top w:type="dxa" w:w="60"/>
-              <w:left w:type="dxa" w:w="100"/>
-              <w:bottom w:type="dxa" w:w="60"/>
-              <w:right w:type="dxa" w:w="100"/>
-            </w:tcMar>
-          </w:tcPr>
-          <w:p>
-            <w:pPr>
-              <w:spacing w:after="0"/>
-            </w:pPr>
-            <w:r>
-              <w:rPr>
-                <w:sz w:val="19"/>
-                <w:szCs w:val="19"/>
-              </w:rPr>
-              <w:t xml:space="preserve"/>
-            </w:r>
-          </w:p>
-        </w:tc>
-        <w:tc>
-          <w:tcPr>
-            <w:tcW w:type="dxa" w:w="2700"/>
-            <w:tcMar>
-              <w:top w:type="dxa" w:w="60"/>
-              <w:left w:type="dxa" w:w="100"/>
-              <w:bottom w:type="dxa" w:w="60"/>
-              <w:right w:type="dxa" w:w="100"/>
-            </w:tcMar>
-          </w:tcPr>
-          <w:p>
-            <w:pPr>
-              <w:spacing w:after="0"/>
-            </w:pPr>
-            <w:r>
-              <w:rPr>
-                <w:sz w:val="19"/>
-                <w:szCs w:val="19"/>
-              </w:rPr>
-              <w:t xml:space="preserve"/>
-            </w:r>
-          </w:p>
-        </w:tc>
-        <w:tc>
-          <w:tcPr>
-            <w:tcW w:type="dxa" w:w="2638"/>
+            <w:tcW w:type="dxa" w:w="1928"/>
+            <w:tcMar>
+              <w:top w:type="dxa" w:w="60"/>
+              <w:left w:type="dxa" w:w="100"/>
+              <w:bottom w:type="dxa" w:w="60"/>
+              <w:right w:type="dxa" w:w="100"/>
+            </w:tcMar>
+          </w:tcPr>
+          <w:p>
+            <w:pPr>
+              <w:spacing w:after="0"/>
+            </w:pPr>
+            <w:r>
+              <w:rPr>
+                <w:sz w:val="19"/>
+                <w:szCs w:val="19"/>
+              </w:rPr>
+              <w:t xml:space="preserve"/>
+            </w:r>
+          </w:p>
+        </w:tc>
+        <w:tc>
+          <w:tcPr>
+            <w:tcW w:type="dxa" w:w="2410"/>
+            <w:tcMar>
+              <w:top w:type="dxa" w:w="60"/>
+              <w:left w:type="dxa" w:w="100"/>
+              <w:bottom w:type="dxa" w:w="60"/>
+              <w:right w:type="dxa" w:w="100"/>
+            </w:tcMar>
+          </w:tcPr>
+          <w:p>
+            <w:pPr>
+              <w:spacing w:after="0"/>
+            </w:pPr>
+            <w:r>
+              <w:rPr>
+                <w:sz w:val="19"/>
+                <w:szCs w:val="19"/>
+              </w:rPr>
+              <w:t xml:space="preserve"/>
+            </w:r>
+          </w:p>
+        </w:tc>
+        <w:tc>
+          <w:tcPr>
+            <w:tcW w:type="dxa" w:w="2699"/>
+            <w:tcMar>
+              <w:top w:type="dxa" w:w="60"/>
+              <w:left w:type="dxa" w:w="100"/>
+              <w:bottom w:type="dxa" w:w="60"/>
+              <w:right w:type="dxa" w:w="100"/>
+            </w:tcMar>
+          </w:tcPr>
+          <w:p>
+            <w:pPr>
+              <w:spacing w:after="0"/>
+            </w:pPr>
+            <w:r>
+              <w:rPr>
+                <w:sz w:val="19"/>
+                <w:szCs w:val="19"/>
+              </w:rPr>
+              <w:t xml:space="preserve"/>
+            </w:r>
+          </w:p>
+        </w:tc>
+        <w:tc>
+          <w:tcPr>
+            <w:tcW w:type="dxa" w:w="2601"/>
             <w:tcMar>
               <w:top w:type="dxa" w:w="60"/>
               <w:left w:type="dxa" w:w="100"/>
@@ -4526,76 +4526,76 @@
       <w:tr>
         <w:tc>
           <w:tcPr>
-            <w:tcW w:type="dxa" w:w="1900"/>
-            <w:tcMar>
-              <w:top w:type="dxa" w:w="60"/>
-              <w:left w:type="dxa" w:w="100"/>
-              <w:bottom w:type="dxa" w:w="60"/>
-              <w:right w:type="dxa" w:w="100"/>
-            </w:tcMar>
-          </w:tcPr>
-          <w:p>
-            <w:pPr>
-              <w:spacing w:after="0"/>
-            </w:pPr>
-            <w:r>
-              <w:rPr>
-                <w:sz w:val="19"/>
-                <w:szCs w:val="19"/>
-              </w:rPr>
-              <w:t xml:space="preserve"/>
-            </w:r>
-          </w:p>
-        </w:tc>
-        <w:tc>
-          <w:tcPr>
-            <w:tcW w:type="dxa" w:w="2400"/>
-            <w:tcMar>
-              <w:top w:type="dxa" w:w="60"/>
-              <w:left w:type="dxa" w:w="100"/>
-              <w:bottom w:type="dxa" w:w="60"/>
-              <w:right w:type="dxa" w:w="100"/>
-            </w:tcMar>
-          </w:tcPr>
-          <w:p>
-            <w:pPr>
-              <w:spacing w:after="0"/>
-            </w:pPr>
-            <w:r>
-              <w:rPr>
-                <w:sz w:val="19"/>
-                <w:szCs w:val="19"/>
-              </w:rPr>
-              <w:t xml:space="preserve"/>
-            </w:r>
-          </w:p>
-        </w:tc>
-        <w:tc>
-          <w:tcPr>
-            <w:tcW w:type="dxa" w:w="2700"/>
-            <w:tcMar>
-              <w:top w:type="dxa" w:w="60"/>
-              <w:left w:type="dxa" w:w="100"/>
-              <w:bottom w:type="dxa" w:w="60"/>
-              <w:right w:type="dxa" w:w="100"/>
-            </w:tcMar>
-          </w:tcPr>
-          <w:p>
-            <w:pPr>
-              <w:spacing w:after="0"/>
-            </w:pPr>
-            <w:r>
-              <w:rPr>
-                <w:sz w:val="19"/>
-                <w:szCs w:val="19"/>
-              </w:rPr>
-              <w:t xml:space="preserve"/>
-            </w:r>
-          </w:p>
-        </w:tc>
-        <w:tc>
-          <w:tcPr>
-            <w:tcW w:type="dxa" w:w="2638"/>
+            <w:tcW w:type="dxa" w:w="1928"/>
+            <w:tcMar>
+              <w:top w:type="dxa" w:w="60"/>
+              <w:left w:type="dxa" w:w="100"/>
+              <w:bottom w:type="dxa" w:w="60"/>
+              <w:right w:type="dxa" w:w="100"/>
+            </w:tcMar>
+          </w:tcPr>
+          <w:p>
+            <w:pPr>
+              <w:spacing w:after="0"/>
+            </w:pPr>
+            <w:r>
+              <w:rPr>
+                <w:sz w:val="19"/>
+                <w:szCs w:val="19"/>
+              </w:rPr>
+              <w:t xml:space="preserve"/>
+            </w:r>
+          </w:p>
+        </w:tc>
+        <w:tc>
+          <w:tcPr>
+            <w:tcW w:type="dxa" w:w="2410"/>
+            <w:tcMar>
+              <w:top w:type="dxa" w:w="60"/>
+              <w:left w:type="dxa" w:w="100"/>
+              <w:bottom w:type="dxa" w:w="60"/>
+              <w:right w:type="dxa" w:w="100"/>
+            </w:tcMar>
+          </w:tcPr>
+          <w:p>
+            <w:pPr>
+              <w:spacing w:after="0"/>
+            </w:pPr>
+            <w:r>
+              <w:rPr>
+                <w:sz w:val="19"/>
+                <w:szCs w:val="19"/>
+              </w:rPr>
+              <w:t xml:space="preserve"/>
+            </w:r>
+          </w:p>
+        </w:tc>
+        <w:tc>
+          <w:tcPr>
+            <w:tcW w:type="dxa" w:w="2699"/>
+            <w:tcMar>
+              <w:top w:type="dxa" w:w="60"/>
+              <w:left w:type="dxa" w:w="100"/>
+              <w:bottom w:type="dxa" w:w="60"/>
+              <w:right w:type="dxa" w:w="100"/>
+            </w:tcMar>
+          </w:tcPr>
+          <w:p>
+            <w:pPr>
+              <w:spacing w:after="0"/>
+            </w:pPr>
+            <w:r>
+              <w:rPr>
+                <w:sz w:val="19"/>
+                <w:szCs w:val="19"/>
+              </w:rPr>
+              <w:t xml:space="preserve"/>
+            </w:r>
+          </w:p>
+        </w:tc>
+        <w:tc>
+          <w:tcPr>
+            <w:tcW w:type="dxa" w:w="2601"/>
             <w:tcMar>
               <w:top w:type="dxa" w:w="60"/>
               <w:left w:type="dxa" w:w="100"/>
@@ -4620,76 +4620,76 @@
       <w:tr>
         <w:tc>
           <w:tcPr>
-            <w:tcW w:type="dxa" w:w="1900"/>
-            <w:tcMar>
-              <w:top w:type="dxa" w:w="60"/>
-              <w:left w:type="dxa" w:w="100"/>
-              <w:bottom w:type="dxa" w:w="60"/>
-              <w:right w:type="dxa" w:w="100"/>
-            </w:tcMar>
-          </w:tcPr>
-          <w:p>
-            <w:pPr>
-              <w:spacing w:after="0"/>
-            </w:pPr>
-            <w:r>
-              <w:rPr>
-                <w:sz w:val="19"/>
-                <w:szCs w:val="19"/>
-              </w:rPr>
-              <w:t xml:space="preserve"/>
-            </w:r>
-          </w:p>
-        </w:tc>
-        <w:tc>
-          <w:tcPr>
-            <w:tcW w:type="dxa" w:w="2400"/>
-            <w:tcMar>
-              <w:top w:type="dxa" w:w="60"/>
-              <w:left w:type="dxa" w:w="100"/>
-              <w:bottom w:type="dxa" w:w="60"/>
-              <w:right w:type="dxa" w:w="100"/>
-            </w:tcMar>
-          </w:tcPr>
-          <w:p>
-            <w:pPr>
-              <w:spacing w:after="0"/>
-            </w:pPr>
-            <w:r>
-              <w:rPr>
-                <w:sz w:val="19"/>
-                <w:szCs w:val="19"/>
-              </w:rPr>
-              <w:t xml:space="preserve"/>
-            </w:r>
-          </w:p>
-        </w:tc>
-        <w:tc>
-          <w:tcPr>
-            <w:tcW w:type="dxa" w:w="2700"/>
-            <w:tcMar>
-              <w:top w:type="dxa" w:w="60"/>
-              <w:left w:type="dxa" w:w="100"/>
-              <w:bottom w:type="dxa" w:w="60"/>
-              <w:right w:type="dxa" w:w="100"/>
-            </w:tcMar>
-          </w:tcPr>
-          <w:p>
-            <w:pPr>
-              <w:spacing w:after="0"/>
-            </w:pPr>
-            <w:r>
-              <w:rPr>
-                <w:sz w:val="19"/>
-                <w:szCs w:val="19"/>
-              </w:rPr>
-              <w:t xml:space="preserve"/>
-            </w:r>
-          </w:p>
-        </w:tc>
-        <w:tc>
-          <w:tcPr>
-            <w:tcW w:type="dxa" w:w="2638"/>
+            <w:tcW w:type="dxa" w:w="1928"/>
+            <w:tcMar>
+              <w:top w:type="dxa" w:w="60"/>
+              <w:left w:type="dxa" w:w="100"/>
+              <w:bottom w:type="dxa" w:w="60"/>
+              <w:right w:type="dxa" w:w="100"/>
+            </w:tcMar>
+          </w:tcPr>
+          <w:p>
+            <w:pPr>
+              <w:spacing w:after="0"/>
+            </w:pPr>
+            <w:r>
+              <w:rPr>
+                <w:sz w:val="19"/>
+                <w:szCs w:val="19"/>
+              </w:rPr>
+              <w:t xml:space="preserve"/>
+            </w:r>
+          </w:p>
+        </w:tc>
+        <w:tc>
+          <w:tcPr>
+            <w:tcW w:type="dxa" w:w="2410"/>
+            <w:tcMar>
+              <w:top w:type="dxa" w:w="60"/>
+              <w:left w:type="dxa" w:w="100"/>
+              <w:bottom w:type="dxa" w:w="60"/>
+              <w:right w:type="dxa" w:w="100"/>
+            </w:tcMar>
+          </w:tcPr>
+          <w:p>
+            <w:pPr>
+              <w:spacing w:after="0"/>
+            </w:pPr>
+            <w:r>
+              <w:rPr>
+                <w:sz w:val="19"/>
+                <w:szCs w:val="19"/>
+              </w:rPr>
+              <w:t xml:space="preserve"/>
+            </w:r>
+          </w:p>
+        </w:tc>
+        <w:tc>
+          <w:tcPr>
+            <w:tcW w:type="dxa" w:w="2699"/>
+            <w:tcMar>
+              <w:top w:type="dxa" w:w="60"/>
+              <w:left w:type="dxa" w:w="100"/>
+              <w:bottom w:type="dxa" w:w="60"/>
+              <w:right w:type="dxa" w:w="100"/>
+            </w:tcMar>
+          </w:tcPr>
+          <w:p>
+            <w:pPr>
+              <w:spacing w:after="0"/>
+            </w:pPr>
+            <w:r>
+              <w:rPr>
+                <w:sz w:val="19"/>
+                <w:szCs w:val="19"/>
+              </w:rPr>
+              <w:t xml:space="preserve"/>
+            </w:r>
+          </w:p>
+        </w:tc>
+        <w:tc>
+          <w:tcPr>
+            <w:tcW w:type="dxa" w:w="2601"/>
             <w:tcMar>
               <w:top w:type="dxa" w:w="60"/>
               <w:left w:type="dxa" w:w="100"/>
@@ -4714,76 +4714,76 @@
       <w:tr>
         <w:tc>
           <w:tcPr>
-            <w:tcW w:type="dxa" w:w="1900"/>
-            <w:tcMar>
-              <w:top w:type="dxa" w:w="60"/>
-              <w:left w:type="dxa" w:w="100"/>
-              <w:bottom w:type="dxa" w:w="60"/>
-              <w:right w:type="dxa" w:w="100"/>
-            </w:tcMar>
-          </w:tcPr>
-          <w:p>
-            <w:pPr>
-              <w:spacing w:after="0"/>
-            </w:pPr>
-            <w:r>
-              <w:rPr>
-                <w:sz w:val="19"/>
-                <w:szCs w:val="19"/>
-              </w:rPr>
-              <w:t xml:space="preserve"/>
-            </w:r>
-          </w:p>
-        </w:tc>
-        <w:tc>
-          <w:tcPr>
-            <w:tcW w:type="dxa" w:w="2400"/>
-            <w:tcMar>
-              <w:top w:type="dxa" w:w="60"/>
-              <w:left w:type="dxa" w:w="100"/>
-              <w:bottom w:type="dxa" w:w="60"/>
-              <w:right w:type="dxa" w:w="100"/>
-            </w:tcMar>
-          </w:tcPr>
-          <w:p>
-            <w:pPr>
-              <w:spacing w:after="0"/>
-            </w:pPr>
-            <w:r>
-              <w:rPr>
-                <w:sz w:val="19"/>
-                <w:szCs w:val="19"/>
-              </w:rPr>
-              <w:t xml:space="preserve"/>
-            </w:r>
-          </w:p>
-        </w:tc>
-        <w:tc>
-          <w:tcPr>
-            <w:tcW w:type="dxa" w:w="2700"/>
-            <w:tcMar>
-              <w:top w:type="dxa" w:w="60"/>
-              <w:left w:type="dxa" w:w="100"/>
-              <w:bottom w:type="dxa" w:w="60"/>
-              <w:right w:type="dxa" w:w="100"/>
-            </w:tcMar>
-          </w:tcPr>
-          <w:p>
-            <w:pPr>
-              <w:spacing w:after="0"/>
-            </w:pPr>
-            <w:r>
-              <w:rPr>
-                <w:sz w:val="19"/>
-                <w:szCs w:val="19"/>
-              </w:rPr>
-              <w:t xml:space="preserve"/>
-            </w:r>
-          </w:p>
-        </w:tc>
-        <w:tc>
-          <w:tcPr>
-            <w:tcW w:type="dxa" w:w="2638"/>
+            <w:tcW w:type="dxa" w:w="1928"/>
+            <w:tcMar>
+              <w:top w:type="dxa" w:w="60"/>
+              <w:left w:type="dxa" w:w="100"/>
+              <w:bottom w:type="dxa" w:w="60"/>
+              <w:right w:type="dxa" w:w="100"/>
+            </w:tcMar>
+          </w:tcPr>
+          <w:p>
+            <w:pPr>
+              <w:spacing w:after="0"/>
+            </w:pPr>
+            <w:r>
+              <w:rPr>
+                <w:sz w:val="19"/>
+                <w:szCs w:val="19"/>
+              </w:rPr>
+              <w:t xml:space="preserve"/>
+            </w:r>
+          </w:p>
+        </w:tc>
+        <w:tc>
+          <w:tcPr>
+            <w:tcW w:type="dxa" w:w="2410"/>
+            <w:tcMar>
+              <w:top w:type="dxa" w:w="60"/>
+              <w:left w:type="dxa" w:w="100"/>
+              <w:bottom w:type="dxa" w:w="60"/>
+              <w:right w:type="dxa" w:w="100"/>
+            </w:tcMar>
+          </w:tcPr>
+          <w:p>
+            <w:pPr>
+              <w:spacing w:after="0"/>
+            </w:pPr>
+            <w:r>
+              <w:rPr>
+                <w:sz w:val="19"/>
+                <w:szCs w:val="19"/>
+              </w:rPr>
+              <w:t xml:space="preserve"/>
+            </w:r>
+          </w:p>
+        </w:tc>
+        <w:tc>
+          <w:tcPr>
+            <w:tcW w:type="dxa" w:w="2699"/>
+            <w:tcMar>
+              <w:top w:type="dxa" w:w="60"/>
+              <w:left w:type="dxa" w:w="100"/>
+              <w:bottom w:type="dxa" w:w="60"/>
+              <w:right w:type="dxa" w:w="100"/>
+            </w:tcMar>
+          </w:tcPr>
+          <w:p>
+            <w:pPr>
+              <w:spacing w:after="0"/>
+            </w:pPr>
+            <w:r>
+              <w:rPr>
+                <w:sz w:val="19"/>
+                <w:szCs w:val="19"/>
+              </w:rPr>
+              <w:t xml:space="preserve"/>
+            </w:r>
+          </w:p>
+        </w:tc>
+        <w:tc>
+          <w:tcPr>
+            <w:tcW w:type="dxa" w:w="2601"/>
             <w:tcMar>
               <w:top w:type="dxa" w:w="60"/>
               <w:left w:type="dxa" w:w="100"/>

--- a/downloads/nayton-dokumentointipohjat.docx
+++ b/downloads/nayton-dokumentointipohjat.docx
@@ -4,7 +4,7 @@
   <w:body>
     <w:p>
       <w:pPr>
-        <w:spacing w:after="120" w:before="200"/>
+        <w:spacing w:before="200" w:after="120"/>
       </w:pPr>
       <w:r>
         <w:rPr>
@@ -33,7 +33,7 @@
     <w:p>
       <w:pPr>
         <w:pStyle w:val="Heading1"/>
-        <w:spacing w:after="160" w:before="320"/>
+        <w:spacing w:before="320" w:after="160"/>
       </w:pPr>
       <w:r>
         <w:rPr>
@@ -199,7 +199,6 @@
                 <w:sz w:val="19"/>
                 <w:szCs w:val="19"/>
               </w:rPr>
-              <w:t xml:space="preserve"/>
             </w:r>
           </w:p>
         </w:tc>
@@ -222,7 +221,6 @@
                 <w:sz w:val="19"/>
                 <w:szCs w:val="19"/>
               </w:rPr>
-              <w:t xml:space="preserve"/>
             </w:r>
           </w:p>
         </w:tc>
@@ -270,7 +268,6 @@
                 <w:sz w:val="19"/>
                 <w:szCs w:val="19"/>
               </w:rPr>
-              <w:t xml:space="preserve"/>
             </w:r>
           </w:p>
         </w:tc>
@@ -293,7 +290,6 @@
                 <w:sz w:val="19"/>
                 <w:szCs w:val="19"/>
               </w:rPr>
-              <w:t xml:space="preserve"/>
             </w:r>
           </w:p>
         </w:tc>
@@ -341,7 +337,6 @@
                 <w:sz w:val="19"/>
                 <w:szCs w:val="19"/>
               </w:rPr>
-              <w:t xml:space="preserve"/>
             </w:r>
           </w:p>
         </w:tc>
@@ -364,7 +359,6 @@
                 <w:sz w:val="19"/>
                 <w:szCs w:val="19"/>
               </w:rPr>
-              <w:t xml:space="preserve"/>
             </w:r>
           </w:p>
         </w:tc>
@@ -412,7 +406,6 @@
                 <w:sz w:val="19"/>
                 <w:szCs w:val="19"/>
               </w:rPr>
-              <w:t xml:space="preserve"/>
             </w:r>
           </w:p>
         </w:tc>
@@ -435,7 +428,6 @@
                 <w:sz w:val="19"/>
                 <w:szCs w:val="19"/>
               </w:rPr>
-              <w:t xml:space="preserve"/>
             </w:r>
           </w:p>
         </w:tc>
@@ -483,7 +475,6 @@
                 <w:sz w:val="19"/>
                 <w:szCs w:val="19"/>
               </w:rPr>
-              <w:t xml:space="preserve"/>
             </w:r>
           </w:p>
         </w:tc>
@@ -506,7 +497,6 @@
                 <w:sz w:val="19"/>
                 <w:szCs w:val="19"/>
               </w:rPr>
-              <w:t xml:space="preserve"/>
             </w:r>
           </w:p>
         </w:tc>
@@ -554,7 +544,6 @@
                 <w:sz w:val="19"/>
                 <w:szCs w:val="19"/>
               </w:rPr>
-              <w:t xml:space="preserve"/>
             </w:r>
           </w:p>
         </w:tc>
@@ -577,7 +566,6 @@
                 <w:sz w:val="19"/>
                 <w:szCs w:val="19"/>
               </w:rPr>
-              <w:t xml:space="preserve"/>
             </w:r>
           </w:p>
         </w:tc>
@@ -625,7 +613,6 @@
                 <w:sz w:val="19"/>
                 <w:szCs w:val="19"/>
               </w:rPr>
-              <w:t xml:space="preserve"/>
             </w:r>
           </w:p>
         </w:tc>
@@ -648,7 +635,6 @@
                 <w:sz w:val="19"/>
                 <w:szCs w:val="19"/>
               </w:rPr>
-              <w:t xml:space="preserve"/>
             </w:r>
           </w:p>
         </w:tc>
@@ -696,7 +682,6 @@
                 <w:sz w:val="19"/>
                 <w:szCs w:val="19"/>
               </w:rPr>
-              <w:t xml:space="preserve"/>
             </w:r>
           </w:p>
         </w:tc>
@@ -719,7 +704,6 @@
                 <w:sz w:val="19"/>
                 <w:szCs w:val="19"/>
               </w:rPr>
-              <w:t xml:space="preserve"/>
             </w:r>
           </w:p>
         </w:tc>
@@ -733,7 +717,7 @@
     <w:p>
       <w:pPr>
         <w:pStyle w:val="Heading1"/>
-        <w:spacing w:after="160" w:before="320"/>
+        <w:spacing w:before="320" w:after="160"/>
       </w:pPr>
       <w:r>
         <w:rPr>
@@ -941,7 +925,7 @@
     <w:p>
       <w:pPr>
         <w:pStyle w:val="Heading1"/>
-        <w:spacing w:after="160" w:before="320"/>
+        <w:spacing w:before="320" w:after="160"/>
       </w:pPr>
       <w:r>
         <w:rPr>
@@ -1014,7 +998,6 @@
                 <w:sz w:val="19"/>
                 <w:szCs w:val="19"/>
               </w:rPr>
-              <w:t xml:space="preserve"/>
             </w:r>
           </w:p>
         </w:tc>
@@ -1065,7 +1048,6 @@
                 <w:sz w:val="19"/>
                 <w:szCs w:val="19"/>
               </w:rPr>
-              <w:t xml:space="preserve"/>
             </w:r>
           </w:p>
         </w:tc>
@@ -1116,7 +1098,6 @@
                 <w:sz w:val="19"/>
                 <w:szCs w:val="19"/>
               </w:rPr>
-              <w:t xml:space="preserve"/>
             </w:r>
           </w:p>
         </w:tc>
@@ -1167,7 +1148,6 @@
                 <w:sz w:val="19"/>
                 <w:szCs w:val="19"/>
               </w:rPr>
-              <w:t xml:space="preserve"/>
             </w:r>
           </w:p>
         </w:tc>
@@ -1218,7 +1198,6 @@
                 <w:sz w:val="19"/>
                 <w:szCs w:val="19"/>
               </w:rPr>
-              <w:t xml:space="preserve"/>
             </w:r>
           </w:p>
         </w:tc>
@@ -1269,7 +1248,6 @@
                 <w:sz w:val="19"/>
                 <w:szCs w:val="19"/>
               </w:rPr>
-              <w:t xml:space="preserve"/>
             </w:r>
           </w:p>
         </w:tc>
@@ -1298,7 +1276,7 @@
     <w:p>
       <w:pPr>
         <w:pStyle w:val="Heading1"/>
-        <w:spacing w:after="160" w:before="320"/>
+        <w:spacing w:before="320" w:after="160"/>
       </w:pPr>
       <w:r>
         <w:rPr>
@@ -1533,7 +1511,6 @@
                 <w:sz w:val="19"/>
                 <w:szCs w:val="19"/>
               </w:rPr>
-              <w:t xml:space="preserve"/>
             </w:r>
           </w:p>
         </w:tc>
@@ -1556,7 +1533,6 @@
                 <w:sz w:val="19"/>
                 <w:szCs w:val="19"/>
               </w:rPr>
-              <w:t xml:space="preserve"/>
             </w:r>
           </w:p>
         </w:tc>
@@ -1579,7 +1555,6 @@
                 <w:sz w:val="19"/>
                 <w:szCs w:val="19"/>
               </w:rPr>
-              <w:t xml:space="preserve"/>
             </w:r>
           </w:p>
         </w:tc>
@@ -1602,7 +1577,6 @@
                 <w:sz w:val="19"/>
                 <w:szCs w:val="19"/>
               </w:rPr>
-              <w:t xml:space="preserve"/>
             </w:r>
           </w:p>
         </w:tc>
@@ -1625,7 +1599,6 @@
                 <w:sz w:val="19"/>
                 <w:szCs w:val="19"/>
               </w:rPr>
-              <w:t xml:space="preserve"/>
             </w:r>
           </w:p>
         </w:tc>
@@ -1673,7 +1646,6 @@
                 <w:sz w:val="19"/>
                 <w:szCs w:val="19"/>
               </w:rPr>
-              <w:t xml:space="preserve"/>
             </w:r>
           </w:p>
         </w:tc>
@@ -1696,7 +1668,6 @@
                 <w:sz w:val="19"/>
                 <w:szCs w:val="19"/>
               </w:rPr>
-              <w:t xml:space="preserve"/>
             </w:r>
           </w:p>
         </w:tc>
@@ -1719,7 +1690,6 @@
                 <w:sz w:val="19"/>
                 <w:szCs w:val="19"/>
               </w:rPr>
-              <w:t xml:space="preserve"/>
             </w:r>
           </w:p>
         </w:tc>
@@ -1742,7 +1712,6 @@
                 <w:sz w:val="19"/>
                 <w:szCs w:val="19"/>
               </w:rPr>
-              <w:t xml:space="preserve"/>
             </w:r>
           </w:p>
         </w:tc>
@@ -1765,7 +1734,6 @@
                 <w:sz w:val="19"/>
                 <w:szCs w:val="19"/>
               </w:rPr>
-              <w:t xml:space="preserve"/>
             </w:r>
           </w:p>
         </w:tc>
@@ -1813,7 +1781,6 @@
                 <w:sz w:val="19"/>
                 <w:szCs w:val="19"/>
               </w:rPr>
-              <w:t xml:space="preserve"/>
             </w:r>
           </w:p>
         </w:tc>
@@ -1836,7 +1803,6 @@
                 <w:sz w:val="19"/>
                 <w:szCs w:val="19"/>
               </w:rPr>
-              <w:t xml:space="preserve"/>
             </w:r>
           </w:p>
         </w:tc>
@@ -1859,7 +1825,6 @@
                 <w:sz w:val="19"/>
                 <w:szCs w:val="19"/>
               </w:rPr>
-              <w:t xml:space="preserve"/>
             </w:r>
           </w:p>
         </w:tc>
@@ -1882,7 +1847,6 @@
                 <w:sz w:val="19"/>
                 <w:szCs w:val="19"/>
               </w:rPr>
-              <w:t xml:space="preserve"/>
             </w:r>
           </w:p>
         </w:tc>
@@ -1905,7 +1869,6 @@
                 <w:sz w:val="19"/>
                 <w:szCs w:val="19"/>
               </w:rPr>
-              <w:t xml:space="preserve"/>
             </w:r>
           </w:p>
         </w:tc>
@@ -1953,7 +1916,6 @@
                 <w:sz w:val="19"/>
                 <w:szCs w:val="19"/>
               </w:rPr>
-              <w:t xml:space="preserve"/>
             </w:r>
           </w:p>
         </w:tc>
@@ -1976,7 +1938,6 @@
                 <w:sz w:val="19"/>
                 <w:szCs w:val="19"/>
               </w:rPr>
-              <w:t xml:space="preserve"/>
             </w:r>
           </w:p>
         </w:tc>
@@ -1999,7 +1960,6 @@
                 <w:sz w:val="19"/>
                 <w:szCs w:val="19"/>
               </w:rPr>
-              <w:t xml:space="preserve"/>
             </w:r>
           </w:p>
         </w:tc>
@@ -2022,7 +1982,6 @@
                 <w:sz w:val="19"/>
                 <w:szCs w:val="19"/>
               </w:rPr>
-              <w:t xml:space="preserve"/>
             </w:r>
           </w:p>
         </w:tc>
@@ -2045,7 +2004,6 @@
                 <w:sz w:val="19"/>
                 <w:szCs w:val="19"/>
               </w:rPr>
-              <w:t xml:space="preserve"/>
             </w:r>
           </w:p>
         </w:tc>
@@ -2093,7 +2051,6 @@
                 <w:sz w:val="19"/>
                 <w:szCs w:val="19"/>
               </w:rPr>
-              <w:t xml:space="preserve"/>
             </w:r>
           </w:p>
         </w:tc>
@@ -2116,7 +2073,6 @@
                 <w:sz w:val="19"/>
                 <w:szCs w:val="19"/>
               </w:rPr>
-              <w:t xml:space="preserve"/>
             </w:r>
           </w:p>
         </w:tc>
@@ -2139,7 +2095,6 @@
                 <w:sz w:val="19"/>
                 <w:szCs w:val="19"/>
               </w:rPr>
-              <w:t xml:space="preserve"/>
             </w:r>
           </w:p>
         </w:tc>
@@ -2162,7 +2117,6 @@
                 <w:sz w:val="19"/>
                 <w:szCs w:val="19"/>
               </w:rPr>
-              <w:t xml:space="preserve"/>
             </w:r>
           </w:p>
         </w:tc>
@@ -2185,7 +2139,6 @@
                 <w:sz w:val="19"/>
                 <w:szCs w:val="19"/>
               </w:rPr>
-              <w:t xml:space="preserve"/>
             </w:r>
           </w:p>
         </w:tc>
@@ -2233,7 +2186,6 @@
                 <w:sz w:val="19"/>
                 <w:szCs w:val="19"/>
               </w:rPr>
-              <w:t xml:space="preserve"/>
             </w:r>
           </w:p>
         </w:tc>
@@ -2256,7 +2208,6 @@
                 <w:sz w:val="19"/>
                 <w:szCs w:val="19"/>
               </w:rPr>
-              <w:t xml:space="preserve"/>
             </w:r>
           </w:p>
         </w:tc>
@@ -2279,7 +2230,6 @@
                 <w:sz w:val="19"/>
                 <w:szCs w:val="19"/>
               </w:rPr>
-              <w:t xml:space="preserve"/>
             </w:r>
           </w:p>
         </w:tc>
@@ -2302,7 +2252,6 @@
                 <w:sz w:val="19"/>
                 <w:szCs w:val="19"/>
               </w:rPr>
-              <w:t xml:space="preserve"/>
             </w:r>
           </w:p>
         </w:tc>
@@ -2325,7 +2274,6 @@
                 <w:sz w:val="19"/>
                 <w:szCs w:val="19"/>
               </w:rPr>
-              <w:t xml:space="preserve"/>
             </w:r>
           </w:p>
         </w:tc>
@@ -2373,7 +2321,6 @@
                 <w:sz w:val="19"/>
                 <w:szCs w:val="19"/>
               </w:rPr>
-              <w:t xml:space="preserve"/>
             </w:r>
           </w:p>
         </w:tc>
@@ -2396,7 +2343,6 @@
                 <w:sz w:val="19"/>
                 <w:szCs w:val="19"/>
               </w:rPr>
-              <w:t xml:space="preserve"/>
             </w:r>
           </w:p>
         </w:tc>
@@ -2419,7 +2365,6 @@
                 <w:sz w:val="19"/>
                 <w:szCs w:val="19"/>
               </w:rPr>
-              <w:t xml:space="preserve"/>
             </w:r>
           </w:p>
         </w:tc>
@@ -2442,7 +2387,6 @@
                 <w:sz w:val="19"/>
                 <w:szCs w:val="19"/>
               </w:rPr>
-              <w:t xml:space="preserve"/>
             </w:r>
           </w:p>
         </w:tc>
@@ -2465,7 +2409,6 @@
                 <w:sz w:val="19"/>
                 <w:szCs w:val="19"/>
               </w:rPr>
-              <w:t xml:space="preserve"/>
             </w:r>
           </w:p>
         </w:tc>
@@ -2513,7 +2456,6 @@
                 <w:sz w:val="19"/>
                 <w:szCs w:val="19"/>
               </w:rPr>
-              <w:t xml:space="preserve"/>
             </w:r>
           </w:p>
         </w:tc>
@@ -2536,7 +2478,6 @@
                 <w:sz w:val="19"/>
                 <w:szCs w:val="19"/>
               </w:rPr>
-              <w:t xml:space="preserve"/>
             </w:r>
           </w:p>
         </w:tc>
@@ -2559,7 +2500,6 @@
                 <w:sz w:val="19"/>
                 <w:szCs w:val="19"/>
               </w:rPr>
-              <w:t xml:space="preserve"/>
             </w:r>
           </w:p>
         </w:tc>
@@ -2582,7 +2522,6 @@
                 <w:sz w:val="19"/>
                 <w:szCs w:val="19"/>
               </w:rPr>
-              <w:t xml:space="preserve"/>
             </w:r>
           </w:p>
         </w:tc>
@@ -2605,7 +2544,6 @@
                 <w:sz w:val="19"/>
                 <w:szCs w:val="19"/>
               </w:rPr>
-              <w:t xml:space="preserve"/>
             </w:r>
           </w:p>
         </w:tc>
@@ -2653,7 +2591,6 @@
                 <w:sz w:val="19"/>
                 <w:szCs w:val="19"/>
               </w:rPr>
-              <w:t xml:space="preserve"/>
             </w:r>
           </w:p>
         </w:tc>
@@ -2676,7 +2613,6 @@
                 <w:sz w:val="19"/>
                 <w:szCs w:val="19"/>
               </w:rPr>
-              <w:t xml:space="preserve"/>
             </w:r>
           </w:p>
         </w:tc>
@@ -2699,7 +2635,6 @@
                 <w:sz w:val="19"/>
                 <w:szCs w:val="19"/>
               </w:rPr>
-              <w:t xml:space="preserve"/>
             </w:r>
           </w:p>
         </w:tc>
@@ -2722,7 +2657,6 @@
                 <w:sz w:val="19"/>
                 <w:szCs w:val="19"/>
               </w:rPr>
-              <w:t xml:space="preserve"/>
             </w:r>
           </w:p>
         </w:tc>
@@ -2745,7 +2679,6 @@
                 <w:sz w:val="19"/>
                 <w:szCs w:val="19"/>
               </w:rPr>
-              <w:t xml:space="preserve"/>
             </w:r>
           </w:p>
         </w:tc>
@@ -2793,7 +2726,6 @@
                 <w:sz w:val="19"/>
                 <w:szCs w:val="19"/>
               </w:rPr>
-              <w:t xml:space="preserve"/>
             </w:r>
           </w:p>
         </w:tc>
@@ -2816,7 +2748,6 @@
                 <w:sz w:val="19"/>
                 <w:szCs w:val="19"/>
               </w:rPr>
-              <w:t xml:space="preserve"/>
             </w:r>
           </w:p>
         </w:tc>
@@ -2839,7 +2770,6 @@
                 <w:sz w:val="19"/>
                 <w:szCs w:val="19"/>
               </w:rPr>
-              <w:t xml:space="preserve"/>
             </w:r>
           </w:p>
         </w:tc>
@@ -2862,7 +2792,6 @@
                 <w:sz w:val="19"/>
                 <w:szCs w:val="19"/>
               </w:rPr>
-              <w:t xml:space="preserve"/>
             </w:r>
           </w:p>
         </w:tc>
@@ -2885,7 +2814,6 @@
                 <w:sz w:val="19"/>
                 <w:szCs w:val="19"/>
               </w:rPr>
-              <w:t xml:space="preserve"/>
             </w:r>
           </w:p>
         </w:tc>
@@ -2933,7 +2861,6 @@
                 <w:sz w:val="19"/>
                 <w:szCs w:val="19"/>
               </w:rPr>
-              <w:t xml:space="preserve"/>
             </w:r>
           </w:p>
         </w:tc>
@@ -2956,7 +2883,6 @@
                 <w:sz w:val="19"/>
                 <w:szCs w:val="19"/>
               </w:rPr>
-              <w:t xml:space="preserve"/>
             </w:r>
           </w:p>
         </w:tc>
@@ -2979,7 +2905,6 @@
                 <w:sz w:val="19"/>
                 <w:szCs w:val="19"/>
               </w:rPr>
-              <w:t xml:space="preserve"/>
             </w:r>
           </w:p>
         </w:tc>
@@ -3002,7 +2927,6 @@
                 <w:sz w:val="19"/>
                 <w:szCs w:val="19"/>
               </w:rPr>
-              <w:t xml:space="preserve"/>
             </w:r>
           </w:p>
         </w:tc>
@@ -3025,7 +2949,6 @@
                 <w:sz w:val="19"/>
                 <w:szCs w:val="19"/>
               </w:rPr>
-              <w:t xml:space="preserve"/>
             </w:r>
           </w:p>
         </w:tc>
@@ -3073,7 +2996,6 @@
                 <w:sz w:val="19"/>
                 <w:szCs w:val="19"/>
               </w:rPr>
-              <w:t xml:space="preserve"/>
             </w:r>
           </w:p>
         </w:tc>
@@ -3096,7 +3018,6 @@
                 <w:sz w:val="19"/>
                 <w:szCs w:val="19"/>
               </w:rPr>
-              <w:t xml:space="preserve"/>
             </w:r>
           </w:p>
         </w:tc>
@@ -3119,7 +3040,6 @@
                 <w:sz w:val="19"/>
                 <w:szCs w:val="19"/>
               </w:rPr>
-              <w:t xml:space="preserve"/>
             </w:r>
           </w:p>
         </w:tc>
@@ -3142,7 +3062,6 @@
                 <w:sz w:val="19"/>
                 <w:szCs w:val="19"/>
               </w:rPr>
-              <w:t xml:space="preserve"/>
             </w:r>
           </w:p>
         </w:tc>
@@ -3165,7 +3084,6 @@
                 <w:sz w:val="19"/>
                 <w:szCs w:val="19"/>
               </w:rPr>
-              <w:t xml:space="preserve"/>
             </w:r>
           </w:p>
         </w:tc>
@@ -3194,7 +3112,7 @@
     <w:p>
       <w:pPr>
         <w:pStyle w:val="Heading1"/>
-        <w:spacing w:after="160" w:before="320"/>
+        <w:spacing w:before="320" w:after="160"/>
       </w:pPr>
       <w:r>
         <w:rPr>
@@ -3375,7 +3293,7 @@
     <w:p>
       <w:pPr>
         <w:pStyle w:val="Heading1"/>
-        <w:spacing w:after="160" w:before="320"/>
+        <w:spacing w:before="320" w:after="160"/>
       </w:pPr>
       <w:r>
         <w:rPr>
@@ -3518,7 +3436,6 @@
                 <w:sz w:val="19"/>
                 <w:szCs w:val="19"/>
               </w:rPr>
-              <w:t xml:space="preserve"/>
             </w:r>
           </w:p>
         </w:tc>
@@ -3541,7 +3458,6 @@
                 <w:sz w:val="19"/>
                 <w:szCs w:val="19"/>
               </w:rPr>
-              <w:t xml:space="preserve"/>
             </w:r>
           </w:p>
         </w:tc>
@@ -3564,7 +3480,6 @@
                 <w:sz w:val="19"/>
                 <w:szCs w:val="19"/>
               </w:rPr>
-              <w:t xml:space="preserve"/>
             </w:r>
           </w:p>
         </w:tc>
@@ -3589,7 +3504,6 @@
                 <w:sz w:val="19"/>
                 <w:szCs w:val="19"/>
               </w:rPr>
-              <w:t xml:space="preserve"/>
             </w:r>
           </w:p>
         </w:tc>
@@ -3612,7 +3526,6 @@
                 <w:sz w:val="19"/>
                 <w:szCs w:val="19"/>
               </w:rPr>
-              <w:t xml:space="preserve"/>
             </w:r>
           </w:p>
         </w:tc>
@@ -3635,7 +3548,6 @@
                 <w:sz w:val="19"/>
                 <w:szCs w:val="19"/>
               </w:rPr>
-              <w:t xml:space="preserve"/>
             </w:r>
           </w:p>
         </w:tc>
@@ -3660,7 +3572,6 @@
                 <w:sz w:val="19"/>
                 <w:szCs w:val="19"/>
               </w:rPr>
-              <w:t xml:space="preserve"/>
             </w:r>
           </w:p>
         </w:tc>
@@ -3683,7 +3594,6 @@
                 <w:sz w:val="19"/>
                 <w:szCs w:val="19"/>
               </w:rPr>
-              <w:t xml:space="preserve"/>
             </w:r>
           </w:p>
         </w:tc>
@@ -3706,7 +3616,6 @@
                 <w:sz w:val="19"/>
                 <w:szCs w:val="19"/>
               </w:rPr>
-              <w:t xml:space="preserve"/>
             </w:r>
           </w:p>
         </w:tc>
@@ -3731,7 +3640,6 @@
                 <w:sz w:val="19"/>
                 <w:szCs w:val="19"/>
               </w:rPr>
-              <w:t xml:space="preserve"/>
             </w:r>
           </w:p>
         </w:tc>
@@ -3754,7 +3662,6 @@
                 <w:sz w:val="19"/>
                 <w:szCs w:val="19"/>
               </w:rPr>
-              <w:t xml:space="preserve"/>
             </w:r>
           </w:p>
         </w:tc>
@@ -3777,7 +3684,6 @@
                 <w:sz w:val="19"/>
                 <w:szCs w:val="19"/>
               </w:rPr>
-              <w:t xml:space="preserve"/>
             </w:r>
           </w:p>
         </w:tc>
@@ -3802,7 +3708,6 @@
                 <w:sz w:val="19"/>
                 <w:szCs w:val="19"/>
               </w:rPr>
-              <w:t xml:space="preserve"/>
             </w:r>
           </w:p>
         </w:tc>
@@ -3825,7 +3730,6 @@
                 <w:sz w:val="19"/>
                 <w:szCs w:val="19"/>
               </w:rPr>
-              <w:t xml:space="preserve"/>
             </w:r>
           </w:p>
         </w:tc>
@@ -3848,7 +3752,6 @@
                 <w:sz w:val="19"/>
                 <w:szCs w:val="19"/>
               </w:rPr>
-              <w:t xml:space="preserve"/>
             </w:r>
           </w:p>
         </w:tc>
@@ -3873,7 +3776,6 @@
                 <w:sz w:val="19"/>
                 <w:szCs w:val="19"/>
               </w:rPr>
-              <w:t xml:space="preserve"/>
             </w:r>
           </w:p>
         </w:tc>
@@ -3896,7 +3798,6 @@
                 <w:sz w:val="19"/>
                 <w:szCs w:val="19"/>
               </w:rPr>
-              <w:t xml:space="preserve"/>
             </w:r>
           </w:p>
         </w:tc>
@@ -3919,7 +3820,6 @@
                 <w:sz w:val="19"/>
                 <w:szCs w:val="19"/>
               </w:rPr>
-              <w:t xml:space="preserve"/>
             </w:r>
           </w:p>
         </w:tc>
@@ -3944,7 +3844,6 @@
                 <w:sz w:val="19"/>
                 <w:szCs w:val="19"/>
               </w:rPr>
-              <w:t xml:space="preserve"/>
             </w:r>
           </w:p>
         </w:tc>
@@ -3967,7 +3866,6 @@
                 <w:sz w:val="19"/>
                 <w:szCs w:val="19"/>
               </w:rPr>
-              <w:t xml:space="preserve"/>
             </w:r>
           </w:p>
         </w:tc>
@@ -3990,7 +3888,6 @@
                 <w:sz w:val="19"/>
                 <w:szCs w:val="19"/>
               </w:rPr>
-              <w:t xml:space="preserve"/>
             </w:r>
           </w:p>
         </w:tc>
@@ -4015,7 +3912,6 @@
                 <w:sz w:val="19"/>
                 <w:szCs w:val="19"/>
               </w:rPr>
-              <w:t xml:space="preserve"/>
             </w:r>
           </w:p>
         </w:tc>
@@ -4038,7 +3934,6 @@
                 <w:sz w:val="19"/>
                 <w:szCs w:val="19"/>
               </w:rPr>
-              <w:t xml:space="preserve"/>
             </w:r>
           </w:p>
         </w:tc>
@@ -4061,7 +3956,6 @@
                 <w:sz w:val="19"/>
                 <w:szCs w:val="19"/>
               </w:rPr>
-              <w:t xml:space="preserve"/>
             </w:r>
           </w:p>
         </w:tc>
@@ -4090,7 +3984,7 @@
     <w:p>
       <w:pPr>
         <w:pStyle w:val="Heading1"/>
-        <w:spacing w:after="160" w:before="320"/>
+        <w:spacing w:before="320" w:after="160"/>
       </w:pPr>
       <w:r>
         <w:rPr>
@@ -4261,7 +4155,6 @@
                 <w:sz w:val="19"/>
                 <w:szCs w:val="19"/>
               </w:rPr>
-              <w:t xml:space="preserve"/>
             </w:r>
           </w:p>
         </w:tc>
@@ -4284,7 +4177,6 @@
                 <w:sz w:val="19"/>
                 <w:szCs w:val="19"/>
               </w:rPr>
-              <w:t xml:space="preserve"/>
             </w:r>
           </w:p>
         </w:tc>
@@ -4307,7 +4199,6 @@
                 <w:sz w:val="19"/>
                 <w:szCs w:val="19"/>
               </w:rPr>
-              <w:t xml:space="preserve"/>
             </w:r>
           </w:p>
         </w:tc>
@@ -4330,7 +4221,6 @@
                 <w:sz w:val="19"/>
                 <w:szCs w:val="19"/>
               </w:rPr>
-              <w:t xml:space="preserve"/>
             </w:r>
           </w:p>
         </w:tc>
@@ -4355,7 +4245,6 @@
                 <w:sz w:val="19"/>
                 <w:szCs w:val="19"/>
               </w:rPr>
-              <w:t xml:space="preserve"/>
             </w:r>
           </w:p>
         </w:tc>
@@ -4378,7 +4267,6 @@
                 <w:sz w:val="19"/>
                 <w:szCs w:val="19"/>
               </w:rPr>
-              <w:t xml:space="preserve"/>
             </w:r>
           </w:p>
         </w:tc>
@@ -4401,7 +4289,6 @@
                 <w:sz w:val="19"/>
                 <w:szCs w:val="19"/>
               </w:rPr>
-              <w:t xml:space="preserve"/>
             </w:r>
           </w:p>
         </w:tc>
@@ -4424,7 +4311,6 @@
                 <w:sz w:val="19"/>
                 <w:szCs w:val="19"/>
               </w:rPr>
-              <w:t xml:space="preserve"/>
             </w:r>
           </w:p>
         </w:tc>
@@ -4449,7 +4335,6 @@
                 <w:sz w:val="19"/>
                 <w:szCs w:val="19"/>
               </w:rPr>
-              <w:t xml:space="preserve"/>
             </w:r>
           </w:p>
         </w:tc>
@@ -4472,7 +4357,6 @@
                 <w:sz w:val="19"/>
                 <w:szCs w:val="19"/>
               </w:rPr>
-              <w:t xml:space="preserve"/>
             </w:r>
           </w:p>
         </w:tc>
@@ -4495,7 +4379,6 @@
                 <w:sz w:val="19"/>
                 <w:szCs w:val="19"/>
               </w:rPr>
-              <w:t xml:space="preserve"/>
             </w:r>
           </w:p>
         </w:tc>
@@ -4518,7 +4401,6 @@
                 <w:sz w:val="19"/>
                 <w:szCs w:val="19"/>
               </w:rPr>
-              <w:t xml:space="preserve"/>
             </w:r>
           </w:p>
         </w:tc>
@@ -4543,7 +4425,6 @@
                 <w:sz w:val="19"/>
                 <w:szCs w:val="19"/>
               </w:rPr>
-              <w:t xml:space="preserve"/>
             </w:r>
           </w:p>
         </w:tc>
@@ -4566,7 +4447,6 @@
                 <w:sz w:val="19"/>
                 <w:szCs w:val="19"/>
               </w:rPr>
-              <w:t xml:space="preserve"/>
             </w:r>
           </w:p>
         </w:tc>
@@ -4589,7 +4469,6 @@
                 <w:sz w:val="19"/>
                 <w:szCs w:val="19"/>
               </w:rPr>
-              <w:t xml:space="preserve"/>
             </w:r>
           </w:p>
         </w:tc>
@@ -4612,7 +4491,6 @@
                 <w:sz w:val="19"/>
                 <w:szCs w:val="19"/>
               </w:rPr>
-              <w:t xml:space="preserve"/>
             </w:r>
           </w:p>
         </w:tc>
@@ -4637,7 +4515,6 @@
                 <w:sz w:val="19"/>
                 <w:szCs w:val="19"/>
               </w:rPr>
-              <w:t xml:space="preserve"/>
             </w:r>
           </w:p>
         </w:tc>
@@ -4660,7 +4537,6 @@
                 <w:sz w:val="19"/>
                 <w:szCs w:val="19"/>
               </w:rPr>
-              <w:t xml:space="preserve"/>
             </w:r>
           </w:p>
         </w:tc>
@@ -4683,7 +4559,6 @@
                 <w:sz w:val="19"/>
                 <w:szCs w:val="19"/>
               </w:rPr>
-              <w:t xml:space="preserve"/>
             </w:r>
           </w:p>
         </w:tc>
@@ -4706,7 +4581,6 @@
                 <w:sz w:val="19"/>
                 <w:szCs w:val="19"/>
               </w:rPr>
-              <w:t xml:space="preserve"/>
             </w:r>
           </w:p>
         </w:tc>
@@ -4731,7 +4605,6 @@
                 <w:sz w:val="19"/>
                 <w:szCs w:val="19"/>
               </w:rPr>
-              <w:t xml:space="preserve"/>
             </w:r>
           </w:p>
         </w:tc>
@@ -4754,7 +4627,6 @@
                 <w:sz w:val="19"/>
                 <w:szCs w:val="19"/>
               </w:rPr>
-              <w:t xml:space="preserve"/>
             </w:r>
           </w:p>
         </w:tc>
@@ -4777,7 +4649,6 @@
                 <w:sz w:val="19"/>
                 <w:szCs w:val="19"/>
               </w:rPr>
-              <w:t xml:space="preserve"/>
             </w:r>
           </w:p>
         </w:tc>
@@ -4800,7 +4671,6 @@
                 <w:sz w:val="19"/>
                 <w:szCs w:val="19"/>
               </w:rPr>
-              <w:t xml:space="preserve"/>
             </w:r>
           </w:p>
         </w:tc>
@@ -4833,43 +4703,6 @@
 
 <file path=word/comments.xml><?xml version="1.0" encoding="utf-8"?>
 <w:comments xmlns:cx="http://schemas.microsoft.com/office/drawing/2014/chartex" xmlns:cx1="http://schemas.microsoft.com/office/drawing/2015/9/8/chartex" xmlns:cx2="http://schemas.microsoft.com/office/drawing/2015/10/21/chartex" xmlns:cx3="http://schemas.microsoft.com/office/drawing/2016/5/9/chartex" xmlns:cx4="http://schemas.microsoft.com/office/drawing/2016/5/10/chartex" xmlns:cx5="http://schemas.microsoft.com/office/drawing/2016/5/11/chartex" xmlns:cx6="http://schemas.microsoft.com/office/drawing/2016/5/12/chartex" xmlns:cx7="http://schemas.microsoft.com/office/drawing/2016/5/13/chartex" xmlns:cx8="http://schemas.microsoft.com/office/drawing/2016/5/14/chartex" xmlns:mc="http://schemas.openxmlformats.org/markup-compatibility/2006" xmlns:aink="http://schemas.microsoft.com/office/drawing/2016/ink" xmlns:am3d="http://schemas.microsoft.com/office/drawing/2017/model3d" xmlns:o="urn:schemas-microsoft-com:office:office" xmlns:r="http://schemas.openxmlformats.org/officeDocument/2006/relationships" xmlns:m="http://schemas.openxmlformats.org/officeDocument/2006/math" xmlns:v="urn:schemas-microsoft-com:vml" xmlns:wp14="http://schemas.microsoft.com/office/word/2010/wordprocessingDrawing" xmlns:wp="http://schemas.openxmlformats.org/drawingml/2006/wordprocessingDrawing" xmlns:w10="urn:schemas-microsoft-com:office:word" xmlns:w="http://schemas.openxmlformats.org/wordprocessingml/2006/main" xmlns:w14="http://schemas.microsoft.com/office/word/2010/wordml" xmlns:w15="http://schemas.microsoft.com/office/word/2012/wordml" xmlns:w16cex="http://schemas.microsoft.com/office/word/2018/wordml/cex" xmlns:w16cid="http://schemas.microsoft.com/office/word/2016/wordml/cid" xmlns:w16="http://schemas.microsoft.com/office/word/2018/wordml" xmlns:w16sdtdh="http://schemas.microsoft.com/office/word/2020/wordml/sdtdatahash" xmlns:w16se="http://schemas.microsoft.com/office/word/2015/wordml/symex" xmlns:wpg="http://schemas.microsoft.com/office/word/2010/wordprocessingGroup" xmlns:wpi="http://schemas.microsoft.com/office/word/2010/wordprocessingInk" xmlns:wne="http://schemas.microsoft.com/office/word/2006/wordml" xmlns:wps="http://schemas.microsoft.com/office/word/2010/wordprocessingShape"/>
-</file>
-
-<file path=word/endnotes.xml><?xml version="1.0" encoding="utf-8"?>
-<w:endnotes xmlns:wpc="http://schemas.microsoft.com/office/word/2010/wordprocessingCanvas" xmlns:mc="http://schemas.openxmlformats.org/markup-compatibility/2006" xmlns:o="urn:schemas-microsoft-com:office:office" xmlns:r="http://schemas.openxmlformats.org/officeDocument/2006/relationships" xmlns:m="http://schemas.openxmlformats.org/officeDocument/2006/math" xmlns:v="urn:schemas-microsoft-com:vml" xmlns:wp14="http://schemas.microsoft.com/office/word/2010/wordprocessingDrawing" xmlns:wp="http://schemas.openxmlformats.org/drawingml/2006/wordprocessingDrawing" xmlns:w10="urn:schemas-microsoft-com:office:word" xmlns:w="http://schemas.openxmlformats.org/wordprocessingml/2006/main" xmlns:w14="http://schemas.microsoft.com/office/word/2010/wordml" xmlns:w15="http://schemas.microsoft.com/office/word/2012/wordml" xmlns:wpg="http://schemas.microsoft.com/office/word/2010/wordprocessingGroup" xmlns:wpi="http://schemas.microsoft.com/office/word/2010/wordprocessingInk" xmlns:wne="http://schemas.microsoft.com/office/word/2006/wordml" xmlns:wps="http://schemas.microsoft.com/office/word/2010/wordprocessingShape" mc:Ignorable="w14 w15 wp14">
-  <w:endnote w:type="separator" w:id="-1">
-    <w:p>
-      <w:pPr>
-        <w:spacing w:after="0" w:line="240" w:lineRule="auto"/>
-      </w:pPr>
-      <w:r>
-        <w:rPr>
-          <w:rStyle w:val="EndnoteReference"/>
-        </w:rPr>
-        <w:endnoteRef/>
-      </w:r>
-      <w:r>
-        <w:separator/>
-      </w:r>
-    </w:p>
-  </w:endnote>
-  <w:endnote w:type="continuationSeparator" w:id="0">
-    <w:p>
-      <w:pPr>
-        <w:spacing w:after="0" w:line="240" w:lineRule="auto"/>
-      </w:pPr>
-      <w:r>
-        <w:rPr>
-          <w:rStyle w:val="EndnoteReference"/>
-        </w:rPr>
-        <w:endnoteRef/>
-      </w:r>
-      <w:r>
-        <w:continuationSeparator/>
-      </w:r>
-    </w:p>
-  </w:endnote>
-</w:endnotes>
 </file>
 
 <file path=word/footnotes.xml><?xml version="1.0" encoding="utf-8"?>
@@ -5009,9 +4842,9 @@
   <w:docDefaults>
     <w:rPrDefault>
       <w:rPr>
-        <w:rFonts w:ascii="Calibri" w:cs="Calibri" w:eastAsia="Calibri" w:hAnsi="Calibri"/>
         <w:sz w:val="21"/>
         <w:szCs w:val="21"/>
+        <w:rFonts w:ascii="Calibri" w:cs="Calibri" w:eastAsia="Calibri" w:hAnsi="Calibri"/>
       </w:rPr>
     </w:rPrDefault>
     <w:pPrDefault/>
@@ -5109,8 +4942,8 @@
     <w:uiPriority w:val="99"/>
     <w:unhideWhenUsed/>
     <w:rPr>
+      <w:u w:val="single"/>
       <w:color w:val="0563C1"/>
-      <w:u w:val="single"/>
     </w:rPr>
   </w:style>
   <w:style w:type="character" w:styleId="FootnoteReference">
@@ -5150,42 +4983,5 @@
       <w:szCs w:val="20"/>
     </w:rPr>
   </w:style>
-  <w:style w:type="character" w:styleId="EndnoteReference">
-    <w:name w:val="endnote reference"/>
-    <w:basedOn w:val="DefaultParagraphFont"/>
-    <w:uiPriority w:val="99"/>
-    <w:semiHidden/>
-    <w:unhideWhenUsed/>
-    <w:rPr>
-      <w:vertAlign w:val="superscript"/>
-    </w:rPr>
-  </w:style>
-  <w:style w:type="paragraph" w:styleId="EndnoteText">
-    <w:name w:val="endnote text"/>
-    <w:basedOn w:val="Normal"/>
-    <w:link w:val="EndnoteTextChar"/>
-    <w:uiPriority w:val="99"/>
-    <w:semiHidden/>
-    <w:unhideWhenUsed/>
-    <w:pPr>
-      <w:spacing w:after="0" w:line="240" w:lineRule="auto"/>
-    </w:pPr>
-    <w:rPr>
-      <w:sz w:val="20"/>
-      <w:szCs w:val="20"/>
-    </w:rPr>
-  </w:style>
-  <w:style w:type="character" w:styleId="EndnoteTextChar">
-    <w:name w:val="Endnote Text Char"/>
-    <w:basedOn w:val="DefaultParagraphFont"/>
-    <w:link w:val="EndnoteText"/>
-    <w:uiPriority w:val="99"/>
-    <w:semiHidden/>
-    <w:unhideWhenUsed/>
-    <w:rPr>
-      <w:sz w:val="20"/>
-      <w:szCs w:val="20"/>
-    </w:rPr>
-  </w:style>
 </w:styles>
 </file>
--- a/downloads/nayton-dokumentointipohjat.docx
+++ b/downloads/nayton-dokumentointipohjat.docx
@@ -4,7 +4,7 @@
   <w:body>
     <w:p>
       <w:pPr>
-        <w:spacing w:before="200" w:after="120"/>
+        <w:spacing w:after="120" w:before="200"/>
       </w:pPr>
       <w:r>
         <w:rPr>
@@ -33,7 +33,7 @@
     <w:p>
       <w:pPr>
         <w:pStyle w:val="Heading1"/>
-        <w:spacing w:before="320" w:after="160"/>
+        <w:spacing w:after="160" w:before="320"/>
       </w:pPr>
       <w:r>
         <w:rPr>
@@ -199,6 +199,7 @@
                 <w:sz w:val="19"/>
                 <w:szCs w:val="19"/>
               </w:rPr>
+              <w:t xml:space="preserve"/>
             </w:r>
           </w:p>
         </w:tc>
@@ -221,6 +222,7 @@
                 <w:sz w:val="19"/>
                 <w:szCs w:val="19"/>
               </w:rPr>
+              <w:t xml:space="preserve"/>
             </w:r>
           </w:p>
         </w:tc>
@@ -268,6 +270,7 @@
                 <w:sz w:val="19"/>
                 <w:szCs w:val="19"/>
               </w:rPr>
+              <w:t xml:space="preserve"/>
             </w:r>
           </w:p>
         </w:tc>
@@ -290,6 +293,7 @@
                 <w:sz w:val="19"/>
                 <w:szCs w:val="19"/>
               </w:rPr>
+              <w:t xml:space="preserve"/>
             </w:r>
           </w:p>
         </w:tc>
@@ -337,6 +341,7 @@
                 <w:sz w:val="19"/>
                 <w:szCs w:val="19"/>
               </w:rPr>
+              <w:t xml:space="preserve"/>
             </w:r>
           </w:p>
         </w:tc>
@@ -359,6 +364,7 @@
                 <w:sz w:val="19"/>
                 <w:szCs w:val="19"/>
               </w:rPr>
+              <w:t xml:space="preserve"/>
             </w:r>
           </w:p>
         </w:tc>
@@ -406,6 +412,7 @@
                 <w:sz w:val="19"/>
                 <w:szCs w:val="19"/>
               </w:rPr>
+              <w:t xml:space="preserve"/>
             </w:r>
           </w:p>
         </w:tc>
@@ -428,6 +435,7 @@
                 <w:sz w:val="19"/>
                 <w:szCs w:val="19"/>
               </w:rPr>
+              <w:t xml:space="preserve"/>
             </w:r>
           </w:p>
         </w:tc>
@@ -475,6 +483,7 @@
                 <w:sz w:val="19"/>
                 <w:szCs w:val="19"/>
               </w:rPr>
+              <w:t xml:space="preserve"/>
             </w:r>
           </w:p>
         </w:tc>
@@ -497,6 +506,7 @@
                 <w:sz w:val="19"/>
                 <w:szCs w:val="19"/>
               </w:rPr>
+              <w:t xml:space="preserve"/>
             </w:r>
           </w:p>
         </w:tc>
@@ -544,6 +554,7 @@
                 <w:sz w:val="19"/>
                 <w:szCs w:val="19"/>
               </w:rPr>
+              <w:t xml:space="preserve"/>
             </w:r>
           </w:p>
         </w:tc>
@@ -566,6 +577,7 @@
                 <w:sz w:val="19"/>
                 <w:szCs w:val="19"/>
               </w:rPr>
+              <w:t xml:space="preserve"/>
             </w:r>
           </w:p>
         </w:tc>
@@ -613,6 +625,7 @@
                 <w:sz w:val="19"/>
                 <w:szCs w:val="19"/>
               </w:rPr>
+              <w:t xml:space="preserve"/>
             </w:r>
           </w:p>
         </w:tc>
@@ -635,6 +648,7 @@
                 <w:sz w:val="19"/>
                 <w:szCs w:val="19"/>
               </w:rPr>
+              <w:t xml:space="preserve"/>
             </w:r>
           </w:p>
         </w:tc>
@@ -682,6 +696,7 @@
                 <w:sz w:val="19"/>
                 <w:szCs w:val="19"/>
               </w:rPr>
+              <w:t xml:space="preserve"/>
             </w:r>
           </w:p>
         </w:tc>
@@ -704,6 +719,7 @@
                 <w:sz w:val="19"/>
                 <w:szCs w:val="19"/>
               </w:rPr>
+              <w:t xml:space="preserve"/>
             </w:r>
           </w:p>
         </w:tc>
@@ -717,7 +733,7 @@
     <w:p>
       <w:pPr>
         <w:pStyle w:val="Heading1"/>
-        <w:spacing w:before="320" w:after="160"/>
+        <w:spacing w:after="160" w:before="320"/>
       </w:pPr>
       <w:r>
         <w:rPr>
@@ -925,7 +941,7 @@
     <w:p>
       <w:pPr>
         <w:pStyle w:val="Heading1"/>
-        <w:spacing w:before="320" w:after="160"/>
+        <w:spacing w:after="160" w:before="320"/>
       </w:pPr>
       <w:r>
         <w:rPr>
@@ -998,6 +1014,7 @@
                 <w:sz w:val="19"/>
                 <w:szCs w:val="19"/>
               </w:rPr>
+              <w:t xml:space="preserve"/>
             </w:r>
           </w:p>
         </w:tc>
@@ -1048,6 +1065,7 @@
                 <w:sz w:val="19"/>
                 <w:szCs w:val="19"/>
               </w:rPr>
+              <w:t xml:space="preserve"/>
             </w:r>
           </w:p>
         </w:tc>
@@ -1098,6 +1116,7 @@
                 <w:sz w:val="19"/>
                 <w:szCs w:val="19"/>
               </w:rPr>
+              <w:t xml:space="preserve"/>
             </w:r>
           </w:p>
         </w:tc>
@@ -1148,6 +1167,7 @@
                 <w:sz w:val="19"/>
                 <w:szCs w:val="19"/>
               </w:rPr>
+              <w:t xml:space="preserve"/>
             </w:r>
           </w:p>
         </w:tc>
@@ -1198,6 +1218,7 @@
                 <w:sz w:val="19"/>
                 <w:szCs w:val="19"/>
               </w:rPr>
+              <w:t xml:space="preserve"/>
             </w:r>
           </w:p>
         </w:tc>
@@ -1248,6 +1269,7 @@
                 <w:sz w:val="19"/>
                 <w:szCs w:val="19"/>
               </w:rPr>
+              <w:t xml:space="preserve"/>
             </w:r>
           </w:p>
         </w:tc>
@@ -1276,7 +1298,7 @@
     <w:p>
       <w:pPr>
         <w:pStyle w:val="Heading1"/>
-        <w:spacing w:before="320" w:after="160"/>
+        <w:spacing w:after="160" w:before="320"/>
       </w:pPr>
       <w:r>
         <w:rPr>
@@ -1511,6 +1533,7 @@
                 <w:sz w:val="19"/>
                 <w:szCs w:val="19"/>
               </w:rPr>
+              <w:t xml:space="preserve"/>
             </w:r>
           </w:p>
         </w:tc>
@@ -1533,6 +1556,7 @@
                 <w:sz w:val="19"/>
                 <w:szCs w:val="19"/>
               </w:rPr>
+              <w:t xml:space="preserve"/>
             </w:r>
           </w:p>
         </w:tc>
@@ -1555,6 +1579,7 @@
                 <w:sz w:val="19"/>
                 <w:szCs w:val="19"/>
               </w:rPr>
+              <w:t xml:space="preserve"/>
             </w:r>
           </w:p>
         </w:tc>
@@ -1577,6 +1602,7 @@
                 <w:sz w:val="19"/>
                 <w:szCs w:val="19"/>
               </w:rPr>
+              <w:t xml:space="preserve"/>
             </w:r>
           </w:p>
         </w:tc>
@@ -1599,6 +1625,7 @@
                 <w:sz w:val="19"/>
                 <w:szCs w:val="19"/>
               </w:rPr>
+              <w:t xml:space="preserve"/>
             </w:r>
           </w:p>
         </w:tc>
@@ -1646,6 +1673,7 @@
                 <w:sz w:val="19"/>
                 <w:szCs w:val="19"/>
               </w:rPr>
+              <w:t xml:space="preserve"/>
             </w:r>
           </w:p>
         </w:tc>
@@ -1668,6 +1696,7 @@
                 <w:sz w:val="19"/>
                 <w:szCs w:val="19"/>
               </w:rPr>
+              <w:t xml:space="preserve"/>
             </w:r>
           </w:p>
         </w:tc>
@@ -1690,6 +1719,7 @@
                 <w:sz w:val="19"/>
                 <w:szCs w:val="19"/>
               </w:rPr>
+              <w:t xml:space="preserve"/>
             </w:r>
           </w:p>
         </w:tc>
@@ -1712,6 +1742,7 @@
                 <w:sz w:val="19"/>
                 <w:szCs w:val="19"/>
               </w:rPr>
+              <w:t xml:space="preserve"/>
             </w:r>
           </w:p>
         </w:tc>
@@ -1734,6 +1765,7 @@
                 <w:sz w:val="19"/>
                 <w:szCs w:val="19"/>
               </w:rPr>
+              <w:t xml:space="preserve"/>
             </w:r>
           </w:p>
         </w:tc>
@@ -1781,6 +1813,7 @@
                 <w:sz w:val="19"/>
                 <w:szCs w:val="19"/>
               </w:rPr>
+              <w:t xml:space="preserve"/>
             </w:r>
           </w:p>
         </w:tc>
@@ -1803,6 +1836,7 @@
                 <w:sz w:val="19"/>
                 <w:szCs w:val="19"/>
               </w:rPr>
+              <w:t xml:space="preserve"/>
             </w:r>
           </w:p>
         </w:tc>
@@ -1825,6 +1859,7 @@
                 <w:sz w:val="19"/>
                 <w:szCs w:val="19"/>
               </w:rPr>
+              <w:t xml:space="preserve"/>
             </w:r>
           </w:p>
         </w:tc>
@@ -1847,6 +1882,7 @@
                 <w:sz w:val="19"/>
                 <w:szCs w:val="19"/>
               </w:rPr>
+              <w:t xml:space="preserve"/>
             </w:r>
           </w:p>
         </w:tc>
@@ -1869,6 +1905,7 @@
                 <w:sz w:val="19"/>
                 <w:szCs w:val="19"/>
               </w:rPr>
+              <w:t xml:space="preserve"/>
             </w:r>
           </w:p>
         </w:tc>
@@ -1916,6 +1953,7 @@
                 <w:sz w:val="19"/>
                 <w:szCs w:val="19"/>
               </w:rPr>
+              <w:t xml:space="preserve"/>
             </w:r>
           </w:p>
         </w:tc>
@@ -1938,6 +1976,7 @@
                 <w:sz w:val="19"/>
                 <w:szCs w:val="19"/>
               </w:rPr>
+              <w:t xml:space="preserve"/>
             </w:r>
           </w:p>
         </w:tc>
@@ -1960,6 +1999,7 @@
                 <w:sz w:val="19"/>
                 <w:szCs w:val="19"/>
               </w:rPr>
+              <w:t xml:space="preserve"/>
             </w:r>
           </w:p>
         </w:tc>
@@ -1982,6 +2022,7 @@
                 <w:sz w:val="19"/>
                 <w:szCs w:val="19"/>
               </w:rPr>
+              <w:t xml:space="preserve"/>
             </w:r>
           </w:p>
         </w:tc>
@@ -2004,6 +2045,7 @@
                 <w:sz w:val="19"/>
                 <w:szCs w:val="19"/>
               </w:rPr>
+              <w:t xml:space="preserve"/>
             </w:r>
           </w:p>
         </w:tc>
@@ -2051,6 +2093,7 @@
                 <w:sz w:val="19"/>
                 <w:szCs w:val="19"/>
               </w:rPr>
+              <w:t xml:space="preserve"/>
             </w:r>
           </w:p>
         </w:tc>
@@ -2073,6 +2116,7 @@
                 <w:sz w:val="19"/>
                 <w:szCs w:val="19"/>
               </w:rPr>
+              <w:t xml:space="preserve"/>
             </w:r>
           </w:p>
         </w:tc>
@@ -2095,6 +2139,7 @@
                 <w:sz w:val="19"/>
                 <w:szCs w:val="19"/>
               </w:rPr>
+              <w:t xml:space="preserve"/>
             </w:r>
           </w:p>
         </w:tc>
@@ -2117,6 +2162,7 @@
                 <w:sz w:val="19"/>
                 <w:szCs w:val="19"/>
               </w:rPr>
+              <w:t xml:space="preserve"/>
             </w:r>
           </w:p>
         </w:tc>
@@ -2139,6 +2185,7 @@
                 <w:sz w:val="19"/>
                 <w:szCs w:val="19"/>
               </w:rPr>
+              <w:t xml:space="preserve"/>
             </w:r>
           </w:p>
         </w:tc>
@@ -2186,6 +2233,7 @@
                 <w:sz w:val="19"/>
                 <w:szCs w:val="19"/>
               </w:rPr>
+              <w:t xml:space="preserve"/>
             </w:r>
           </w:p>
         </w:tc>
@@ -2208,6 +2256,7 @@
                 <w:sz w:val="19"/>
                 <w:szCs w:val="19"/>
               </w:rPr>
+              <w:t xml:space="preserve"/>
             </w:r>
           </w:p>
         </w:tc>
@@ -2230,6 +2279,7 @@
                 <w:sz w:val="19"/>
                 <w:szCs w:val="19"/>
               </w:rPr>
+              <w:t xml:space="preserve"/>
             </w:r>
           </w:p>
         </w:tc>
@@ -2252,6 +2302,7 @@
                 <w:sz w:val="19"/>
                 <w:szCs w:val="19"/>
               </w:rPr>
+              <w:t xml:space="preserve"/>
             </w:r>
           </w:p>
         </w:tc>
@@ -2274,6 +2325,7 @@
                 <w:sz w:val="19"/>
                 <w:szCs w:val="19"/>
               </w:rPr>
+              <w:t xml:space="preserve"/>
             </w:r>
           </w:p>
         </w:tc>
@@ -2321,6 +2373,7 @@
                 <w:sz w:val="19"/>
                 <w:szCs w:val="19"/>
               </w:rPr>
+              <w:t xml:space="preserve"/>
             </w:r>
           </w:p>
         </w:tc>
@@ -2343,6 +2396,7 @@
                 <w:sz w:val="19"/>
                 <w:szCs w:val="19"/>
               </w:rPr>
+              <w:t xml:space="preserve"/>
             </w:r>
           </w:p>
         </w:tc>
@@ -2365,6 +2419,7 @@
                 <w:sz w:val="19"/>
                 <w:szCs w:val="19"/>
               </w:rPr>
+              <w:t xml:space="preserve"/>
             </w:r>
           </w:p>
         </w:tc>
@@ -2387,6 +2442,7 @@
                 <w:sz w:val="19"/>
                 <w:szCs w:val="19"/>
               </w:rPr>
+              <w:t xml:space="preserve"/>
             </w:r>
           </w:p>
         </w:tc>
@@ -2409,6 +2465,7 @@
                 <w:sz w:val="19"/>
                 <w:szCs w:val="19"/>
               </w:rPr>
+              <w:t xml:space="preserve"/>
             </w:r>
           </w:p>
         </w:tc>
@@ -2456,6 +2513,7 @@
                 <w:sz w:val="19"/>
                 <w:szCs w:val="19"/>
               </w:rPr>
+              <w:t xml:space="preserve"/>
             </w:r>
           </w:p>
         </w:tc>
@@ -2478,6 +2536,7 @@
                 <w:sz w:val="19"/>
                 <w:szCs w:val="19"/>
               </w:rPr>
+              <w:t xml:space="preserve"/>
             </w:r>
           </w:p>
         </w:tc>
@@ -2500,6 +2559,7 @@
                 <w:sz w:val="19"/>
                 <w:szCs w:val="19"/>
               </w:rPr>
+              <w:t xml:space="preserve"/>
             </w:r>
           </w:p>
         </w:tc>
@@ -2522,6 +2582,7 @@
                 <w:sz w:val="19"/>
                 <w:szCs w:val="19"/>
               </w:rPr>
+              <w:t xml:space="preserve"/>
             </w:r>
           </w:p>
         </w:tc>
@@ -2544,6 +2605,7 @@
                 <w:sz w:val="19"/>
                 <w:szCs w:val="19"/>
               </w:rPr>
+              <w:t xml:space="preserve"/>
             </w:r>
           </w:p>
         </w:tc>
@@ -2591,6 +2653,7 @@
                 <w:sz w:val="19"/>
                 <w:szCs w:val="19"/>
               </w:rPr>
+              <w:t xml:space="preserve"/>
             </w:r>
           </w:p>
         </w:tc>
@@ -2613,6 +2676,7 @@
                 <w:sz w:val="19"/>
                 <w:szCs w:val="19"/>
               </w:rPr>
+              <w:t xml:space="preserve"/>
             </w:r>
           </w:p>
         </w:tc>
@@ -2635,6 +2699,7 @@
                 <w:sz w:val="19"/>
                 <w:szCs w:val="19"/>
               </w:rPr>
+              <w:t xml:space="preserve"/>
             </w:r>
           </w:p>
         </w:tc>
@@ -2657,6 +2722,7 @@
                 <w:sz w:val="19"/>
                 <w:szCs w:val="19"/>
               </w:rPr>
+              <w:t xml:space="preserve"/>
             </w:r>
           </w:p>
         </w:tc>
@@ -2679,6 +2745,7 @@
                 <w:sz w:val="19"/>
                 <w:szCs w:val="19"/>
               </w:rPr>
+              <w:t xml:space="preserve"/>
             </w:r>
           </w:p>
         </w:tc>
@@ -2726,6 +2793,7 @@
                 <w:sz w:val="19"/>
                 <w:szCs w:val="19"/>
               </w:rPr>
+              <w:t xml:space="preserve"/>
             </w:r>
           </w:p>
         </w:tc>
@@ -2748,6 +2816,7 @@
                 <w:sz w:val="19"/>
                 <w:szCs w:val="19"/>
               </w:rPr>
+              <w:t xml:space="preserve"/>
             </w:r>
           </w:p>
         </w:tc>
@@ -2770,6 +2839,7 @@
                 <w:sz w:val="19"/>
                 <w:szCs w:val="19"/>
               </w:rPr>
+              <w:t xml:space="preserve"/>
             </w:r>
           </w:p>
         </w:tc>
@@ -2792,6 +2862,7 @@
                 <w:sz w:val="19"/>
                 <w:szCs w:val="19"/>
               </w:rPr>
+              <w:t xml:space="preserve"/>
             </w:r>
           </w:p>
         </w:tc>
@@ -2814,6 +2885,7 @@
                 <w:sz w:val="19"/>
                 <w:szCs w:val="19"/>
               </w:rPr>
+              <w:t xml:space="preserve"/>
             </w:r>
           </w:p>
         </w:tc>
@@ -2861,6 +2933,7 @@
                 <w:sz w:val="19"/>
                 <w:szCs w:val="19"/>
               </w:rPr>
+              <w:t xml:space="preserve"/>
             </w:r>
           </w:p>
         </w:tc>
@@ -2883,6 +2956,7 @@
                 <w:sz w:val="19"/>
                 <w:szCs w:val="19"/>
               </w:rPr>
+              <w:t xml:space="preserve"/>
             </w:r>
           </w:p>
         </w:tc>
@@ -2905,6 +2979,7 @@
                 <w:sz w:val="19"/>
                 <w:szCs w:val="19"/>
               </w:rPr>
+              <w:t xml:space="preserve"/>
             </w:r>
           </w:p>
         </w:tc>
@@ -2927,6 +3002,7 @@
                 <w:sz w:val="19"/>
                 <w:szCs w:val="19"/>
               </w:rPr>
+              <w:t xml:space="preserve"/>
             </w:r>
           </w:p>
         </w:tc>
@@ -2949,6 +3025,7 @@
                 <w:sz w:val="19"/>
                 <w:szCs w:val="19"/>
               </w:rPr>
+              <w:t xml:space="preserve"/>
             </w:r>
           </w:p>
         </w:tc>
@@ -2996,6 +3073,7 @@
                 <w:sz w:val="19"/>
                 <w:szCs w:val="19"/>
               </w:rPr>
+              <w:t xml:space="preserve"/>
             </w:r>
           </w:p>
         </w:tc>
@@ -3018,6 +3096,7 @@
                 <w:sz w:val="19"/>
                 <w:szCs w:val="19"/>
               </w:rPr>
+              <w:t xml:space="preserve"/>
             </w:r>
           </w:p>
         </w:tc>
@@ -3040,6 +3119,7 @@
                 <w:sz w:val="19"/>
                 <w:szCs w:val="19"/>
               </w:rPr>
+              <w:t xml:space="preserve"/>
             </w:r>
           </w:p>
         </w:tc>
@@ -3062,6 +3142,7 @@
                 <w:sz w:val="19"/>
                 <w:szCs w:val="19"/>
               </w:rPr>
+              <w:t xml:space="preserve"/>
             </w:r>
           </w:p>
         </w:tc>
@@ -3084,6 +3165,7 @@
                 <w:sz w:val="19"/>
                 <w:szCs w:val="19"/>
               </w:rPr>
+              <w:t xml:space="preserve"/>
             </w:r>
           </w:p>
         </w:tc>
@@ -3112,7 +3194,7 @@
     <w:p>
       <w:pPr>
         <w:pStyle w:val="Heading1"/>
-        <w:spacing w:before="320" w:after="160"/>
+        <w:spacing w:after="160" w:before="320"/>
       </w:pPr>
       <w:r>
         <w:rPr>
@@ -3293,7 +3375,7 @@
     <w:p>
       <w:pPr>
         <w:pStyle w:val="Heading1"/>
-        <w:spacing w:before="320" w:after="160"/>
+        <w:spacing w:after="160" w:before="320"/>
       </w:pPr>
       <w:r>
         <w:rPr>
@@ -3436,6 +3518,7 @@
                 <w:sz w:val="19"/>
                 <w:szCs w:val="19"/>
               </w:rPr>
+              <w:t xml:space="preserve"/>
             </w:r>
           </w:p>
         </w:tc>
@@ -3458,6 +3541,7 @@
                 <w:sz w:val="19"/>
                 <w:szCs w:val="19"/>
               </w:rPr>
+              <w:t xml:space="preserve"/>
             </w:r>
           </w:p>
         </w:tc>
@@ -3480,6 +3564,7 @@
                 <w:sz w:val="19"/>
                 <w:szCs w:val="19"/>
               </w:rPr>
+              <w:t xml:space="preserve"/>
             </w:r>
           </w:p>
         </w:tc>
@@ -3504,6 +3589,7 @@
                 <w:sz w:val="19"/>
                 <w:szCs w:val="19"/>
               </w:rPr>
+              <w:t xml:space="preserve"/>
             </w:r>
           </w:p>
         </w:tc>
@@ -3526,6 +3612,7 @@
                 <w:sz w:val="19"/>
                 <w:szCs w:val="19"/>
               </w:rPr>
+              <w:t xml:space="preserve"/>
             </w:r>
           </w:p>
         </w:tc>
@@ -3548,6 +3635,7 @@
                 <w:sz w:val="19"/>
                 <w:szCs w:val="19"/>
               </w:rPr>
+              <w:t xml:space="preserve"/>
             </w:r>
           </w:p>
         </w:tc>
@@ -3572,6 +3660,7 @@
                 <w:sz w:val="19"/>
                 <w:szCs w:val="19"/>
               </w:rPr>
+              <w:t xml:space="preserve"/>
             </w:r>
           </w:p>
         </w:tc>
@@ -3594,6 +3683,7 @@
                 <w:sz w:val="19"/>
                 <w:szCs w:val="19"/>
               </w:rPr>
+              <w:t xml:space="preserve"/>
             </w:r>
           </w:p>
         </w:tc>
@@ -3616,6 +3706,7 @@
                 <w:sz w:val="19"/>
                 <w:szCs w:val="19"/>
               </w:rPr>
+              <w:t xml:space="preserve"/>
             </w:r>
           </w:p>
         </w:tc>
@@ -3640,6 +3731,7 @@
                 <w:sz w:val="19"/>
                 <w:szCs w:val="19"/>
               </w:rPr>
+              <w:t xml:space="preserve"/>
             </w:r>
           </w:p>
         </w:tc>
@@ -3662,6 +3754,7 @@
                 <w:sz w:val="19"/>
                 <w:szCs w:val="19"/>
               </w:rPr>
+              <w:t xml:space="preserve"/>
             </w:r>
           </w:p>
         </w:tc>
@@ -3684,6 +3777,7 @@
                 <w:sz w:val="19"/>
                 <w:szCs w:val="19"/>
               </w:rPr>
+              <w:t xml:space="preserve"/>
             </w:r>
           </w:p>
         </w:tc>
@@ -3708,6 +3802,7 @@
                 <w:sz w:val="19"/>
                 <w:szCs w:val="19"/>
               </w:rPr>
+              <w:t xml:space="preserve"/>
             </w:r>
           </w:p>
         </w:tc>
@@ -3730,6 +3825,7 @@
                 <w:sz w:val="19"/>
                 <w:szCs w:val="19"/>
               </w:rPr>
+              <w:t xml:space="preserve"/>
             </w:r>
           </w:p>
         </w:tc>
@@ -3752,6 +3848,7 @@
                 <w:sz w:val="19"/>
                 <w:szCs w:val="19"/>
               </w:rPr>
+              <w:t xml:space="preserve"/>
             </w:r>
           </w:p>
         </w:tc>
@@ -3776,6 +3873,7 @@
                 <w:sz w:val="19"/>
                 <w:szCs w:val="19"/>
               </w:rPr>
+              <w:t xml:space="preserve"/>
             </w:r>
           </w:p>
         </w:tc>
@@ -3798,6 +3896,7 @@
                 <w:sz w:val="19"/>
                 <w:szCs w:val="19"/>
               </w:rPr>
+              <w:t xml:space="preserve"/>
             </w:r>
           </w:p>
         </w:tc>
@@ -3820,6 +3919,7 @@
                 <w:sz w:val="19"/>
                 <w:szCs w:val="19"/>
               </w:rPr>
+              <w:t xml:space="preserve"/>
             </w:r>
           </w:p>
         </w:tc>
@@ -3844,6 +3944,7 @@
                 <w:sz w:val="19"/>
                 <w:szCs w:val="19"/>
               </w:rPr>
+              <w:t xml:space="preserve"/>
             </w:r>
           </w:p>
         </w:tc>
@@ -3866,6 +3967,7 @@
                 <w:sz w:val="19"/>
                 <w:szCs w:val="19"/>
               </w:rPr>
+              <w:t xml:space="preserve"/>
             </w:r>
           </w:p>
         </w:tc>
@@ -3888,6 +3990,7 @@
                 <w:sz w:val="19"/>
                 <w:szCs w:val="19"/>
               </w:rPr>
+              <w:t xml:space="preserve"/>
             </w:r>
           </w:p>
         </w:tc>
@@ -3912,6 +4015,7 @@
                 <w:sz w:val="19"/>
                 <w:szCs w:val="19"/>
               </w:rPr>
+              <w:t xml:space="preserve"/>
             </w:r>
           </w:p>
         </w:tc>
@@ -3934,6 +4038,7 @@
                 <w:sz w:val="19"/>
                 <w:szCs w:val="19"/>
               </w:rPr>
+              <w:t xml:space="preserve"/>
             </w:r>
           </w:p>
         </w:tc>
@@ -3956,6 +4061,7 @@
                 <w:sz w:val="19"/>
                 <w:szCs w:val="19"/>
               </w:rPr>
+              <w:t xml:space="preserve"/>
             </w:r>
           </w:p>
         </w:tc>
@@ -3984,7 +4090,7 @@
     <w:p>
       <w:pPr>
         <w:pStyle w:val="Heading1"/>
-        <w:spacing w:before="320" w:after="160"/>
+        <w:spacing w:after="160" w:before="320"/>
       </w:pPr>
       <w:r>
         <w:rPr>
@@ -4155,6 +4261,7 @@
                 <w:sz w:val="19"/>
                 <w:szCs w:val="19"/>
               </w:rPr>
+              <w:t xml:space="preserve"/>
             </w:r>
           </w:p>
         </w:tc>
@@ -4177,6 +4284,7 @@
                 <w:sz w:val="19"/>
                 <w:szCs w:val="19"/>
               </w:rPr>
+              <w:t xml:space="preserve"/>
             </w:r>
           </w:p>
         </w:tc>
@@ -4199,6 +4307,7 @@
                 <w:sz w:val="19"/>
                 <w:szCs w:val="19"/>
               </w:rPr>
+              <w:t xml:space="preserve"/>
             </w:r>
           </w:p>
         </w:tc>
@@ -4221,6 +4330,7 @@
                 <w:sz w:val="19"/>
                 <w:szCs w:val="19"/>
               </w:rPr>
+              <w:t xml:space="preserve"/>
             </w:r>
           </w:p>
         </w:tc>
@@ -4245,6 +4355,7 @@
                 <w:sz w:val="19"/>
                 <w:szCs w:val="19"/>
               </w:rPr>
+              <w:t xml:space="preserve"/>
             </w:r>
           </w:p>
         </w:tc>
@@ -4267,6 +4378,7 @@
                 <w:sz w:val="19"/>
                 <w:szCs w:val="19"/>
               </w:rPr>
+              <w:t xml:space="preserve"/>
             </w:r>
           </w:p>
         </w:tc>
@@ -4289,6 +4401,7 @@
                 <w:sz w:val="19"/>
                 <w:szCs w:val="19"/>
               </w:rPr>
+              <w:t xml:space="preserve"/>
             </w:r>
           </w:p>
         </w:tc>
@@ -4311,6 +4424,7 @@
                 <w:sz w:val="19"/>
                 <w:szCs w:val="19"/>
               </w:rPr>
+              <w:t xml:space="preserve"/>
             </w:r>
           </w:p>
         </w:tc>
@@ -4335,6 +4449,7 @@
                 <w:sz w:val="19"/>
                 <w:szCs w:val="19"/>
               </w:rPr>
+              <w:t xml:space="preserve"/>
             </w:r>
           </w:p>
         </w:tc>
@@ -4357,6 +4472,7 @@
                 <w:sz w:val="19"/>
                 <w:szCs w:val="19"/>
               </w:rPr>
+              <w:t xml:space="preserve"/>
             </w:r>
           </w:p>
         </w:tc>
@@ -4379,6 +4495,7 @@
                 <w:sz w:val="19"/>
                 <w:szCs w:val="19"/>
               </w:rPr>
+              <w:t xml:space="preserve"/>
             </w:r>
           </w:p>
         </w:tc>
@@ -4401,6 +4518,7 @@
                 <w:sz w:val="19"/>
                 <w:szCs w:val="19"/>
               </w:rPr>
+              <w:t xml:space="preserve"/>
             </w:r>
           </w:p>
         </w:tc>
@@ -4425,6 +4543,7 @@
                 <w:sz w:val="19"/>
                 <w:szCs w:val="19"/>
               </w:rPr>
+              <w:t xml:space="preserve"/>
             </w:r>
           </w:p>
         </w:tc>
@@ -4447,6 +4566,7 @@
                 <w:sz w:val="19"/>
                 <w:szCs w:val="19"/>
               </w:rPr>
+              <w:t xml:space="preserve"/>
             </w:r>
           </w:p>
         </w:tc>
@@ -4469,6 +4589,7 @@
                 <w:sz w:val="19"/>
                 <w:szCs w:val="19"/>
               </w:rPr>
+              <w:t xml:space="preserve"/>
             </w:r>
           </w:p>
         </w:tc>
@@ -4491,6 +4612,7 @@
                 <w:sz w:val="19"/>
                 <w:szCs w:val="19"/>
               </w:rPr>
+              <w:t xml:space="preserve"/>
             </w:r>
           </w:p>
         </w:tc>
@@ -4515,6 +4637,7 @@
                 <w:sz w:val="19"/>
                 <w:szCs w:val="19"/>
               </w:rPr>
+              <w:t xml:space="preserve"/>
             </w:r>
           </w:p>
         </w:tc>
@@ -4537,6 +4660,7 @@
                 <w:sz w:val="19"/>
                 <w:szCs w:val="19"/>
               </w:rPr>
+              <w:t xml:space="preserve"/>
             </w:r>
           </w:p>
         </w:tc>
@@ -4559,6 +4683,7 @@
                 <w:sz w:val="19"/>
                 <w:szCs w:val="19"/>
               </w:rPr>
+              <w:t xml:space="preserve"/>
             </w:r>
           </w:p>
         </w:tc>
@@ -4581,6 +4706,7 @@
                 <w:sz w:val="19"/>
                 <w:szCs w:val="19"/>
               </w:rPr>
+              <w:t xml:space="preserve"/>
             </w:r>
           </w:p>
         </w:tc>
@@ -4605,6 +4731,7 @@
                 <w:sz w:val="19"/>
                 <w:szCs w:val="19"/>
               </w:rPr>
+              <w:t xml:space="preserve"/>
             </w:r>
           </w:p>
         </w:tc>
@@ -4627,6 +4754,7 @@
                 <w:sz w:val="19"/>
                 <w:szCs w:val="19"/>
               </w:rPr>
+              <w:t xml:space="preserve"/>
             </w:r>
           </w:p>
         </w:tc>
@@ -4649,6 +4777,7 @@
                 <w:sz w:val="19"/>
                 <w:szCs w:val="19"/>
               </w:rPr>
+              <w:t xml:space="preserve"/>
             </w:r>
           </w:p>
         </w:tc>
@@ -4671,6 +4800,7 @@
                 <w:sz w:val="19"/>
                 <w:szCs w:val="19"/>
               </w:rPr>
+              <w:t xml:space="preserve"/>
             </w:r>
           </w:p>
         </w:tc>
@@ -4703,6 +4833,43 @@
 
 <file path=word/comments.xml><?xml version="1.0" encoding="utf-8"?>
 <w:comments xmlns:cx="http://schemas.microsoft.com/office/drawing/2014/chartex" xmlns:cx1="http://schemas.microsoft.com/office/drawing/2015/9/8/chartex" xmlns:cx2="http://schemas.microsoft.com/office/drawing/2015/10/21/chartex" xmlns:cx3="http://schemas.microsoft.com/office/drawing/2016/5/9/chartex" xmlns:cx4="http://schemas.microsoft.com/office/drawing/2016/5/10/chartex" xmlns:cx5="http://schemas.microsoft.com/office/drawing/2016/5/11/chartex" xmlns:cx6="http://schemas.microsoft.com/office/drawing/2016/5/12/chartex" xmlns:cx7="http://schemas.microsoft.com/office/drawing/2016/5/13/chartex" xmlns:cx8="http://schemas.microsoft.com/office/drawing/2016/5/14/chartex" xmlns:mc="http://schemas.openxmlformats.org/markup-compatibility/2006" xmlns:aink="http://schemas.microsoft.com/office/drawing/2016/ink" xmlns:am3d="http://schemas.microsoft.com/office/drawing/2017/model3d" xmlns:o="urn:schemas-microsoft-com:office:office" xmlns:r="http://schemas.openxmlformats.org/officeDocument/2006/relationships" xmlns:m="http://schemas.openxmlformats.org/officeDocument/2006/math" xmlns:v="urn:schemas-microsoft-com:vml" xmlns:wp14="http://schemas.microsoft.com/office/word/2010/wordprocessingDrawing" xmlns:wp="http://schemas.openxmlformats.org/drawingml/2006/wordprocessingDrawing" xmlns:w10="urn:schemas-microsoft-com:office:word" xmlns:w="http://schemas.openxmlformats.org/wordprocessingml/2006/main" xmlns:w14="http://schemas.microsoft.com/office/word/2010/wordml" xmlns:w15="http://schemas.microsoft.com/office/word/2012/wordml" xmlns:w16cex="http://schemas.microsoft.com/office/word/2018/wordml/cex" xmlns:w16cid="http://schemas.microsoft.com/office/word/2016/wordml/cid" xmlns:w16="http://schemas.microsoft.com/office/word/2018/wordml" xmlns:w16sdtdh="http://schemas.microsoft.com/office/word/2020/wordml/sdtdatahash" xmlns:w16se="http://schemas.microsoft.com/office/word/2015/wordml/symex" xmlns:wpg="http://schemas.microsoft.com/office/word/2010/wordprocessingGroup" xmlns:wpi="http://schemas.microsoft.com/office/word/2010/wordprocessingInk" xmlns:wne="http://schemas.microsoft.com/office/word/2006/wordml" xmlns:wps="http://schemas.microsoft.com/office/word/2010/wordprocessingShape"/>
+</file>
+
+<file path=word/endnotes.xml><?xml version="1.0" encoding="utf-8"?>
+<w:endnotes xmlns:wpc="http://schemas.microsoft.com/office/word/2010/wordprocessingCanvas" xmlns:mc="http://schemas.openxmlformats.org/markup-compatibility/2006" xmlns:o="urn:schemas-microsoft-com:office:office" xmlns:r="http://schemas.openxmlformats.org/officeDocument/2006/relationships" xmlns:m="http://schemas.openxmlformats.org/officeDocument/2006/math" xmlns:v="urn:schemas-microsoft-com:vml" xmlns:wp14="http://schemas.microsoft.com/office/word/2010/wordprocessingDrawing" xmlns:wp="http://schemas.openxmlformats.org/drawingml/2006/wordprocessingDrawing" xmlns:w10="urn:schemas-microsoft-com:office:word" xmlns:w="http://schemas.openxmlformats.org/wordprocessingml/2006/main" xmlns:w14="http://schemas.microsoft.com/office/word/2010/wordml" xmlns:w15="http://schemas.microsoft.com/office/word/2012/wordml" xmlns:wpg="http://schemas.microsoft.com/office/word/2010/wordprocessingGroup" xmlns:wpi="http://schemas.microsoft.com/office/word/2010/wordprocessingInk" xmlns:wne="http://schemas.microsoft.com/office/word/2006/wordml" xmlns:wps="http://schemas.microsoft.com/office/word/2010/wordprocessingShape" mc:Ignorable="w14 w15 wp14">
+  <w:endnote w:type="separator" w:id="-1">
+    <w:p>
+      <w:pPr>
+        <w:spacing w:after="0" w:line="240" w:lineRule="auto"/>
+      </w:pPr>
+      <w:r>
+        <w:rPr>
+          <w:rStyle w:val="EndnoteReference"/>
+        </w:rPr>
+        <w:endnoteRef/>
+      </w:r>
+      <w:r>
+        <w:separator/>
+      </w:r>
+    </w:p>
+  </w:endnote>
+  <w:endnote w:type="continuationSeparator" w:id="0">
+    <w:p>
+      <w:pPr>
+        <w:spacing w:after="0" w:line="240" w:lineRule="auto"/>
+      </w:pPr>
+      <w:r>
+        <w:rPr>
+          <w:rStyle w:val="EndnoteReference"/>
+        </w:rPr>
+        <w:endnoteRef/>
+      </w:r>
+      <w:r>
+        <w:continuationSeparator/>
+      </w:r>
+    </w:p>
+  </w:endnote>
+</w:endnotes>
 </file>
 
 <file path=word/footnotes.xml><?xml version="1.0" encoding="utf-8"?>
@@ -4842,9 +5009,9 @@
   <w:docDefaults>
     <w:rPrDefault>
       <w:rPr>
+        <w:rFonts w:ascii="Calibri" w:cs="Calibri" w:eastAsia="Calibri" w:hAnsi="Calibri"/>
         <w:sz w:val="21"/>
         <w:szCs w:val="21"/>
-        <w:rFonts w:ascii="Calibri" w:cs="Calibri" w:eastAsia="Calibri" w:hAnsi="Calibri"/>
       </w:rPr>
     </w:rPrDefault>
     <w:pPrDefault/>
@@ -4942,8 +5109,8 @@
     <w:uiPriority w:val="99"/>
     <w:unhideWhenUsed/>
     <w:rPr>
+      <w:color w:val="0563C1"/>
       <w:u w:val="single"/>
-      <w:color w:val="0563C1"/>
     </w:rPr>
   </w:style>
   <w:style w:type="character" w:styleId="FootnoteReference">
@@ -4983,5 +5150,42 @@
       <w:szCs w:val="20"/>
     </w:rPr>
   </w:style>
+  <w:style w:type="character" w:styleId="EndnoteReference">
+    <w:name w:val="endnote reference"/>
+    <w:basedOn w:val="DefaultParagraphFont"/>
+    <w:uiPriority w:val="99"/>
+    <w:semiHidden/>
+    <w:unhideWhenUsed/>
+    <w:rPr>
+      <w:vertAlign w:val="superscript"/>
+    </w:rPr>
+  </w:style>
+  <w:style w:type="paragraph" w:styleId="EndnoteText">
+    <w:name w:val="endnote text"/>
+    <w:basedOn w:val="Normal"/>
+    <w:link w:val="EndnoteTextChar"/>
+    <w:uiPriority w:val="99"/>
+    <w:semiHidden/>
+    <w:unhideWhenUsed/>
+    <w:pPr>
+      <w:spacing w:after="0" w:line="240" w:lineRule="auto"/>
+    </w:pPr>
+    <w:rPr>
+      <w:sz w:val="20"/>
+      <w:szCs w:val="20"/>
+    </w:rPr>
+  </w:style>
+  <w:style w:type="character" w:styleId="EndnoteTextChar">
+    <w:name w:val="Endnote Text Char"/>
+    <w:basedOn w:val="DefaultParagraphFont"/>
+    <w:link w:val="EndnoteText"/>
+    <w:uiPriority w:val="99"/>
+    <w:semiHidden/>
+    <w:unhideWhenUsed/>
+    <w:rPr>
+      <w:sz w:val="20"/>
+      <w:szCs w:val="20"/>
+    </w:rPr>
+  </w:style>
 </w:styles>
 </file>
--- a/downloads/nayton-dokumentointipohjat.docx
+++ b/downloads/nayton-dokumentointipohjat.docx
@@ -4,7 +4,7 @@
   <w:body>
     <w:p>
       <w:pPr>
-        <w:spacing w:after="120" w:before="200"/>
+        <w:spacing w:before="200" w:after="120"/>
       </w:pPr>
       <w:r>
         <w:rPr>
@@ -33,7 +33,7 @@
     <w:p>
       <w:pPr>
         <w:pStyle w:val="Heading1"/>
-        <w:spacing w:after="160" w:before="320"/>
+        <w:spacing w:before="320" w:after="160"/>
       </w:pPr>
       <w:r>
         <w:rPr>
@@ -199,7 +199,6 @@
                 <w:sz w:val="19"/>
                 <w:szCs w:val="19"/>
               </w:rPr>
-              <w:t xml:space="preserve"/>
             </w:r>
           </w:p>
         </w:tc>
@@ -222,7 +221,6 @@
                 <w:sz w:val="19"/>
                 <w:szCs w:val="19"/>
               </w:rPr>
-              <w:t xml:space="preserve"/>
             </w:r>
           </w:p>
         </w:tc>
@@ -270,7 +268,6 @@
                 <w:sz w:val="19"/>
                 <w:szCs w:val="19"/>
               </w:rPr>
-              <w:t xml:space="preserve"/>
             </w:r>
           </w:p>
         </w:tc>
@@ -293,7 +290,6 @@
                 <w:sz w:val="19"/>
                 <w:szCs w:val="19"/>
               </w:rPr>
-              <w:t xml:space="preserve"/>
             </w:r>
           </w:p>
         </w:tc>
@@ -341,7 +337,6 @@
                 <w:sz w:val="19"/>
                 <w:szCs w:val="19"/>
               </w:rPr>
-              <w:t xml:space="preserve"/>
             </w:r>
           </w:p>
         </w:tc>
@@ -364,7 +359,6 @@
                 <w:sz w:val="19"/>
                 <w:szCs w:val="19"/>
               </w:rPr>
-              <w:t xml:space="preserve"/>
             </w:r>
           </w:p>
         </w:tc>
@@ -412,7 +406,6 @@
                 <w:sz w:val="19"/>
                 <w:szCs w:val="19"/>
               </w:rPr>
-              <w:t xml:space="preserve"/>
             </w:r>
           </w:p>
         </w:tc>
@@ -435,7 +428,6 @@
                 <w:sz w:val="19"/>
                 <w:szCs w:val="19"/>
               </w:rPr>
-              <w:t xml:space="preserve"/>
             </w:r>
           </w:p>
         </w:tc>
@@ -483,7 +475,6 @@
                 <w:sz w:val="19"/>
                 <w:szCs w:val="19"/>
               </w:rPr>
-              <w:t xml:space="preserve"/>
             </w:r>
           </w:p>
         </w:tc>
@@ -506,7 +497,6 @@
                 <w:sz w:val="19"/>
                 <w:szCs w:val="19"/>
               </w:rPr>
-              <w:t xml:space="preserve"/>
             </w:r>
           </w:p>
         </w:tc>
@@ -554,7 +544,6 @@
                 <w:sz w:val="19"/>
                 <w:szCs w:val="19"/>
               </w:rPr>
-              <w:t xml:space="preserve"/>
             </w:r>
           </w:p>
         </w:tc>
@@ -577,7 +566,6 @@
                 <w:sz w:val="19"/>
                 <w:szCs w:val="19"/>
               </w:rPr>
-              <w:t xml:space="preserve"/>
             </w:r>
           </w:p>
         </w:tc>
@@ -625,7 +613,6 @@
                 <w:sz w:val="19"/>
                 <w:szCs w:val="19"/>
               </w:rPr>
-              <w:t xml:space="preserve"/>
             </w:r>
           </w:p>
         </w:tc>
@@ -648,7 +635,6 @@
                 <w:sz w:val="19"/>
                 <w:szCs w:val="19"/>
               </w:rPr>
-              <w:t xml:space="preserve"/>
             </w:r>
           </w:p>
         </w:tc>
@@ -696,7 +682,6 @@
                 <w:sz w:val="19"/>
                 <w:szCs w:val="19"/>
               </w:rPr>
-              <w:t xml:space="preserve"/>
             </w:r>
           </w:p>
         </w:tc>
@@ -719,7 +704,6 @@
                 <w:sz w:val="19"/>
                 <w:szCs w:val="19"/>
               </w:rPr>
-              <w:t xml:space="preserve"/>
             </w:r>
           </w:p>
         </w:tc>
@@ -733,7 +717,7 @@
     <w:p>
       <w:pPr>
         <w:pStyle w:val="Heading1"/>
-        <w:spacing w:after="160" w:before="320"/>
+        <w:spacing w:before="320" w:after="160"/>
       </w:pPr>
       <w:r>
         <w:rPr>
@@ -941,7 +925,7 @@
     <w:p>
       <w:pPr>
         <w:pStyle w:val="Heading1"/>
-        <w:spacing w:after="160" w:before="320"/>
+        <w:spacing w:before="320" w:after="160"/>
       </w:pPr>
       <w:r>
         <w:rPr>
@@ -1014,7 +998,6 @@
                 <w:sz w:val="19"/>
                 <w:szCs w:val="19"/>
               </w:rPr>
-              <w:t xml:space="preserve"/>
             </w:r>
           </w:p>
         </w:tc>
@@ -1065,7 +1048,6 @@
                 <w:sz w:val="19"/>
                 <w:szCs w:val="19"/>
               </w:rPr>
-              <w:t xml:space="preserve"/>
             </w:r>
           </w:p>
         </w:tc>
@@ -1116,7 +1098,6 @@
                 <w:sz w:val="19"/>
                 <w:szCs w:val="19"/>
               </w:rPr>
-              <w:t xml:space="preserve"/>
             </w:r>
           </w:p>
         </w:tc>
@@ -1167,7 +1148,6 @@
                 <w:sz w:val="19"/>
                 <w:szCs w:val="19"/>
               </w:rPr>
-              <w:t xml:space="preserve"/>
             </w:r>
           </w:p>
         </w:tc>
@@ -1218,7 +1198,6 @@
                 <w:sz w:val="19"/>
                 <w:szCs w:val="19"/>
               </w:rPr>
-              <w:t xml:space="preserve"/>
             </w:r>
           </w:p>
         </w:tc>
@@ -1269,7 +1248,6 @@
                 <w:sz w:val="19"/>
                 <w:szCs w:val="19"/>
               </w:rPr>
-              <w:t xml:space="preserve"/>
             </w:r>
           </w:p>
         </w:tc>
@@ -1298,7 +1276,7 @@
     <w:p>
       <w:pPr>
         <w:pStyle w:val="Heading1"/>
-        <w:spacing w:after="160" w:before="320"/>
+        <w:spacing w:before="320" w:after="160"/>
       </w:pPr>
       <w:r>
         <w:rPr>
@@ -1533,7 +1511,6 @@
                 <w:sz w:val="19"/>
                 <w:szCs w:val="19"/>
               </w:rPr>
-              <w:t xml:space="preserve"/>
             </w:r>
           </w:p>
         </w:tc>
@@ -1556,7 +1533,6 @@
                 <w:sz w:val="19"/>
                 <w:szCs w:val="19"/>
               </w:rPr>
-              <w:t xml:space="preserve"/>
             </w:r>
           </w:p>
         </w:tc>
@@ -1579,7 +1555,6 @@
                 <w:sz w:val="19"/>
                 <w:szCs w:val="19"/>
               </w:rPr>
-              <w:t xml:space="preserve"/>
             </w:r>
           </w:p>
         </w:tc>
@@ -1602,7 +1577,6 @@
                 <w:sz w:val="19"/>
                 <w:szCs w:val="19"/>
               </w:rPr>
-              <w:t xml:space="preserve"/>
             </w:r>
           </w:p>
         </w:tc>
@@ -1625,7 +1599,6 @@
                 <w:sz w:val="19"/>
                 <w:szCs w:val="19"/>
               </w:rPr>
-              <w:t xml:space="preserve"/>
             </w:r>
           </w:p>
         </w:tc>
@@ -1673,7 +1646,6 @@
                 <w:sz w:val="19"/>
                 <w:szCs w:val="19"/>
               </w:rPr>
-              <w:t xml:space="preserve"/>
             </w:r>
           </w:p>
         </w:tc>
@@ -1696,7 +1668,6 @@
                 <w:sz w:val="19"/>
                 <w:szCs w:val="19"/>
               </w:rPr>
-              <w:t xml:space="preserve"/>
             </w:r>
           </w:p>
         </w:tc>
@@ -1719,7 +1690,6 @@
                 <w:sz w:val="19"/>
                 <w:szCs w:val="19"/>
               </w:rPr>
-              <w:t xml:space="preserve"/>
             </w:r>
           </w:p>
         </w:tc>
@@ -1742,7 +1712,6 @@
                 <w:sz w:val="19"/>
                 <w:szCs w:val="19"/>
               </w:rPr>
-              <w:t xml:space="preserve"/>
             </w:r>
           </w:p>
         </w:tc>
@@ -1765,7 +1734,6 @@
                 <w:sz w:val="19"/>
                 <w:szCs w:val="19"/>
               </w:rPr>
-              <w:t xml:space="preserve"/>
             </w:r>
           </w:p>
         </w:tc>
@@ -1813,7 +1781,6 @@
                 <w:sz w:val="19"/>
                 <w:szCs w:val="19"/>
               </w:rPr>
-              <w:t xml:space="preserve"/>
             </w:r>
           </w:p>
         </w:tc>
@@ -1836,7 +1803,6 @@
                 <w:sz w:val="19"/>
                 <w:szCs w:val="19"/>
               </w:rPr>
-              <w:t xml:space="preserve"/>
             </w:r>
           </w:p>
         </w:tc>
@@ -1859,7 +1825,6 @@
                 <w:sz w:val="19"/>
                 <w:szCs w:val="19"/>
               </w:rPr>
-              <w:t xml:space="preserve"/>
             </w:r>
           </w:p>
         </w:tc>
@@ -1882,7 +1847,6 @@
                 <w:sz w:val="19"/>
                 <w:szCs w:val="19"/>
               </w:rPr>
-              <w:t xml:space="preserve"/>
             </w:r>
           </w:p>
         </w:tc>
@@ -1905,7 +1869,6 @@
                 <w:sz w:val="19"/>
                 <w:szCs w:val="19"/>
               </w:rPr>
-              <w:t xml:space="preserve"/>
             </w:r>
           </w:p>
         </w:tc>
@@ -1953,7 +1916,6 @@
                 <w:sz w:val="19"/>
                 <w:szCs w:val="19"/>
               </w:rPr>
-              <w:t xml:space="preserve"/>
             </w:r>
           </w:p>
         </w:tc>
@@ -1976,7 +1938,6 @@
                 <w:sz w:val="19"/>
                 <w:szCs w:val="19"/>
               </w:rPr>
-              <w:t xml:space="preserve"/>
             </w:r>
           </w:p>
         </w:tc>
@@ -1999,7 +1960,6 @@
                 <w:sz w:val="19"/>
                 <w:szCs w:val="19"/>
               </w:rPr>
-              <w:t xml:space="preserve"/>
             </w:r>
           </w:p>
         </w:tc>
@@ -2022,7 +1982,6 @@
                 <w:sz w:val="19"/>
                 <w:szCs w:val="19"/>
               </w:rPr>
-              <w:t xml:space="preserve"/>
             </w:r>
           </w:p>
         </w:tc>
@@ -2045,7 +2004,6 @@
                 <w:sz w:val="19"/>
                 <w:szCs w:val="19"/>
               </w:rPr>
-              <w:t xml:space="preserve"/>
             </w:r>
           </w:p>
         </w:tc>
@@ -2093,7 +2051,6 @@
                 <w:sz w:val="19"/>
                 <w:szCs w:val="19"/>
               </w:rPr>
-              <w:t xml:space="preserve"/>
             </w:r>
           </w:p>
         </w:tc>
@@ -2116,7 +2073,6 @@
                 <w:sz w:val="19"/>
                 <w:szCs w:val="19"/>
               </w:rPr>
-              <w:t xml:space="preserve"/>
             </w:r>
           </w:p>
         </w:tc>
@@ -2139,7 +2095,6 @@
                 <w:sz w:val="19"/>
                 <w:szCs w:val="19"/>
               </w:rPr>
-              <w:t xml:space="preserve"/>
             </w:r>
           </w:p>
         </w:tc>
@@ -2162,7 +2117,6 @@
                 <w:sz w:val="19"/>
                 <w:szCs w:val="19"/>
               </w:rPr>
-              <w:t xml:space="preserve"/>
             </w:r>
           </w:p>
         </w:tc>
@@ -2185,7 +2139,6 @@
                 <w:sz w:val="19"/>
                 <w:szCs w:val="19"/>
               </w:rPr>
-              <w:t xml:space="preserve"/>
             </w:r>
           </w:p>
         </w:tc>
@@ -2233,7 +2186,6 @@
                 <w:sz w:val="19"/>
                 <w:szCs w:val="19"/>
               </w:rPr>
-              <w:t xml:space="preserve"/>
             </w:r>
           </w:p>
         </w:tc>
@@ -2256,7 +2208,6 @@
                 <w:sz w:val="19"/>
                 <w:szCs w:val="19"/>
               </w:rPr>
-              <w:t xml:space="preserve"/>
             </w:r>
           </w:p>
         </w:tc>
@@ -2279,7 +2230,6 @@
                 <w:sz w:val="19"/>
                 <w:szCs w:val="19"/>
               </w:rPr>
-              <w:t xml:space="preserve"/>
             </w:r>
           </w:p>
         </w:tc>
@@ -2302,7 +2252,6 @@
                 <w:sz w:val="19"/>
                 <w:szCs w:val="19"/>
               </w:rPr>
-              <w:t xml:space="preserve"/>
             </w:r>
           </w:p>
         </w:tc>
@@ -2325,7 +2274,6 @@
                 <w:sz w:val="19"/>
                 <w:szCs w:val="19"/>
               </w:rPr>
-              <w:t xml:space="preserve"/>
             </w:r>
           </w:p>
         </w:tc>
@@ -2373,7 +2321,6 @@
                 <w:sz w:val="19"/>
                 <w:szCs w:val="19"/>
               </w:rPr>
-              <w:t xml:space="preserve"/>
             </w:r>
           </w:p>
         </w:tc>
@@ -2396,7 +2343,6 @@
                 <w:sz w:val="19"/>
                 <w:szCs w:val="19"/>
               </w:rPr>
-              <w:t xml:space="preserve"/>
             </w:r>
           </w:p>
         </w:tc>
@@ -2419,7 +2365,6 @@
                 <w:sz w:val="19"/>
                 <w:szCs w:val="19"/>
               </w:rPr>
-              <w:t xml:space="preserve"/>
             </w:r>
           </w:p>
         </w:tc>
@@ -2442,7 +2387,6 @@
                 <w:sz w:val="19"/>
                 <w:szCs w:val="19"/>
               </w:rPr>
-              <w:t xml:space="preserve"/>
             </w:r>
           </w:p>
         </w:tc>
@@ -2465,7 +2409,6 @@
                 <w:sz w:val="19"/>
                 <w:szCs w:val="19"/>
               </w:rPr>
-              <w:t xml:space="preserve"/>
             </w:r>
           </w:p>
         </w:tc>
@@ -2513,7 +2456,6 @@
                 <w:sz w:val="19"/>
                 <w:szCs w:val="19"/>
               </w:rPr>
-              <w:t xml:space="preserve"/>
             </w:r>
           </w:p>
         </w:tc>
@@ -2536,7 +2478,6 @@
                 <w:sz w:val="19"/>
                 <w:szCs w:val="19"/>
               </w:rPr>
-              <w:t xml:space="preserve"/>
             </w:r>
           </w:p>
         </w:tc>
@@ -2559,7 +2500,6 @@
                 <w:sz w:val="19"/>
                 <w:szCs w:val="19"/>
               </w:rPr>
-              <w:t xml:space="preserve"/>
             </w:r>
           </w:p>
         </w:tc>
@@ -2582,7 +2522,6 @@
                 <w:sz w:val="19"/>
                 <w:szCs w:val="19"/>
               </w:rPr>
-              <w:t xml:space="preserve"/>
             </w:r>
           </w:p>
         </w:tc>
@@ -2605,7 +2544,6 @@
                 <w:sz w:val="19"/>
                 <w:szCs w:val="19"/>
               </w:rPr>
-              <w:t xml:space="preserve"/>
             </w:r>
           </w:p>
         </w:tc>
@@ -2653,7 +2591,6 @@
                 <w:sz w:val="19"/>
                 <w:szCs w:val="19"/>
               </w:rPr>
-              <w:t xml:space="preserve"/>
             </w:r>
           </w:p>
         </w:tc>
@@ -2676,7 +2613,6 @@
                 <w:sz w:val="19"/>
                 <w:szCs w:val="19"/>
               </w:rPr>
-              <w:t xml:space="preserve"/>
             </w:r>
           </w:p>
         </w:tc>
@@ -2699,7 +2635,6 @@
                 <w:sz w:val="19"/>
                 <w:szCs w:val="19"/>
               </w:rPr>
-              <w:t xml:space="preserve"/>
             </w:r>
           </w:p>
         </w:tc>
@@ -2722,7 +2657,6 @@
                 <w:sz w:val="19"/>
                 <w:szCs w:val="19"/>
               </w:rPr>
-              <w:t xml:space="preserve"/>
             </w:r>
           </w:p>
         </w:tc>
@@ -2745,7 +2679,6 @@
                 <w:sz w:val="19"/>
                 <w:szCs w:val="19"/>
               </w:rPr>
-              <w:t xml:space="preserve"/>
             </w:r>
           </w:p>
         </w:tc>
@@ -2793,7 +2726,6 @@
                 <w:sz w:val="19"/>
                 <w:szCs w:val="19"/>
               </w:rPr>
-              <w:t xml:space="preserve"/>
             </w:r>
           </w:p>
         </w:tc>
@@ -2816,7 +2748,6 @@
                 <w:sz w:val="19"/>
                 <w:szCs w:val="19"/>
               </w:rPr>
-              <w:t xml:space="preserve"/>
             </w:r>
           </w:p>
         </w:tc>
@@ -2839,7 +2770,6 @@
                 <w:sz w:val="19"/>
                 <w:szCs w:val="19"/>
               </w:rPr>
-              <w:t xml:space="preserve"/>
             </w:r>
           </w:p>
         </w:tc>
@@ -2862,7 +2792,6 @@
                 <w:sz w:val="19"/>
                 <w:szCs w:val="19"/>
               </w:rPr>
-              <w:t xml:space="preserve"/>
             </w:r>
           </w:p>
         </w:tc>
@@ -2885,7 +2814,6 @@
                 <w:sz w:val="19"/>
                 <w:szCs w:val="19"/>
               </w:rPr>
-              <w:t xml:space="preserve"/>
             </w:r>
           </w:p>
         </w:tc>
@@ -2933,7 +2861,6 @@
                 <w:sz w:val="19"/>
                 <w:szCs w:val="19"/>
               </w:rPr>
-              <w:t xml:space="preserve"/>
             </w:r>
           </w:p>
         </w:tc>
@@ -2956,7 +2883,6 @@
                 <w:sz w:val="19"/>
                 <w:szCs w:val="19"/>
               </w:rPr>
-              <w:t xml:space="preserve"/>
             </w:r>
           </w:p>
         </w:tc>
@@ -2979,7 +2905,6 @@
                 <w:sz w:val="19"/>
                 <w:szCs w:val="19"/>
               </w:rPr>
-              <w:t xml:space="preserve"/>
             </w:r>
           </w:p>
         </w:tc>
@@ -3002,7 +2927,6 @@
                 <w:sz w:val="19"/>
                 <w:szCs w:val="19"/>
               </w:rPr>
-              <w:t xml:space="preserve"/>
             </w:r>
           </w:p>
         </w:tc>
@@ -3025,7 +2949,6 @@
                 <w:sz w:val="19"/>
                 <w:szCs w:val="19"/>
               </w:rPr>
-              <w:t xml:space="preserve"/>
             </w:r>
           </w:p>
         </w:tc>
@@ -3073,7 +2996,6 @@
                 <w:sz w:val="19"/>
                 <w:szCs w:val="19"/>
               </w:rPr>
-              <w:t xml:space="preserve"/>
             </w:r>
           </w:p>
         </w:tc>
@@ -3096,7 +3018,6 @@
                 <w:sz w:val="19"/>
                 <w:szCs w:val="19"/>
               </w:rPr>
-              <w:t xml:space="preserve"/>
             </w:r>
           </w:p>
         </w:tc>
@@ -3119,7 +3040,6 @@
                 <w:sz w:val="19"/>
                 <w:szCs w:val="19"/>
               </w:rPr>
-              <w:t xml:space="preserve"/>
             </w:r>
           </w:p>
         </w:tc>
@@ -3142,7 +3062,6 @@
                 <w:sz w:val="19"/>
                 <w:szCs w:val="19"/>
               </w:rPr>
-              <w:t xml:space="preserve"/>
             </w:r>
           </w:p>
         </w:tc>
@@ -3165,7 +3084,6 @@
                 <w:sz w:val="19"/>
                 <w:szCs w:val="19"/>
               </w:rPr>
-              <w:t xml:space="preserve"/>
             </w:r>
           </w:p>
         </w:tc>
@@ -3183,7 +3101,7 @@
           <w:sz w:val="21"/>
           <w:szCs w:val="21"/>
         </w:rPr>
-        <w:t xml:space="preserve">Luokat: T01–T04 normaali käyttö · T05–T08 rajat · loput virhetilanteet. Kirjoita odotus ennen testiajoa.</w:t>
+        <w:t xml:space="preserve">Merkitse jokaiselle testitapaukselle luokka: normaali käyttö, raja tai virhetilanne. Kirjoita odotus ennen testiajoa.</w:t>
       </w:r>
     </w:p>
     <w:p>
@@ -3194,7 +3112,7 @@
     <w:p>
       <w:pPr>
         <w:pStyle w:val="Heading1"/>
-        <w:spacing w:after="160" w:before="320"/>
+        <w:spacing w:before="320" w:after="160"/>
       </w:pPr>
       <w:r>
         <w:rPr>
@@ -3375,7 +3293,7 @@
     <w:p>
       <w:pPr>
         <w:pStyle w:val="Heading1"/>
-        <w:spacing w:after="160" w:before="320"/>
+        <w:spacing w:before="320" w:after="160"/>
       </w:pPr>
       <w:r>
         <w:rPr>
@@ -3518,7 +3436,6 @@
                 <w:sz w:val="19"/>
                 <w:szCs w:val="19"/>
               </w:rPr>
-              <w:t xml:space="preserve"/>
             </w:r>
           </w:p>
         </w:tc>
@@ -3541,7 +3458,6 @@
                 <w:sz w:val="19"/>
                 <w:szCs w:val="19"/>
               </w:rPr>
-              <w:t xml:space="preserve"/>
             </w:r>
           </w:p>
         </w:tc>
@@ -3564,7 +3480,6 @@
                 <w:sz w:val="19"/>
                 <w:szCs w:val="19"/>
               </w:rPr>
-              <w:t xml:space="preserve"/>
             </w:r>
           </w:p>
         </w:tc>
@@ -3589,7 +3504,6 @@
                 <w:sz w:val="19"/>
                 <w:szCs w:val="19"/>
               </w:rPr>
-              <w:t xml:space="preserve"/>
             </w:r>
           </w:p>
         </w:tc>
@@ -3612,7 +3526,6 @@
                 <w:sz w:val="19"/>
                 <w:szCs w:val="19"/>
               </w:rPr>
-              <w:t xml:space="preserve"/>
             </w:r>
           </w:p>
         </w:tc>
@@ -3635,7 +3548,6 @@
                 <w:sz w:val="19"/>
                 <w:szCs w:val="19"/>
               </w:rPr>
-              <w:t xml:space="preserve"/>
             </w:r>
           </w:p>
         </w:tc>
@@ -3660,7 +3572,6 @@
                 <w:sz w:val="19"/>
                 <w:szCs w:val="19"/>
               </w:rPr>
-              <w:t xml:space="preserve"/>
             </w:r>
           </w:p>
         </w:tc>
@@ -3683,7 +3594,6 @@
                 <w:sz w:val="19"/>
                 <w:szCs w:val="19"/>
               </w:rPr>
-              <w:t xml:space="preserve"/>
             </w:r>
           </w:p>
         </w:tc>
@@ -3706,7 +3616,6 @@
                 <w:sz w:val="19"/>
                 <w:szCs w:val="19"/>
               </w:rPr>
-              <w:t xml:space="preserve"/>
             </w:r>
           </w:p>
         </w:tc>
@@ -3731,7 +3640,6 @@
                 <w:sz w:val="19"/>
                 <w:szCs w:val="19"/>
               </w:rPr>
-              <w:t xml:space="preserve"/>
             </w:r>
           </w:p>
         </w:tc>
@@ -3754,7 +3662,6 @@
                 <w:sz w:val="19"/>
                 <w:szCs w:val="19"/>
               </w:rPr>
-              <w:t xml:space="preserve"/>
             </w:r>
           </w:p>
         </w:tc>
@@ -3777,7 +3684,6 @@
                 <w:sz w:val="19"/>
                 <w:szCs w:val="19"/>
               </w:rPr>
-              <w:t xml:space="preserve"/>
             </w:r>
           </w:p>
         </w:tc>
@@ -3802,7 +3708,6 @@
                 <w:sz w:val="19"/>
                 <w:szCs w:val="19"/>
               </w:rPr>
-              <w:t xml:space="preserve"/>
             </w:r>
           </w:p>
         </w:tc>
@@ -3825,7 +3730,6 @@
                 <w:sz w:val="19"/>
                 <w:szCs w:val="19"/>
               </w:rPr>
-              <w:t xml:space="preserve"/>
             </w:r>
           </w:p>
         </w:tc>
@@ -3848,7 +3752,6 @@
                 <w:sz w:val="19"/>
                 <w:szCs w:val="19"/>
               </w:rPr>
-              <w:t xml:space="preserve"/>
             </w:r>
           </w:p>
         </w:tc>
@@ -3873,7 +3776,6 @@
                 <w:sz w:val="19"/>
                 <w:szCs w:val="19"/>
               </w:rPr>
-              <w:t xml:space="preserve"/>
             </w:r>
           </w:p>
         </w:tc>
@@ -3896,7 +3798,6 @@
                 <w:sz w:val="19"/>
                 <w:szCs w:val="19"/>
               </w:rPr>
-              <w:t xml:space="preserve"/>
             </w:r>
           </w:p>
         </w:tc>
@@ -3919,7 +3820,6 @@
                 <w:sz w:val="19"/>
                 <w:szCs w:val="19"/>
               </w:rPr>
-              <w:t xml:space="preserve"/>
             </w:r>
           </w:p>
         </w:tc>
@@ -3944,7 +3844,6 @@
                 <w:sz w:val="19"/>
                 <w:szCs w:val="19"/>
               </w:rPr>
-              <w:t xml:space="preserve"/>
             </w:r>
           </w:p>
         </w:tc>
@@ -3967,7 +3866,6 @@
                 <w:sz w:val="19"/>
                 <w:szCs w:val="19"/>
               </w:rPr>
-              <w:t xml:space="preserve"/>
             </w:r>
           </w:p>
         </w:tc>
@@ -3990,7 +3888,6 @@
                 <w:sz w:val="19"/>
                 <w:szCs w:val="19"/>
               </w:rPr>
-              <w:t xml:space="preserve"/>
             </w:r>
           </w:p>
         </w:tc>
@@ -4015,7 +3912,6 @@
                 <w:sz w:val="19"/>
                 <w:szCs w:val="19"/>
               </w:rPr>
-              <w:t xml:space="preserve"/>
             </w:r>
           </w:p>
         </w:tc>
@@ -4038,7 +3934,6 @@
                 <w:sz w:val="19"/>
                 <w:szCs w:val="19"/>
               </w:rPr>
-              <w:t xml:space="preserve"/>
             </w:r>
           </w:p>
         </w:tc>
@@ -4061,7 +3956,6 @@
                 <w:sz w:val="19"/>
                 <w:szCs w:val="19"/>
               </w:rPr>
-              <w:t xml:space="preserve"/>
             </w:r>
           </w:p>
         </w:tc>
@@ -4090,7 +3984,7 @@
     <w:p>
       <w:pPr>
         <w:pStyle w:val="Heading1"/>
-        <w:spacing w:after="160" w:before="320"/>
+        <w:spacing w:before="320" w:after="160"/>
       </w:pPr>
       <w:r>
         <w:rPr>
@@ -4261,7 +4155,6 @@
                 <w:sz w:val="19"/>
                 <w:szCs w:val="19"/>
               </w:rPr>
-              <w:t xml:space="preserve"/>
             </w:r>
           </w:p>
         </w:tc>
@@ -4284,7 +4177,6 @@
                 <w:sz w:val="19"/>
                 <w:szCs w:val="19"/>
               </w:rPr>
-              <w:t xml:space="preserve"/>
             </w:r>
           </w:p>
         </w:tc>
@@ -4307,7 +4199,6 @@
                 <w:sz w:val="19"/>
                 <w:szCs w:val="19"/>
               </w:rPr>
-              <w:t xml:space="preserve"/>
             </w:r>
           </w:p>
         </w:tc>
@@ -4330,7 +4221,6 @@
                 <w:sz w:val="19"/>
                 <w:szCs w:val="19"/>
               </w:rPr>
-              <w:t xml:space="preserve"/>
             </w:r>
           </w:p>
         </w:tc>
@@ -4355,7 +4245,6 @@
                 <w:sz w:val="19"/>
                 <w:szCs w:val="19"/>
               </w:rPr>
-              <w:t xml:space="preserve"/>
             </w:r>
           </w:p>
         </w:tc>
@@ -4378,7 +4267,6 @@
                 <w:sz w:val="19"/>
                 <w:szCs w:val="19"/>
               </w:rPr>
-              <w:t xml:space="preserve"/>
             </w:r>
           </w:p>
         </w:tc>
@@ -4401,7 +4289,6 @@
                 <w:sz w:val="19"/>
                 <w:szCs w:val="19"/>
               </w:rPr>
-              <w:t xml:space="preserve"/>
             </w:r>
           </w:p>
         </w:tc>
@@ -4424,7 +4311,6 @@
                 <w:sz w:val="19"/>
                 <w:szCs w:val="19"/>
               </w:rPr>
-              <w:t xml:space="preserve"/>
             </w:r>
           </w:p>
         </w:tc>
@@ -4449,7 +4335,6 @@
                 <w:sz w:val="19"/>
                 <w:szCs w:val="19"/>
               </w:rPr>
-              <w:t xml:space="preserve"/>
             </w:r>
           </w:p>
         </w:tc>
@@ -4472,7 +4357,6 @@
                 <w:sz w:val="19"/>
                 <w:szCs w:val="19"/>
               </w:rPr>
-              <w:t xml:space="preserve"/>
             </w:r>
           </w:p>
         </w:tc>
@@ -4495,7 +4379,6 @@
                 <w:sz w:val="19"/>
                 <w:szCs w:val="19"/>
               </w:rPr>
-              <w:t xml:space="preserve"/>
             </w:r>
           </w:p>
         </w:tc>
@@ -4518,7 +4401,6 @@
                 <w:sz w:val="19"/>
                 <w:szCs w:val="19"/>
               </w:rPr>
-              <w:t xml:space="preserve"/>
             </w:r>
           </w:p>
         </w:tc>
@@ -4543,7 +4425,6 @@
                 <w:sz w:val="19"/>
                 <w:szCs w:val="19"/>
               </w:rPr>
-              <w:t xml:space="preserve"/>
             </w:r>
           </w:p>
         </w:tc>
@@ -4566,7 +4447,6 @@
                 <w:sz w:val="19"/>
                 <w:szCs w:val="19"/>
               </w:rPr>
-              <w:t xml:space="preserve"/>
             </w:r>
           </w:p>
         </w:tc>
@@ -4589,7 +4469,6 @@
                 <w:sz w:val="19"/>
                 <w:szCs w:val="19"/>
               </w:rPr>
-              <w:t xml:space="preserve"/>
             </w:r>
           </w:p>
         </w:tc>
@@ -4612,7 +4491,6 @@
                 <w:sz w:val="19"/>
                 <w:szCs w:val="19"/>
               </w:rPr>
-              <w:t xml:space="preserve"/>
             </w:r>
           </w:p>
         </w:tc>
@@ -4637,7 +4515,6 @@
                 <w:sz w:val="19"/>
                 <w:szCs w:val="19"/>
               </w:rPr>
-              <w:t xml:space="preserve"/>
             </w:r>
           </w:p>
         </w:tc>
@@ -4660,7 +4537,6 @@
                 <w:sz w:val="19"/>
                 <w:szCs w:val="19"/>
               </w:rPr>
-              <w:t xml:space="preserve"/>
             </w:r>
           </w:p>
         </w:tc>
@@ -4683,7 +4559,6 @@
                 <w:sz w:val="19"/>
                 <w:szCs w:val="19"/>
               </w:rPr>
-              <w:t xml:space="preserve"/>
             </w:r>
           </w:p>
         </w:tc>
@@ -4706,7 +4581,6 @@
                 <w:sz w:val="19"/>
                 <w:szCs w:val="19"/>
               </w:rPr>
-              <w:t xml:space="preserve"/>
             </w:r>
           </w:p>
         </w:tc>
@@ -4731,7 +4605,6 @@
                 <w:sz w:val="19"/>
                 <w:szCs w:val="19"/>
               </w:rPr>
-              <w:t xml:space="preserve"/>
             </w:r>
           </w:p>
         </w:tc>
@@ -4754,7 +4627,6 @@
                 <w:sz w:val="19"/>
                 <w:szCs w:val="19"/>
               </w:rPr>
-              <w:t xml:space="preserve"/>
             </w:r>
           </w:p>
         </w:tc>
@@ -4777,7 +4649,6 @@
                 <w:sz w:val="19"/>
                 <w:szCs w:val="19"/>
               </w:rPr>
-              <w:t xml:space="preserve"/>
             </w:r>
           </w:p>
         </w:tc>
@@ -4800,7 +4671,6 @@
                 <w:sz w:val="19"/>
                 <w:szCs w:val="19"/>
               </w:rPr>
-              <w:t xml:space="preserve"/>
             </w:r>
           </w:p>
         </w:tc>
@@ -4833,43 +4703,6 @@
 
 <file path=word/comments.xml><?xml version="1.0" encoding="utf-8"?>
 <w:comments xmlns:cx="http://schemas.microsoft.com/office/drawing/2014/chartex" xmlns:cx1="http://schemas.microsoft.com/office/drawing/2015/9/8/chartex" xmlns:cx2="http://schemas.microsoft.com/office/drawing/2015/10/21/chartex" xmlns:cx3="http://schemas.microsoft.com/office/drawing/2016/5/9/chartex" xmlns:cx4="http://schemas.microsoft.com/office/drawing/2016/5/10/chartex" xmlns:cx5="http://schemas.microsoft.com/office/drawing/2016/5/11/chartex" xmlns:cx6="http://schemas.microsoft.com/office/drawing/2016/5/12/chartex" xmlns:cx7="http://schemas.microsoft.com/office/drawing/2016/5/13/chartex" xmlns:cx8="http://schemas.microsoft.com/office/drawing/2016/5/14/chartex" xmlns:mc="http://schemas.openxmlformats.org/markup-compatibility/2006" xmlns:aink="http://schemas.microsoft.com/office/drawing/2016/ink" xmlns:am3d="http://schemas.microsoft.com/office/drawing/2017/model3d" xmlns:o="urn:schemas-microsoft-com:office:office" xmlns:r="http://schemas.openxmlformats.org/officeDocument/2006/relationships" xmlns:m="http://schemas.openxmlformats.org/officeDocument/2006/math" xmlns:v="urn:schemas-microsoft-com:vml" xmlns:wp14="http://schemas.microsoft.com/office/word/2010/wordprocessingDrawing" xmlns:wp="http://schemas.openxmlformats.org/drawingml/2006/wordprocessingDrawing" xmlns:w10="urn:schemas-microsoft-com:office:word" xmlns:w="http://schemas.openxmlformats.org/wordprocessingml/2006/main" xmlns:w14="http://schemas.microsoft.com/office/word/2010/wordml" xmlns:w15="http://schemas.microsoft.com/office/word/2012/wordml" xmlns:w16cex="http://schemas.microsoft.com/office/word/2018/wordml/cex" xmlns:w16cid="http://schemas.microsoft.com/office/word/2016/wordml/cid" xmlns:w16="http://schemas.microsoft.com/office/word/2018/wordml" xmlns:w16sdtdh="http://schemas.microsoft.com/office/word/2020/wordml/sdtdatahash" xmlns:w16se="http://schemas.microsoft.com/office/word/2015/wordml/symex" xmlns:wpg="http://schemas.microsoft.com/office/word/2010/wordprocessingGroup" xmlns:wpi="http://schemas.microsoft.com/office/word/2010/wordprocessingInk" xmlns:wne="http://schemas.microsoft.com/office/word/2006/wordml" xmlns:wps="http://schemas.microsoft.com/office/word/2010/wordprocessingShape"/>
-</file>
-
-<file path=word/endnotes.xml><?xml version="1.0" encoding="utf-8"?>
-<w:endnotes xmlns:wpc="http://schemas.microsoft.com/office/word/2010/wordprocessingCanvas" xmlns:mc="http://schemas.openxmlformats.org/markup-compatibility/2006" xmlns:o="urn:schemas-microsoft-com:office:office" xmlns:r="http://schemas.openxmlformats.org/officeDocument/2006/relationships" xmlns:m="http://schemas.openxmlformats.org/officeDocument/2006/math" xmlns:v="urn:schemas-microsoft-com:vml" xmlns:wp14="http://schemas.microsoft.com/office/word/2010/wordprocessingDrawing" xmlns:wp="http://schemas.openxmlformats.org/drawingml/2006/wordprocessingDrawing" xmlns:w10="urn:schemas-microsoft-com:office:word" xmlns:w="http://schemas.openxmlformats.org/wordprocessingml/2006/main" xmlns:w14="http://schemas.microsoft.com/office/word/2010/wordml" xmlns:w15="http://schemas.microsoft.com/office/word/2012/wordml" xmlns:wpg="http://schemas.microsoft.com/office/word/2010/wordprocessingGroup" xmlns:wpi="http://schemas.microsoft.com/office/word/2010/wordprocessingInk" xmlns:wne="http://schemas.microsoft.com/office/word/2006/wordml" xmlns:wps="http://schemas.microsoft.com/office/word/2010/wordprocessingShape" mc:Ignorable="w14 w15 wp14">
-  <w:endnote w:type="separator" w:id="-1">
-    <w:p>
-      <w:pPr>
-        <w:spacing w:after="0" w:line="240" w:lineRule="auto"/>
-      </w:pPr>
-      <w:r>
-        <w:rPr>
-          <w:rStyle w:val="EndnoteReference"/>
-        </w:rPr>
-        <w:endnoteRef/>
-      </w:r>
-      <w:r>
-        <w:separator/>
-      </w:r>
-    </w:p>
-  </w:endnote>
-  <w:endnote w:type="continuationSeparator" w:id="0">
-    <w:p>
-      <w:pPr>
-        <w:spacing w:after="0" w:line="240" w:lineRule="auto"/>
-      </w:pPr>
-      <w:r>
-        <w:rPr>
-          <w:rStyle w:val="EndnoteReference"/>
-        </w:rPr>
-        <w:endnoteRef/>
-      </w:r>
-      <w:r>
-        <w:continuationSeparator/>
-      </w:r>
-    </w:p>
-  </w:endnote>
-</w:endnotes>
 </file>
 
 <file path=word/footnotes.xml><?xml version="1.0" encoding="utf-8"?>
@@ -5009,9 +4842,9 @@
   <w:docDefaults>
     <w:rPrDefault>
       <w:rPr>
-        <w:rFonts w:ascii="Calibri" w:cs="Calibri" w:eastAsia="Calibri" w:hAnsi="Calibri"/>
         <w:sz w:val="21"/>
         <w:szCs w:val="21"/>
+        <w:rFonts w:ascii="Calibri" w:cs="Calibri" w:eastAsia="Calibri" w:hAnsi="Calibri"/>
       </w:rPr>
     </w:rPrDefault>
     <w:pPrDefault/>
@@ -5109,8 +4942,8 @@
     <w:uiPriority w:val="99"/>
     <w:unhideWhenUsed/>
     <w:rPr>
+      <w:u w:val="single"/>
       <w:color w:val="0563C1"/>
-      <w:u w:val="single"/>
     </w:rPr>
   </w:style>
   <w:style w:type="character" w:styleId="FootnoteReference">
@@ -5150,42 +4983,5 @@
       <w:szCs w:val="20"/>
     </w:rPr>
   </w:style>
-  <w:style w:type="character" w:styleId="EndnoteReference">
-    <w:name w:val="endnote reference"/>
-    <w:basedOn w:val="DefaultParagraphFont"/>
-    <w:uiPriority w:val="99"/>
-    <w:semiHidden/>
-    <w:unhideWhenUsed/>
-    <w:rPr>
-      <w:vertAlign w:val="superscript"/>
-    </w:rPr>
-  </w:style>
-  <w:style w:type="paragraph" w:styleId="EndnoteText">
-    <w:name w:val="endnote text"/>
-    <w:basedOn w:val="Normal"/>
-    <w:link w:val="EndnoteTextChar"/>
-    <w:uiPriority w:val="99"/>
-    <w:semiHidden/>
-    <w:unhideWhenUsed/>
-    <w:pPr>
-      <w:spacing w:after="0" w:line="240" w:lineRule="auto"/>
-    </w:pPr>
-    <w:rPr>
-      <w:sz w:val="20"/>
-      <w:szCs w:val="20"/>
-    </w:rPr>
-  </w:style>
-  <w:style w:type="character" w:styleId="EndnoteTextChar">
-    <w:name w:val="Endnote Text Char"/>
-    <w:basedOn w:val="DefaultParagraphFont"/>
-    <w:link w:val="EndnoteText"/>
-    <w:uiPriority w:val="99"/>
-    <w:semiHidden/>
-    <w:unhideWhenUsed/>
-    <w:rPr>
-      <w:sz w:val="20"/>
-      <w:szCs w:val="20"/>
-    </w:rPr>
-  </w:style>
 </w:styles>
 </file>
--- a/downloads/nayton-dokumentointipohjat.docx
+++ b/downloads/nayton-dokumentointipohjat.docx
@@ -570,144 +570,6 @@
           </w:p>
         </w:tc>
       </w:tr>
-      <w:tr>
-        <w:tc>
-          <w:tcPr>
-            <w:tcW w:type="dxa" w:w="578"/>
-            <w:tcMar>
-              <w:top w:type="dxa" w:w="60"/>
-              <w:left w:type="dxa" w:w="100"/>
-              <w:bottom w:type="dxa" w:w="60"/>
-              <w:right w:type="dxa" w:w="100"/>
-            </w:tcMar>
-          </w:tcPr>
-          <w:p>
-            <w:pPr>
-              <w:spacing w:after="0"/>
-            </w:pPr>
-            <w:r>
-              <w:rPr>
-                <w:sz w:val="19"/>
-                <w:szCs w:val="19"/>
-              </w:rPr>
-              <w:t xml:space="preserve">7</w:t>
-            </w:r>
-          </w:p>
-        </w:tc>
-        <w:tc>
-          <w:tcPr>
-            <w:tcW w:type="dxa" w:w="4337"/>
-            <w:tcMar>
-              <w:top w:type="dxa" w:w="60"/>
-              <w:left w:type="dxa" w:w="100"/>
-              <w:bottom w:type="dxa" w:w="60"/>
-              <w:right w:type="dxa" w:w="100"/>
-            </w:tcMar>
-          </w:tcPr>
-          <w:p>
-            <w:pPr>
-              <w:spacing w:after="0"/>
-            </w:pPr>
-            <w:r>
-              <w:rPr>
-                <w:sz w:val="19"/>
-                <w:szCs w:val="19"/>
-              </w:rPr>
-            </w:r>
-          </w:p>
-        </w:tc>
-        <w:tc>
-          <w:tcPr>
-            <w:tcW w:type="dxa" w:w="4723"/>
-            <w:tcMar>
-              <w:top w:type="dxa" w:w="60"/>
-              <w:left w:type="dxa" w:w="100"/>
-              <w:bottom w:type="dxa" w:w="60"/>
-              <w:right w:type="dxa" w:w="100"/>
-            </w:tcMar>
-          </w:tcPr>
-          <w:p>
-            <w:pPr>
-              <w:spacing w:after="0"/>
-            </w:pPr>
-            <w:r>
-              <w:rPr>
-                <w:sz w:val="19"/>
-                <w:szCs w:val="19"/>
-              </w:rPr>
-            </w:r>
-          </w:p>
-        </w:tc>
-      </w:tr>
-      <w:tr>
-        <w:tc>
-          <w:tcPr>
-            <w:tcW w:type="dxa" w:w="578"/>
-            <w:tcMar>
-              <w:top w:type="dxa" w:w="60"/>
-              <w:left w:type="dxa" w:w="100"/>
-              <w:bottom w:type="dxa" w:w="60"/>
-              <w:right w:type="dxa" w:w="100"/>
-            </w:tcMar>
-          </w:tcPr>
-          <w:p>
-            <w:pPr>
-              <w:spacing w:after="0"/>
-            </w:pPr>
-            <w:r>
-              <w:rPr>
-                <w:sz w:val="19"/>
-                <w:szCs w:val="19"/>
-              </w:rPr>
-              <w:t xml:space="preserve">8</w:t>
-            </w:r>
-          </w:p>
-        </w:tc>
-        <w:tc>
-          <w:tcPr>
-            <w:tcW w:type="dxa" w:w="4337"/>
-            <w:tcMar>
-              <w:top w:type="dxa" w:w="60"/>
-              <w:left w:type="dxa" w:w="100"/>
-              <w:bottom w:type="dxa" w:w="60"/>
-              <w:right w:type="dxa" w:w="100"/>
-            </w:tcMar>
-          </w:tcPr>
-          <w:p>
-            <w:pPr>
-              <w:spacing w:after="0"/>
-            </w:pPr>
-            <w:r>
-              <w:rPr>
-                <w:sz w:val="19"/>
-                <w:szCs w:val="19"/>
-              </w:rPr>
-            </w:r>
-          </w:p>
-        </w:tc>
-        <w:tc>
-          <w:tcPr>
-            <w:tcW w:type="dxa" w:w="4723"/>
-            <w:tcMar>
-              <w:top w:type="dxa" w:w="60"/>
-              <w:left w:type="dxa" w:w="100"/>
-              <w:bottom w:type="dxa" w:w="60"/>
-              <w:right w:type="dxa" w:w="100"/>
-            </w:tcMar>
-          </w:tcPr>
-          <w:p>
-            <w:pPr>
-              <w:spacing w:after="0"/>
-            </w:pPr>
-            <w:r>
-              <w:rPr>
-                <w:sz w:val="19"/>
-                <w:szCs w:val="19"/>
-              </w:rPr>
-            </w:r>
-          </w:p>
-        </w:tc>
-      </w:tr>
     </w:tbl>
     <w:p>
       <w:r>
@@ -901,7 +763,7 @@
           <w:sz w:val="21"/>
           <w:szCs w:val="21"/>
         </w:rPr>
-        <w:t xml:space="preserve">Keskustelukumppani, rooli ja pvm:</w:t>
+        <w:t xml:space="preserve">Keskustelukumppanin rooli (ei nimeä) ja pvm:</w:t>
       </w:r>
     </w:p>
     <w:p>
@@ -933,7 +795,7 @@
           <w:bCs/>
           <w:color w:val="1b5e20"/>
         </w:rPr>
-        <w:t xml:space="preserve">3 · Katselmointiloki (vkot 41 ja 47)</w:t>
+        <w:t xml:space="preserve">3 · Katselmointiloki (vkot 41 ja 46)</w:t>
       </w:r>
     </w:p>
     <w:tbl>
@@ -1025,7 +887,7 @@
                 <w:sz w:val="19"/>
                 <w:szCs w:val="19"/>
               </w:rPr>
-              <w:t xml:space="preserve">Osallistujat ja roolit</w:t>
+              <w:t xml:space="preserve">Osallistujien roolit (ei nimiä)</w:t>
             </w:r>
           </w:p>
         </w:tc>
@@ -1075,7 +937,7 @@
                 <w:sz w:val="19"/>
                 <w:szCs w:val="19"/>
               </w:rPr>
-              <w:t xml:space="preserve">Testaajan alkuperäinen havainto (hänen sanoillaan)</w:t>
+              <w:t xml:space="preserve">Testaajan havainto hänen sanoillaan (merkitse rooli, ei nimeä)</w:t>
             </w:r>
           </w:p>
         </w:tc>
@@ -1265,7 +1127,7 @@
           <w:sz w:val="21"/>
           <w:szCs w:val="21"/>
         </w:rPr>
-        <w:t xml:space="preserve">Erota aina testaajan sanat omasta tulkinnastasi.</w:t>
+        <w:t xml:space="preserve">Erota aina testaajan sanat omasta tulkinnastasi. Julkiseen repositoryyn kirjataan henkilöistä vain rooli; nimet ohjaajalle Teamsissa tarvittaessa.</w:t>
       </w:r>
     </w:p>
     <w:p>

--- a/downloads/nayton-dokumentointipohjat.docx
+++ b/downloads/nayton-dokumentointipohjat.docx
@@ -4,7 +4,7 @@
   <w:body>
     <w:p>
       <w:pPr>
-        <w:spacing w:before="200" w:after="120"/>
+        <w:spacing w:after="120" w:before="200"/>
       </w:pPr>
       <w:r>
         <w:rPr>
@@ -33,7 +33,7 @@
     <w:p>
       <w:pPr>
         <w:pStyle w:val="Heading1"/>
-        <w:spacing w:before="320" w:after="160"/>
+        <w:spacing w:after="160" w:before="320"/>
       </w:pPr>
       <w:r>
         <w:rPr>
@@ -199,6 +199,7 @@
                 <w:sz w:val="19"/>
                 <w:szCs w:val="19"/>
               </w:rPr>
+              <w:t xml:space="preserve"/>
             </w:r>
           </w:p>
         </w:tc>
@@ -221,6 +222,7 @@
                 <w:sz w:val="19"/>
                 <w:szCs w:val="19"/>
               </w:rPr>
+              <w:t xml:space="preserve"/>
             </w:r>
           </w:p>
         </w:tc>
@@ -268,6 +270,7 @@
                 <w:sz w:val="19"/>
                 <w:szCs w:val="19"/>
               </w:rPr>
+              <w:t xml:space="preserve"/>
             </w:r>
           </w:p>
         </w:tc>
@@ -290,6 +293,7 @@
                 <w:sz w:val="19"/>
                 <w:szCs w:val="19"/>
               </w:rPr>
+              <w:t xml:space="preserve"/>
             </w:r>
           </w:p>
         </w:tc>
@@ -337,6 +341,7 @@
                 <w:sz w:val="19"/>
                 <w:szCs w:val="19"/>
               </w:rPr>
+              <w:t xml:space="preserve"/>
             </w:r>
           </w:p>
         </w:tc>
@@ -359,6 +364,7 @@
                 <w:sz w:val="19"/>
                 <w:szCs w:val="19"/>
               </w:rPr>
+              <w:t xml:space="preserve"/>
             </w:r>
           </w:p>
         </w:tc>
@@ -406,6 +412,7 @@
                 <w:sz w:val="19"/>
                 <w:szCs w:val="19"/>
               </w:rPr>
+              <w:t xml:space="preserve"/>
             </w:r>
           </w:p>
         </w:tc>
@@ -428,6 +435,7 @@
                 <w:sz w:val="19"/>
                 <w:szCs w:val="19"/>
               </w:rPr>
+              <w:t xml:space="preserve"/>
             </w:r>
           </w:p>
         </w:tc>
@@ -475,6 +483,7 @@
                 <w:sz w:val="19"/>
                 <w:szCs w:val="19"/>
               </w:rPr>
+              <w:t xml:space="preserve"/>
             </w:r>
           </w:p>
         </w:tc>
@@ -497,6 +506,7 @@
                 <w:sz w:val="19"/>
                 <w:szCs w:val="19"/>
               </w:rPr>
+              <w:t xml:space="preserve"/>
             </w:r>
           </w:p>
         </w:tc>
@@ -544,6 +554,7 @@
                 <w:sz w:val="19"/>
                 <w:szCs w:val="19"/>
               </w:rPr>
+              <w:t xml:space="preserve"/>
             </w:r>
           </w:p>
         </w:tc>
@@ -566,6 +577,7 @@
                 <w:sz w:val="19"/>
                 <w:szCs w:val="19"/>
               </w:rPr>
+              <w:t xml:space="preserve"/>
             </w:r>
           </w:p>
         </w:tc>
@@ -579,7 +591,7 @@
     <w:p>
       <w:pPr>
         <w:pStyle w:val="Heading1"/>
-        <w:spacing w:before="320" w:after="160"/>
+        <w:spacing w:after="160" w:before="320"/>
       </w:pPr>
       <w:r>
         <w:rPr>
@@ -787,7 +799,7 @@
     <w:p>
       <w:pPr>
         <w:pStyle w:val="Heading1"/>
-        <w:spacing w:before="320" w:after="160"/>
+        <w:spacing w:after="160" w:before="320"/>
       </w:pPr>
       <w:r>
         <w:rPr>
@@ -860,6 +872,7 @@
                 <w:sz w:val="19"/>
                 <w:szCs w:val="19"/>
               </w:rPr>
+              <w:t xml:space="preserve"/>
             </w:r>
           </w:p>
         </w:tc>
@@ -910,6 +923,7 @@
                 <w:sz w:val="19"/>
                 <w:szCs w:val="19"/>
               </w:rPr>
+              <w:t xml:space="preserve"/>
             </w:r>
           </w:p>
         </w:tc>
@@ -960,6 +974,7 @@
                 <w:sz w:val="19"/>
                 <w:szCs w:val="19"/>
               </w:rPr>
+              <w:t xml:space="preserve"/>
             </w:r>
           </w:p>
         </w:tc>
@@ -1010,6 +1025,7 @@
                 <w:sz w:val="19"/>
                 <w:szCs w:val="19"/>
               </w:rPr>
+              <w:t xml:space="preserve"/>
             </w:r>
           </w:p>
         </w:tc>
@@ -1060,6 +1076,7 @@
                 <w:sz w:val="19"/>
                 <w:szCs w:val="19"/>
               </w:rPr>
+              <w:t xml:space="preserve"/>
             </w:r>
           </w:p>
         </w:tc>
@@ -1110,6 +1127,7 @@
                 <w:sz w:val="19"/>
                 <w:szCs w:val="19"/>
               </w:rPr>
+              <w:t xml:space="preserve"/>
             </w:r>
           </w:p>
         </w:tc>
@@ -1138,7 +1156,7 @@
     <w:p>
       <w:pPr>
         <w:pStyle w:val="Heading1"/>
-        <w:spacing w:before="320" w:after="160"/>
+        <w:spacing w:after="160" w:before="320"/>
       </w:pPr>
       <w:r>
         <w:rPr>
@@ -1373,6 +1391,7 @@
                 <w:sz w:val="19"/>
                 <w:szCs w:val="19"/>
               </w:rPr>
+              <w:t xml:space="preserve"/>
             </w:r>
           </w:p>
         </w:tc>
@@ -1395,6 +1414,7 @@
                 <w:sz w:val="19"/>
                 <w:szCs w:val="19"/>
               </w:rPr>
+              <w:t xml:space="preserve"/>
             </w:r>
           </w:p>
         </w:tc>
@@ -1417,6 +1437,7 @@
                 <w:sz w:val="19"/>
                 <w:szCs w:val="19"/>
               </w:rPr>
+              <w:t xml:space="preserve"/>
             </w:r>
           </w:p>
         </w:tc>
@@ -1439,6 +1460,7 @@
                 <w:sz w:val="19"/>
                 <w:szCs w:val="19"/>
               </w:rPr>
+              <w:t xml:space="preserve"/>
             </w:r>
           </w:p>
         </w:tc>
@@ -1461,6 +1483,7 @@
                 <w:sz w:val="19"/>
                 <w:szCs w:val="19"/>
               </w:rPr>
+              <w:t xml:space="preserve"/>
             </w:r>
           </w:p>
         </w:tc>
@@ -1508,6 +1531,7 @@
                 <w:sz w:val="19"/>
                 <w:szCs w:val="19"/>
               </w:rPr>
+              <w:t xml:space="preserve"/>
             </w:r>
           </w:p>
         </w:tc>
@@ -1530,6 +1554,7 @@
                 <w:sz w:val="19"/>
                 <w:szCs w:val="19"/>
               </w:rPr>
+              <w:t xml:space="preserve"/>
             </w:r>
           </w:p>
         </w:tc>
@@ -1552,6 +1577,7 @@
                 <w:sz w:val="19"/>
                 <w:szCs w:val="19"/>
               </w:rPr>
+              <w:t xml:space="preserve"/>
             </w:r>
           </w:p>
         </w:tc>
@@ -1574,6 +1600,7 @@
                 <w:sz w:val="19"/>
                 <w:szCs w:val="19"/>
               </w:rPr>
+              <w:t xml:space="preserve"/>
             </w:r>
           </w:p>
         </w:tc>
@@ -1596,6 +1623,7 @@
                 <w:sz w:val="19"/>
                 <w:szCs w:val="19"/>
               </w:rPr>
+              <w:t xml:space="preserve"/>
             </w:r>
           </w:p>
         </w:tc>
@@ -1643,6 +1671,7 @@
                 <w:sz w:val="19"/>
                 <w:szCs w:val="19"/>
               </w:rPr>
+              <w:t xml:space="preserve"/>
             </w:r>
           </w:p>
         </w:tc>
@@ -1665,6 +1694,7 @@
                 <w:sz w:val="19"/>
                 <w:szCs w:val="19"/>
               </w:rPr>
+              <w:t xml:space="preserve"/>
             </w:r>
           </w:p>
         </w:tc>
@@ -1687,6 +1717,7 @@
                 <w:sz w:val="19"/>
                 <w:szCs w:val="19"/>
               </w:rPr>
+              <w:t xml:space="preserve"/>
             </w:r>
           </w:p>
         </w:tc>
@@ -1709,6 +1740,7 @@
                 <w:sz w:val="19"/>
                 <w:szCs w:val="19"/>
               </w:rPr>
+              <w:t xml:space="preserve"/>
             </w:r>
           </w:p>
         </w:tc>
@@ -1731,6 +1763,7 @@
                 <w:sz w:val="19"/>
                 <w:szCs w:val="19"/>
               </w:rPr>
+              <w:t xml:space="preserve"/>
             </w:r>
           </w:p>
         </w:tc>
@@ -1778,6 +1811,7 @@
                 <w:sz w:val="19"/>
                 <w:szCs w:val="19"/>
               </w:rPr>
+              <w:t xml:space="preserve"/>
             </w:r>
           </w:p>
         </w:tc>
@@ -1800,6 +1834,7 @@
                 <w:sz w:val="19"/>
                 <w:szCs w:val="19"/>
               </w:rPr>
+              <w:t xml:space="preserve"/>
             </w:r>
           </w:p>
         </w:tc>
@@ -1822,6 +1857,7 @@
                 <w:sz w:val="19"/>
                 <w:szCs w:val="19"/>
               </w:rPr>
+              <w:t xml:space="preserve"/>
             </w:r>
           </w:p>
         </w:tc>
@@ -1844,6 +1880,7 @@
                 <w:sz w:val="19"/>
                 <w:szCs w:val="19"/>
               </w:rPr>
+              <w:t xml:space="preserve"/>
             </w:r>
           </w:p>
         </w:tc>
@@ -1866,6 +1903,7 @@
                 <w:sz w:val="19"/>
                 <w:szCs w:val="19"/>
               </w:rPr>
+              <w:t xml:space="preserve"/>
             </w:r>
           </w:p>
         </w:tc>
@@ -1913,6 +1951,7 @@
                 <w:sz w:val="19"/>
                 <w:szCs w:val="19"/>
               </w:rPr>
+              <w:t xml:space="preserve"/>
             </w:r>
           </w:p>
         </w:tc>
@@ -1935,6 +1974,7 @@
                 <w:sz w:val="19"/>
                 <w:szCs w:val="19"/>
               </w:rPr>
+              <w:t xml:space="preserve"/>
             </w:r>
           </w:p>
         </w:tc>
@@ -1957,6 +1997,7 @@
                 <w:sz w:val="19"/>
                 <w:szCs w:val="19"/>
               </w:rPr>
+              <w:t xml:space="preserve"/>
             </w:r>
           </w:p>
         </w:tc>
@@ -1979,6 +2020,7 @@
                 <w:sz w:val="19"/>
                 <w:szCs w:val="19"/>
               </w:rPr>
+              <w:t xml:space="preserve"/>
             </w:r>
           </w:p>
         </w:tc>
@@ -2001,6 +2043,7 @@
                 <w:sz w:val="19"/>
                 <w:szCs w:val="19"/>
               </w:rPr>
+              <w:t xml:space="preserve"/>
             </w:r>
           </w:p>
         </w:tc>
@@ -2048,6 +2091,7 @@
                 <w:sz w:val="19"/>
                 <w:szCs w:val="19"/>
               </w:rPr>
+              <w:t xml:space="preserve"/>
             </w:r>
           </w:p>
         </w:tc>
@@ -2070,6 +2114,7 @@
                 <w:sz w:val="19"/>
                 <w:szCs w:val="19"/>
               </w:rPr>
+              <w:t xml:space="preserve"/>
             </w:r>
           </w:p>
         </w:tc>
@@ -2092,6 +2137,7 @@
                 <w:sz w:val="19"/>
                 <w:szCs w:val="19"/>
               </w:rPr>
+              <w:t xml:space="preserve"/>
             </w:r>
           </w:p>
         </w:tc>
@@ -2114,6 +2160,7 @@
                 <w:sz w:val="19"/>
                 <w:szCs w:val="19"/>
               </w:rPr>
+              <w:t xml:space="preserve"/>
             </w:r>
           </w:p>
         </w:tc>
@@ -2136,6 +2183,7 @@
                 <w:sz w:val="19"/>
                 <w:szCs w:val="19"/>
               </w:rPr>
+              <w:t xml:space="preserve"/>
             </w:r>
           </w:p>
         </w:tc>
@@ -2183,6 +2231,7 @@
                 <w:sz w:val="19"/>
                 <w:szCs w:val="19"/>
               </w:rPr>
+              <w:t xml:space="preserve"/>
             </w:r>
           </w:p>
         </w:tc>
@@ -2205,6 +2254,7 @@
                 <w:sz w:val="19"/>
                 <w:szCs w:val="19"/>
               </w:rPr>
+              <w:t xml:space="preserve"/>
             </w:r>
           </w:p>
         </w:tc>
@@ -2227,6 +2277,7 @@
                 <w:sz w:val="19"/>
                 <w:szCs w:val="19"/>
               </w:rPr>
+              <w:t xml:space="preserve"/>
             </w:r>
           </w:p>
         </w:tc>
@@ -2249,6 +2300,7 @@
                 <w:sz w:val="19"/>
                 <w:szCs w:val="19"/>
               </w:rPr>
+              <w:t xml:space="preserve"/>
             </w:r>
           </w:p>
         </w:tc>
@@ -2271,6 +2323,7 @@
                 <w:sz w:val="19"/>
                 <w:szCs w:val="19"/>
               </w:rPr>
+              <w:t xml:space="preserve"/>
             </w:r>
           </w:p>
         </w:tc>
@@ -2318,6 +2371,7 @@
                 <w:sz w:val="19"/>
                 <w:szCs w:val="19"/>
               </w:rPr>
+              <w:t xml:space="preserve"/>
             </w:r>
           </w:p>
         </w:tc>
@@ -2340,6 +2394,7 @@
                 <w:sz w:val="19"/>
                 <w:szCs w:val="19"/>
               </w:rPr>
+              <w:t xml:space="preserve"/>
             </w:r>
           </w:p>
         </w:tc>
@@ -2362,6 +2417,7 @@
                 <w:sz w:val="19"/>
                 <w:szCs w:val="19"/>
               </w:rPr>
+              <w:t xml:space="preserve"/>
             </w:r>
           </w:p>
         </w:tc>
@@ -2384,6 +2440,7 @@
                 <w:sz w:val="19"/>
                 <w:szCs w:val="19"/>
               </w:rPr>
+              <w:t xml:space="preserve"/>
             </w:r>
           </w:p>
         </w:tc>
@@ -2406,6 +2463,7 @@
                 <w:sz w:val="19"/>
                 <w:szCs w:val="19"/>
               </w:rPr>
+              <w:t xml:space="preserve"/>
             </w:r>
           </w:p>
         </w:tc>
@@ -2453,6 +2511,7 @@
                 <w:sz w:val="19"/>
                 <w:szCs w:val="19"/>
               </w:rPr>
+              <w:t xml:space="preserve"/>
             </w:r>
           </w:p>
         </w:tc>
@@ -2475,6 +2534,7 @@
                 <w:sz w:val="19"/>
                 <w:szCs w:val="19"/>
               </w:rPr>
+              <w:t xml:space="preserve"/>
             </w:r>
           </w:p>
         </w:tc>
@@ -2497,6 +2557,7 @@
                 <w:sz w:val="19"/>
                 <w:szCs w:val="19"/>
               </w:rPr>
+              <w:t xml:space="preserve"/>
             </w:r>
           </w:p>
         </w:tc>
@@ -2519,6 +2580,7 @@
                 <w:sz w:val="19"/>
                 <w:szCs w:val="19"/>
               </w:rPr>
+              <w:t xml:space="preserve"/>
             </w:r>
           </w:p>
         </w:tc>
@@ -2541,6 +2603,7 @@
                 <w:sz w:val="19"/>
                 <w:szCs w:val="19"/>
               </w:rPr>
+              <w:t xml:space="preserve"/>
             </w:r>
           </w:p>
         </w:tc>
@@ -2588,6 +2651,7 @@
                 <w:sz w:val="19"/>
                 <w:szCs w:val="19"/>
               </w:rPr>
+              <w:t xml:space="preserve"/>
             </w:r>
           </w:p>
         </w:tc>
@@ -2610,6 +2674,7 @@
                 <w:sz w:val="19"/>
                 <w:szCs w:val="19"/>
               </w:rPr>
+              <w:t xml:space="preserve"/>
             </w:r>
           </w:p>
         </w:tc>
@@ -2632,6 +2697,7 @@
                 <w:sz w:val="19"/>
                 <w:szCs w:val="19"/>
               </w:rPr>
+              <w:t xml:space="preserve"/>
             </w:r>
           </w:p>
         </w:tc>
@@ -2654,6 +2720,7 @@
                 <w:sz w:val="19"/>
                 <w:szCs w:val="19"/>
               </w:rPr>
+              <w:t xml:space="preserve"/>
             </w:r>
           </w:p>
         </w:tc>
@@ -2676,6 +2743,7 @@
                 <w:sz w:val="19"/>
                 <w:szCs w:val="19"/>
               </w:rPr>
+              <w:t xml:space="preserve"/>
             </w:r>
           </w:p>
         </w:tc>
@@ -2723,6 +2791,7 @@
                 <w:sz w:val="19"/>
                 <w:szCs w:val="19"/>
               </w:rPr>
+              <w:t xml:space="preserve"/>
             </w:r>
           </w:p>
         </w:tc>
@@ -2745,6 +2814,7 @@
                 <w:sz w:val="19"/>
                 <w:szCs w:val="19"/>
               </w:rPr>
+              <w:t xml:space="preserve"/>
             </w:r>
           </w:p>
         </w:tc>
@@ -2767,6 +2837,7 @@
                 <w:sz w:val="19"/>
                 <w:szCs w:val="19"/>
               </w:rPr>
+              <w:t xml:space="preserve"/>
             </w:r>
           </w:p>
         </w:tc>
@@ -2789,6 +2860,7 @@
                 <w:sz w:val="19"/>
                 <w:szCs w:val="19"/>
               </w:rPr>
+              <w:t xml:space="preserve"/>
             </w:r>
           </w:p>
         </w:tc>
@@ -2811,6 +2883,7 @@
                 <w:sz w:val="19"/>
                 <w:szCs w:val="19"/>
               </w:rPr>
+              <w:t xml:space="preserve"/>
             </w:r>
           </w:p>
         </w:tc>
@@ -2858,6 +2931,7 @@
                 <w:sz w:val="19"/>
                 <w:szCs w:val="19"/>
               </w:rPr>
+              <w:t xml:space="preserve"/>
             </w:r>
           </w:p>
         </w:tc>
@@ -2880,6 +2954,7 @@
                 <w:sz w:val="19"/>
                 <w:szCs w:val="19"/>
               </w:rPr>
+              <w:t xml:space="preserve"/>
             </w:r>
           </w:p>
         </w:tc>
@@ -2902,6 +2977,7 @@
                 <w:sz w:val="19"/>
                 <w:szCs w:val="19"/>
               </w:rPr>
+              <w:t xml:space="preserve"/>
             </w:r>
           </w:p>
         </w:tc>
@@ -2924,6 +3000,7 @@
                 <w:sz w:val="19"/>
                 <w:szCs w:val="19"/>
               </w:rPr>
+              <w:t xml:space="preserve"/>
             </w:r>
           </w:p>
         </w:tc>
@@ -2946,6 +3023,7 @@
                 <w:sz w:val="19"/>
                 <w:szCs w:val="19"/>
               </w:rPr>
+              <w:t xml:space="preserve"/>
             </w:r>
           </w:p>
         </w:tc>
@@ -2974,7 +3052,7 @@
     <w:p>
       <w:pPr>
         <w:pStyle w:val="Heading1"/>
-        <w:spacing w:before="320" w:after="160"/>
+        <w:spacing w:after="160" w:before="320"/>
       </w:pPr>
       <w:r>
         <w:rPr>
@@ -3155,7 +3233,7 @@
     <w:p>
       <w:pPr>
         <w:pStyle w:val="Heading1"/>
-        <w:spacing w:before="320" w:after="160"/>
+        <w:spacing w:after="160" w:before="320"/>
       </w:pPr>
       <w:r>
         <w:rPr>
@@ -3298,6 +3376,7 @@
                 <w:sz w:val="19"/>
                 <w:szCs w:val="19"/>
               </w:rPr>
+              <w:t xml:space="preserve"/>
             </w:r>
           </w:p>
         </w:tc>
@@ -3320,6 +3399,7 @@
                 <w:sz w:val="19"/>
                 <w:szCs w:val="19"/>
               </w:rPr>
+              <w:t xml:space="preserve"/>
             </w:r>
           </w:p>
         </w:tc>
@@ -3342,6 +3422,7 @@
                 <w:sz w:val="19"/>
                 <w:szCs w:val="19"/>
               </w:rPr>
+              <w:t xml:space="preserve"/>
             </w:r>
           </w:p>
         </w:tc>
@@ -3366,6 +3447,7 @@
                 <w:sz w:val="19"/>
                 <w:szCs w:val="19"/>
               </w:rPr>
+              <w:t xml:space="preserve"/>
             </w:r>
           </w:p>
         </w:tc>
@@ -3388,6 +3470,7 @@
                 <w:sz w:val="19"/>
                 <w:szCs w:val="19"/>
               </w:rPr>
+              <w:t xml:space="preserve"/>
             </w:r>
           </w:p>
         </w:tc>
@@ -3410,6 +3493,7 @@
                 <w:sz w:val="19"/>
                 <w:szCs w:val="19"/>
               </w:rPr>
+              <w:t xml:space="preserve"/>
             </w:r>
           </w:p>
         </w:tc>
@@ -3434,6 +3518,7 @@
                 <w:sz w:val="19"/>
                 <w:szCs w:val="19"/>
               </w:rPr>
+              <w:t xml:space="preserve"/>
             </w:r>
           </w:p>
         </w:tc>
@@ -3456,6 +3541,7 @@
                 <w:sz w:val="19"/>
                 <w:szCs w:val="19"/>
               </w:rPr>
+              <w:t xml:space="preserve"/>
             </w:r>
           </w:p>
         </w:tc>
@@ -3478,6 +3564,7 @@
                 <w:sz w:val="19"/>
                 <w:szCs w:val="19"/>
               </w:rPr>
+              <w:t xml:space="preserve"/>
             </w:r>
           </w:p>
         </w:tc>
@@ -3502,6 +3589,7 @@
                 <w:sz w:val="19"/>
                 <w:szCs w:val="19"/>
               </w:rPr>
+              <w:t xml:space="preserve"/>
             </w:r>
           </w:p>
         </w:tc>
@@ -3524,6 +3612,7 @@
                 <w:sz w:val="19"/>
                 <w:szCs w:val="19"/>
               </w:rPr>
+              <w:t xml:space="preserve"/>
             </w:r>
           </w:p>
         </w:tc>
@@ -3546,6 +3635,7 @@
                 <w:sz w:val="19"/>
                 <w:szCs w:val="19"/>
               </w:rPr>
+              <w:t xml:space="preserve"/>
             </w:r>
           </w:p>
         </w:tc>
@@ -3570,6 +3660,7 @@
                 <w:sz w:val="19"/>
                 <w:szCs w:val="19"/>
               </w:rPr>
+              <w:t xml:space="preserve"/>
             </w:r>
           </w:p>
         </w:tc>
@@ -3592,6 +3683,7 @@
                 <w:sz w:val="19"/>
                 <w:szCs w:val="19"/>
               </w:rPr>
+              <w:t xml:space="preserve"/>
             </w:r>
           </w:p>
         </w:tc>
@@ -3614,6 +3706,7 @@
                 <w:sz w:val="19"/>
                 <w:szCs w:val="19"/>
               </w:rPr>
+              <w:t xml:space="preserve"/>
             </w:r>
           </w:p>
         </w:tc>
@@ -3638,6 +3731,7 @@
                 <w:sz w:val="19"/>
                 <w:szCs w:val="19"/>
               </w:rPr>
+              <w:t xml:space="preserve"/>
             </w:r>
           </w:p>
         </w:tc>
@@ -3660,6 +3754,7 @@
                 <w:sz w:val="19"/>
                 <w:szCs w:val="19"/>
               </w:rPr>
+              <w:t xml:space="preserve"/>
             </w:r>
           </w:p>
         </w:tc>
@@ -3682,6 +3777,7 @@
                 <w:sz w:val="19"/>
                 <w:szCs w:val="19"/>
               </w:rPr>
+              <w:t xml:space="preserve"/>
             </w:r>
           </w:p>
         </w:tc>
@@ -3706,6 +3802,7 @@
                 <w:sz w:val="19"/>
                 <w:szCs w:val="19"/>
               </w:rPr>
+              <w:t xml:space="preserve"/>
             </w:r>
           </w:p>
         </w:tc>
@@ -3728,6 +3825,7 @@
                 <w:sz w:val="19"/>
                 <w:szCs w:val="19"/>
               </w:rPr>
+              <w:t xml:space="preserve"/>
             </w:r>
           </w:p>
         </w:tc>
@@ -3750,6 +3848,7 @@
                 <w:sz w:val="19"/>
                 <w:szCs w:val="19"/>
               </w:rPr>
+              <w:t xml:space="preserve"/>
             </w:r>
           </w:p>
         </w:tc>
@@ -3774,6 +3873,7 @@
                 <w:sz w:val="19"/>
                 <w:szCs w:val="19"/>
               </w:rPr>
+              <w:t xml:space="preserve"/>
             </w:r>
           </w:p>
         </w:tc>
@@ -3796,6 +3896,7 @@
                 <w:sz w:val="19"/>
                 <w:szCs w:val="19"/>
               </w:rPr>
+              <w:t xml:space="preserve"/>
             </w:r>
           </w:p>
         </w:tc>
@@ -3818,6 +3919,7 @@
                 <w:sz w:val="19"/>
                 <w:szCs w:val="19"/>
               </w:rPr>
+              <w:t xml:space="preserve"/>
             </w:r>
           </w:p>
         </w:tc>
@@ -3846,7 +3948,7 @@
     <w:p>
       <w:pPr>
         <w:pStyle w:val="Heading1"/>
-        <w:spacing w:before="320" w:after="160"/>
+        <w:spacing w:after="160" w:before="320"/>
       </w:pPr>
       <w:r>
         <w:rPr>
@@ -4017,6 +4119,7 @@
                 <w:sz w:val="19"/>
                 <w:szCs w:val="19"/>
               </w:rPr>
+              <w:t xml:space="preserve"/>
             </w:r>
           </w:p>
         </w:tc>
@@ -4039,6 +4142,7 @@
                 <w:sz w:val="19"/>
                 <w:szCs w:val="19"/>
               </w:rPr>
+              <w:t xml:space="preserve"/>
             </w:r>
           </w:p>
         </w:tc>
@@ -4061,6 +4165,7 @@
                 <w:sz w:val="19"/>
                 <w:szCs w:val="19"/>
               </w:rPr>
+              <w:t xml:space="preserve"/>
             </w:r>
           </w:p>
         </w:tc>
@@ -4083,6 +4188,7 @@
                 <w:sz w:val="19"/>
                 <w:szCs w:val="19"/>
               </w:rPr>
+              <w:t xml:space="preserve"/>
             </w:r>
           </w:p>
         </w:tc>
@@ -4107,6 +4213,7 @@
                 <w:sz w:val="19"/>
                 <w:szCs w:val="19"/>
               </w:rPr>
+              <w:t xml:space="preserve"/>
             </w:r>
           </w:p>
         </w:tc>
@@ -4129,6 +4236,7 @@
                 <w:sz w:val="19"/>
                 <w:szCs w:val="19"/>
               </w:rPr>
+              <w:t xml:space="preserve"/>
             </w:r>
           </w:p>
         </w:tc>
@@ -4151,6 +4259,7 @@
                 <w:sz w:val="19"/>
                 <w:szCs w:val="19"/>
               </w:rPr>
+              <w:t xml:space="preserve"/>
             </w:r>
           </w:p>
         </w:tc>
@@ -4173,6 +4282,7 @@
                 <w:sz w:val="19"/>
                 <w:szCs w:val="19"/>
               </w:rPr>
+              <w:t xml:space="preserve"/>
             </w:r>
           </w:p>
         </w:tc>
@@ -4197,6 +4307,7 @@
                 <w:sz w:val="19"/>
                 <w:szCs w:val="19"/>
               </w:rPr>
+              <w:t xml:space="preserve"/>
             </w:r>
           </w:p>
         </w:tc>
@@ -4219,6 +4330,7 @@
                 <w:sz w:val="19"/>
                 <w:szCs w:val="19"/>
               </w:rPr>
+              <w:t xml:space="preserve"/>
             </w:r>
           </w:p>
         </w:tc>
@@ -4241,6 +4353,7 @@
                 <w:sz w:val="19"/>
                 <w:szCs w:val="19"/>
               </w:rPr>
+              <w:t xml:space="preserve"/>
             </w:r>
           </w:p>
         </w:tc>
@@ -4263,6 +4376,7 @@
                 <w:sz w:val="19"/>
                 <w:szCs w:val="19"/>
               </w:rPr>
+              <w:t xml:space="preserve"/>
             </w:r>
           </w:p>
         </w:tc>
@@ -4287,6 +4401,7 @@
                 <w:sz w:val="19"/>
                 <w:szCs w:val="19"/>
               </w:rPr>
+              <w:t xml:space="preserve"/>
             </w:r>
           </w:p>
         </w:tc>
@@ -4309,6 +4424,7 @@
                 <w:sz w:val="19"/>
                 <w:szCs w:val="19"/>
               </w:rPr>
+              <w:t xml:space="preserve"/>
             </w:r>
           </w:p>
         </w:tc>
@@ -4331,6 +4447,7 @@
                 <w:sz w:val="19"/>
                 <w:szCs w:val="19"/>
               </w:rPr>
+              <w:t xml:space="preserve"/>
             </w:r>
           </w:p>
         </w:tc>
@@ -4353,6 +4470,7 @@
                 <w:sz w:val="19"/>
                 <w:szCs w:val="19"/>
               </w:rPr>
+              <w:t xml:space="preserve"/>
             </w:r>
           </w:p>
         </w:tc>
@@ -4377,6 +4495,7 @@
                 <w:sz w:val="19"/>
                 <w:szCs w:val="19"/>
               </w:rPr>
+              <w:t xml:space="preserve"/>
             </w:r>
           </w:p>
         </w:tc>
@@ -4399,6 +4518,7 @@
                 <w:sz w:val="19"/>
                 <w:szCs w:val="19"/>
               </w:rPr>
+              <w:t xml:space="preserve"/>
             </w:r>
           </w:p>
         </w:tc>
@@ -4421,6 +4541,7 @@
                 <w:sz w:val="19"/>
                 <w:szCs w:val="19"/>
               </w:rPr>
+              <w:t xml:space="preserve"/>
             </w:r>
           </w:p>
         </w:tc>
@@ -4443,6 +4564,7 @@
                 <w:sz w:val="19"/>
                 <w:szCs w:val="19"/>
               </w:rPr>
+              <w:t xml:space="preserve"/>
             </w:r>
           </w:p>
         </w:tc>
@@ -4467,6 +4589,7 @@
                 <w:sz w:val="19"/>
                 <w:szCs w:val="19"/>
               </w:rPr>
+              <w:t xml:space="preserve"/>
             </w:r>
           </w:p>
         </w:tc>
@@ -4489,6 +4612,7 @@
                 <w:sz w:val="19"/>
                 <w:szCs w:val="19"/>
               </w:rPr>
+              <w:t xml:space="preserve"/>
             </w:r>
           </w:p>
         </w:tc>
@@ -4511,6 +4635,7 @@
                 <w:sz w:val="19"/>
                 <w:szCs w:val="19"/>
               </w:rPr>
+              <w:t xml:space="preserve"/>
             </w:r>
           </w:p>
         </w:tc>
@@ -4533,6 +4658,7 @@
                 <w:sz w:val="19"/>
                 <w:szCs w:val="19"/>
               </w:rPr>
+              <w:t xml:space="preserve"/>
             </w:r>
           </w:p>
         </w:tc>
@@ -4565,6 +4691,43 @@
 
 <file path=word/comments.xml><?xml version="1.0" encoding="utf-8"?>
 <w:comments xmlns:cx="http://schemas.microsoft.com/office/drawing/2014/chartex" xmlns:cx1="http://schemas.microsoft.com/office/drawing/2015/9/8/chartex" xmlns:cx2="http://schemas.microsoft.com/office/drawing/2015/10/21/chartex" xmlns:cx3="http://schemas.microsoft.com/office/drawing/2016/5/9/chartex" xmlns:cx4="http://schemas.microsoft.com/office/drawing/2016/5/10/chartex" xmlns:cx5="http://schemas.microsoft.com/office/drawing/2016/5/11/chartex" xmlns:cx6="http://schemas.microsoft.com/office/drawing/2016/5/12/chartex" xmlns:cx7="http://schemas.microsoft.com/office/drawing/2016/5/13/chartex" xmlns:cx8="http://schemas.microsoft.com/office/drawing/2016/5/14/chartex" xmlns:mc="http://schemas.openxmlformats.org/markup-compatibility/2006" xmlns:aink="http://schemas.microsoft.com/office/drawing/2016/ink" xmlns:am3d="http://schemas.microsoft.com/office/drawing/2017/model3d" xmlns:o="urn:schemas-microsoft-com:office:office" xmlns:r="http://schemas.openxmlformats.org/officeDocument/2006/relationships" xmlns:m="http://schemas.openxmlformats.org/officeDocument/2006/math" xmlns:v="urn:schemas-microsoft-com:vml" xmlns:wp14="http://schemas.microsoft.com/office/word/2010/wordprocessingDrawing" xmlns:wp="http://schemas.openxmlformats.org/drawingml/2006/wordprocessingDrawing" xmlns:w10="urn:schemas-microsoft-com:office:word" xmlns:w="http://schemas.openxmlformats.org/wordprocessingml/2006/main" xmlns:w14="http://schemas.microsoft.com/office/word/2010/wordml" xmlns:w15="http://schemas.microsoft.com/office/word/2012/wordml" xmlns:w16cex="http://schemas.microsoft.com/office/word/2018/wordml/cex" xmlns:w16cid="http://schemas.microsoft.com/office/word/2016/wordml/cid" xmlns:w16="http://schemas.microsoft.com/office/word/2018/wordml" xmlns:w16sdtdh="http://schemas.microsoft.com/office/word/2020/wordml/sdtdatahash" xmlns:w16se="http://schemas.microsoft.com/office/word/2015/wordml/symex" xmlns:wpg="http://schemas.microsoft.com/office/word/2010/wordprocessingGroup" xmlns:wpi="http://schemas.microsoft.com/office/word/2010/wordprocessingInk" xmlns:wne="http://schemas.microsoft.com/office/word/2006/wordml" xmlns:wps="http://schemas.microsoft.com/office/word/2010/wordprocessingShape"/>
+</file>
+
+<file path=word/endnotes.xml><?xml version="1.0" encoding="utf-8"?>
+<w:endnotes xmlns:wpc="http://schemas.microsoft.com/office/word/2010/wordprocessingCanvas" xmlns:mc="http://schemas.openxmlformats.org/markup-compatibility/2006" xmlns:o="urn:schemas-microsoft-com:office:office" xmlns:r="http://schemas.openxmlformats.org/officeDocument/2006/relationships" xmlns:m="http://schemas.openxmlformats.org/officeDocument/2006/math" xmlns:v="urn:schemas-microsoft-com:vml" xmlns:wp14="http://schemas.microsoft.com/office/word/2010/wordprocessingDrawing" xmlns:wp="http://schemas.openxmlformats.org/drawingml/2006/wordprocessingDrawing" xmlns:w10="urn:schemas-microsoft-com:office:word" xmlns:w="http://schemas.openxmlformats.org/wordprocessingml/2006/main" xmlns:w14="http://schemas.microsoft.com/office/word/2010/wordml" xmlns:w15="http://schemas.microsoft.com/office/word/2012/wordml" xmlns:wpg="http://schemas.microsoft.com/office/word/2010/wordprocessingGroup" xmlns:wpi="http://schemas.microsoft.com/office/word/2010/wordprocessingInk" xmlns:wne="http://schemas.microsoft.com/office/word/2006/wordml" xmlns:wps="http://schemas.microsoft.com/office/word/2010/wordprocessingShape" mc:Ignorable="w14 w15 wp14">
+  <w:endnote w:type="separator" w:id="-1">
+    <w:p>
+      <w:pPr>
+        <w:spacing w:after="0" w:line="240" w:lineRule="auto"/>
+      </w:pPr>
+      <w:r>
+        <w:rPr>
+          <w:rStyle w:val="EndnoteReference"/>
+        </w:rPr>
+        <w:endnoteRef/>
+      </w:r>
+      <w:r>
+        <w:separator/>
+      </w:r>
+    </w:p>
+  </w:endnote>
+  <w:endnote w:type="continuationSeparator" w:id="0">
+    <w:p>
+      <w:pPr>
+        <w:spacing w:after="0" w:line="240" w:lineRule="auto"/>
+      </w:pPr>
+      <w:r>
+        <w:rPr>
+          <w:rStyle w:val="EndnoteReference"/>
+        </w:rPr>
+        <w:endnoteRef/>
+      </w:r>
+      <w:r>
+        <w:continuationSeparator/>
+      </w:r>
+    </w:p>
+  </w:endnote>
+</w:endnotes>
 </file>
 
 <file path=word/footnotes.xml><?xml version="1.0" encoding="utf-8"?>
@@ -4704,9 +4867,9 @@
   <w:docDefaults>
     <w:rPrDefault>
       <w:rPr>
+        <w:rFonts w:ascii="Calibri" w:cs="Calibri" w:eastAsia="Calibri" w:hAnsi="Calibri"/>
         <w:sz w:val="21"/>
         <w:szCs w:val="21"/>
-        <w:rFonts w:ascii="Calibri" w:cs="Calibri" w:eastAsia="Calibri" w:hAnsi="Calibri"/>
       </w:rPr>
     </w:rPrDefault>
     <w:pPrDefault/>
@@ -4804,8 +4967,8 @@
     <w:uiPriority w:val="99"/>
     <w:unhideWhenUsed/>
     <w:rPr>
+      <w:color w:val="0563C1"/>
       <w:u w:val="single"/>
-      <w:color w:val="0563C1"/>
     </w:rPr>
   </w:style>
   <w:style w:type="character" w:styleId="FootnoteReference">
@@ -4845,5 +5008,42 @@
       <w:szCs w:val="20"/>
     </w:rPr>
   </w:style>
+  <w:style w:type="character" w:styleId="EndnoteReference">
+    <w:name w:val="endnote reference"/>
+    <w:basedOn w:val="DefaultParagraphFont"/>
+    <w:uiPriority w:val="99"/>
+    <w:semiHidden/>
+    <w:unhideWhenUsed/>
+    <w:rPr>
+      <w:vertAlign w:val="superscript"/>
+    </w:rPr>
+  </w:style>
+  <w:style w:type="paragraph" w:styleId="EndnoteText">
+    <w:name w:val="endnote text"/>
+    <w:basedOn w:val="Normal"/>
+    <w:link w:val="EndnoteTextChar"/>
+    <w:uiPriority w:val="99"/>
+    <w:semiHidden/>
+    <w:unhideWhenUsed/>
+    <w:pPr>
+      <w:spacing w:after="0" w:line="240" w:lineRule="auto"/>
+    </w:pPr>
+    <w:rPr>
+      <w:sz w:val="20"/>
+      <w:szCs w:val="20"/>
+    </w:rPr>
+  </w:style>
+  <w:style w:type="character" w:styleId="EndnoteTextChar">
+    <w:name w:val="Endnote Text Char"/>
+    <w:basedOn w:val="DefaultParagraphFont"/>
+    <w:link w:val="EndnoteText"/>
+    <w:uiPriority w:val="99"/>
+    <w:semiHidden/>
+    <w:unhideWhenUsed/>
+    <w:rPr>
+      <w:sz w:val="20"/>
+      <w:szCs w:val="20"/>
+    </w:rPr>
+  </w:style>
 </w:styles>
 </file>